--- a/zht/docx/103.content.docx
+++ b/zht/docx/103.content.docx
@@ -150,26 +150,6 @@
           <w:lang w:val="zh_TW" w:bidi="zh_TW"/>
         </w:rPr>
         <w:t>yue</w:t>
-      </w:r>
-      <w:r>
-        <w:rPr>
-          <w:lang w:val="zh_TW" w:bidi="zh_TW"/>
-        </w:rPr>
-      </w:r>
-    </w:p>
-    <w:p>
-      <w:pPr/>
-      <w:r>
-        <w:rPr>
-          <w:lang w:val="zh_TW" w:bidi="zh_TW"/>
-        </w:rPr>
-      </w:r>
-      <w:r>
-        <w:rPr>
-          <w:i/>
-          <w:lang w:val="zh_TW" w:bidi="zh_TW"/>
-        </w:rPr>
-        <w:t>約伯的無辜, 約櫃, 約翰的門徒訓練簡介, 約翰福音中的「信」, 約翰福音中的神蹟, 約翰福音中的誤解</w:t>
       </w:r>
       <w:r>
         <w:rPr>

--- a/zht/docx/103.content.docx
+++ b/zht/docx/103.content.docx
@@ -19,7 +19,7 @@
         <w:rPr>
           <w:lang w:val="zh_TW" w:bidi="zh_TW"/>
         </w:rPr>
-        <w:t>Resource: Study Notes - Themes (Tyndale)</w:t>
+        <w:t>Resource: Tyndale Open Study Notes</w:t>
       </w:r>
       <w:r>
         <w:rPr>
@@ -112,7 +112,7 @@
         <w:rPr>
           <w:lang w:val="zh_TW" w:bidi="zh_TW"/>
         </w:rPr>
-        <w:t>Study Notes - Themes (Tyndale)</w:t>
+        <w:t>Tyndale Open Study Notes</w:t>
       </w:r>
     </w:p>
     <w:p>

--- a/zht/docx/103.content.docx
+++ b/zht/docx/103.content.docx
@@ -2686,7 +2686,7 @@
         <w:rPr>
           <w:lang w:val="zh_TW" w:bidi="zh_TW"/>
         </w:rPr>
-        <w:t>約翰福音中的「信」</w:t>
+        <w:t>約翰福音中的神蹟</w:t>
       </w:r>
       <w:r>
         <w:rPr>
@@ -2705,20 +2705,20 @@
         <w:rPr>
           <w:lang w:val="zh_TW" w:bidi="zh_TW"/>
         </w:rPr>
-        <w:t>「信（belief）」這個主題在約翰福音中佔有核心地位。約翰並不使用新約聖經中常見的</w:t>
+        <w:t>四卷福音書使用了三個字來描述耶穌的神蹟。在馬太福音、馬可福音和路加福音中，希臘文詞語</w:t>
       </w:r>
       <w:r>
         <w:rPr>
           <w:i/>
           <w:lang w:val="zh_TW" w:bidi="zh_TW"/>
         </w:rPr>
-        <w:t>信心（faith）</w:t>
-      </w:r>
-      <w:r>
-        <w:rPr>
-          <w:lang w:val="zh_TW" w:bidi="zh_TW"/>
-        </w:rPr>
-        <w:t>這個名詞（例如，見</w:t>
+        <w:t>dunamis</w:t>
+      </w:r>
+      <w:r>
+        <w:rPr>
+          <w:lang w:val="zh_TW" w:bidi="zh_TW"/>
+        </w:rPr>
+        <w:t>意為「大能」，用來形容一種強大作為，能令人體會到神正在藉著耶穌行事（見</w:t>
       </w:r>
       <w:hyperlink r:id="rId114">
         <w:r>
@@ -2729,135 +2729,14 @@
             <w:color w:val="0000EE"/>
             <w:u w:val="single"/>
           </w:rPr>
-          <w:t>太8:8–10；</w:t>
-        </w:r>
-      </w:hyperlink>
-      <w:hyperlink r:id="rId115">
-        <w:r>
-          <w:rPr>
-            <w:lang w:val="zh_TW" w:bidi="zh_TW"/>
-          </w:rPr>
-          <w:rPr>
-            <w:color w:val="0000EE"/>
-            <w:u w:val="single"/>
-          </w:rPr>
-          <w:t>可11:22；</w:t>
-        </w:r>
-      </w:hyperlink>
-      <w:hyperlink r:id="rId116">
-        <w:r>
-          <w:rPr>
-            <w:lang w:val="zh_TW" w:bidi="zh_TW"/>
-          </w:rPr>
-          <w:rPr>
-            <w:color w:val="0000EE"/>
-            <w:u w:val="single"/>
-          </w:rPr>
-          <w:t>徒20:21；</w:t>
-        </w:r>
-      </w:hyperlink>
-      <w:hyperlink r:id="rId117">
-        <w:r>
-          <w:rPr>
-            <w:lang w:val="zh_TW" w:bidi="zh_TW"/>
-          </w:rPr>
-          <w:rPr>
-            <w:color w:val="0000EE"/>
-            <w:u w:val="single"/>
-          </w:rPr>
-          <w:t>羅1:17</w:t>
-        </w:r>
-      </w:hyperlink>
-      <w:r>
-        <w:rPr>
-          <w:lang w:val="zh_TW" w:bidi="zh_TW"/>
-        </w:rPr>
-        <w:t>，</w:t>
-      </w:r>
-      <w:hyperlink r:id="rId118">
-        <w:r>
-          <w:rPr>
-            <w:lang w:val="zh_TW" w:bidi="zh_TW"/>
-          </w:rPr>
-          <w:rPr>
-            <w:color w:val="0000EE"/>
-            <w:u w:val="single"/>
-          </w:rPr>
-          <w:t>3:27–31</w:t>
-        </w:r>
-      </w:hyperlink>
-      <w:r>
-        <w:rPr>
-          <w:lang w:val="zh_TW" w:bidi="zh_TW"/>
-        </w:rPr>
-        <w:t>，</w:t>
-      </w:r>
-      <w:hyperlink r:id="rId119">
-        <w:r>
-          <w:rPr>
-            <w:lang w:val="zh_TW" w:bidi="zh_TW"/>
-          </w:rPr>
-          <w:rPr>
-            <w:color w:val="0000EE"/>
-            <w:u w:val="single"/>
-          </w:rPr>
-          <w:t>4:3–5；</w:t>
-        </w:r>
-      </w:hyperlink>
-      <w:hyperlink r:id="rId120">
-        <w:r>
-          <w:rPr>
-            <w:lang w:val="zh_TW" w:bidi="zh_TW"/>
-          </w:rPr>
-          <w:rPr>
-            <w:color w:val="0000EE"/>
-            <w:u w:val="single"/>
-          </w:rPr>
-          <w:t>來11:1–39；</w:t>
-        </w:r>
-      </w:hyperlink>
-      <w:hyperlink r:id="rId121">
-        <w:r>
-          <w:rPr>
-            <w:lang w:val="zh_TW" w:bidi="zh_TW"/>
-          </w:rPr>
-          <w:rPr>
-            <w:color w:val="0000EE"/>
-            <w:u w:val="single"/>
-          </w:rPr>
-          <w:t>雅2:14–24；</w:t>
-        </w:r>
-      </w:hyperlink>
-      <w:hyperlink r:id="rId122">
-        <w:r>
-          <w:rPr>
-            <w:lang w:val="zh_TW" w:bidi="zh_TW"/>
-          </w:rPr>
-          <w:rPr>
-            <w:color w:val="0000EE"/>
-            <w:u w:val="single"/>
-          </w:rPr>
-          <w:t>彼前1:5–7</w:t>
-        </w:r>
-      </w:hyperlink>
-      <w:r>
-        <w:rPr>
-          <w:lang w:val="zh_TW" w:bidi="zh_TW"/>
-        </w:rPr>
-        <w:t>）。約翰偏好使用動詞</w:t>
-      </w:r>
-      <w:r>
-        <w:rPr>
-          <w:i/>
-          <w:lang w:val="zh_TW" w:bidi="zh_TW"/>
-        </w:rPr>
-        <w:t>信</w:t>
-      </w:r>
-      <w:r>
-        <w:rPr>
-          <w:lang w:val="zh_TW" w:bidi="zh_TW"/>
-        </w:rPr>
-        <w:t>（意即「信靠」或「忠心」），來表明信心並不是一種固定不變的信念，而是「活的」，並且需要行動來展現。在約翰福音中，「信」耶穌是所有真門徒的記號。</w:t>
+          <w:t>可6:2</w:t>
+        </w:r>
+      </w:hyperlink>
+      <w:r>
+        <w:rPr>
+          <w:lang w:val="zh_TW" w:bidi="zh_TW"/>
+        </w:rPr>
+        <w:t>）。</w:t>
       </w:r>
     </w:p>
     <w:p>
@@ -2871,500 +2750,39 @@
         <w:rPr>
           <w:lang w:val="zh_TW" w:bidi="zh_TW"/>
         </w:rPr>
-        <w:t>在約翰福音中，翻譯為「信」的動詞常常接著希臘文介詞</w:t>
+        <w:t>使徒約翰卻沒有用這個當時普及的詞語</w:t>
       </w:r>
       <w:r>
         <w:rPr>
           <w:i/>
           <w:lang w:val="zh_TW" w:bidi="zh_TW"/>
         </w:rPr>
-        <w:t>eis</w:t>
-      </w:r>
-      <w:r>
-        <w:rPr>
-          <w:lang w:val="zh_TW" w:bidi="zh_TW"/>
-        </w:rPr>
-        <w:t>，意思是「進入」。這種組合在古希臘文中非常獨特。對約翰而言，信不只是一種心態，更是對耶穌的委身。信就是接受耶穌的身分，以及祂所宣稱的一切。</w:t>
-      </w:r>
-    </w:p>
-    <w:p>
-      <w:pPr/>
-      <w:r>
-        <w:rPr>
-          <w:lang w:val="zh_TW" w:bidi="zh_TW"/>
-        </w:rPr>
-      </w:r>
-      <w:r>
-        <w:rPr>
-          <w:lang w:val="zh_TW" w:bidi="zh_TW"/>
-        </w:rPr>
-        <w:t>信也包含一種委身，要讓耶穌那關於「信靠祂」的呼召改變人的生活方式。信就是神要我們做的工（</w:t>
-      </w:r>
-      <w:hyperlink r:id="rId123">
-        <w:r>
-          <w:rPr>
-            <w:lang w:val="zh_TW" w:bidi="zh_TW"/>
-          </w:rPr>
-          <w:rPr>
-            <w:color w:val="0000EE"/>
-            <w:u w:val="single"/>
-          </w:rPr>
-          <w:t>約6:29</w:t>
-        </w:r>
-      </w:hyperlink>
-      <w:r>
-        <w:rPr>
-          <w:lang w:val="zh_TW" w:bidi="zh_TW"/>
-        </w:rPr>
-        <w:t>）。我們藉著遵循耶穌的教導、愛祂並遵行祂的命令來活出信（</w:t>
-      </w:r>
-      <w:hyperlink r:id="rId124">
-        <w:r>
-          <w:rPr>
-            <w:lang w:val="zh_TW" w:bidi="zh_TW"/>
-          </w:rPr>
-          <w:rPr>
-            <w:color w:val="0000EE"/>
-            <w:u w:val="single"/>
-          </w:rPr>
-          <w:t>約8:31，</w:t>
-        </w:r>
-      </w:hyperlink>
-      <w:hyperlink r:id="rId125">
-        <w:r>
-          <w:rPr>
-            <w:lang w:val="zh_TW" w:bidi="zh_TW"/>
-          </w:rPr>
-          <w:rPr>
-            <w:color w:val="0000EE"/>
-            <w:u w:val="single"/>
-          </w:rPr>
-          <w:t>15:1–17</w:t>
-        </w:r>
-      </w:hyperlink>
-      <w:r>
-        <w:rPr>
-          <w:lang w:val="zh_TW" w:bidi="zh_TW"/>
-        </w:rPr>
-        <w:t>；見</w:t>
-      </w:r>
-      <w:hyperlink r:id="rId126">
-        <w:r>
-          <w:rPr>
-            <w:lang w:val="zh_TW" w:bidi="zh_TW"/>
-          </w:rPr>
-          <w:rPr>
-            <w:color w:val="0000EE"/>
-            <w:u w:val="single"/>
-          </w:rPr>
-          <w:t>約一5:10</w:t>
-        </w:r>
-      </w:hyperlink>
-      <w:r>
-        <w:rPr>
-          <w:lang w:val="zh_TW" w:bidi="zh_TW"/>
-        </w:rPr>
-        <w:t>）。</w:t>
-      </w:r>
-    </w:p>
-    <w:p>
-      <w:pPr/>
-      <w:r>
-        <w:rPr>
-          <w:lang w:val="zh_TW" w:bidi="zh_TW"/>
-        </w:rPr>
-      </w:r>
-      <w:r>
-        <w:rPr>
-          <w:u w:val="single"/>
-          <w:lang w:val="zh_TW" w:bidi="zh_TW"/>
-        </w:rPr>
-        <w:t>進深研究的經文段落</w:t>
-      </w:r>
-    </w:p>
-    <w:p>
-      <w:pPr/>
-      <w:r>
-        <w:rPr>
-          <w:lang w:val="zh_TW" w:bidi="zh_TW"/>
-        </w:rPr>
-      </w:r>
-      <w:hyperlink r:id="rId127">
-        <w:r>
-          <w:rPr>
-            <w:lang w:val="zh_TW" w:bidi="zh_TW"/>
-          </w:rPr>
-          <w:rPr>
-            <w:color w:val="0000EE"/>
-            <w:u w:val="single"/>
-          </w:rPr>
-          <w:t>創15:6</w:t>
-        </w:r>
-      </w:hyperlink>
-      <w:r>
-        <w:rPr>
-          <w:lang w:val="zh_TW" w:bidi="zh_TW"/>
-        </w:rPr>
-        <w:t>；</w:t>
-      </w:r>
-      <w:hyperlink r:id="rId128">
-        <w:r>
-          <w:rPr>
-            <w:lang w:val="zh_TW" w:bidi="zh_TW"/>
-          </w:rPr>
-          <w:rPr>
-            <w:color w:val="0000EE"/>
-            <w:u w:val="single"/>
-          </w:rPr>
-          <w:t>賽28:16</w:t>
-        </w:r>
-      </w:hyperlink>
-      <w:r>
-        <w:rPr>
-          <w:lang w:val="zh_TW" w:bidi="zh_TW"/>
-        </w:rPr>
-        <w:t>；</w:t>
-      </w:r>
-      <w:hyperlink r:id="rId129">
-        <w:r>
-          <w:rPr>
-            <w:lang w:val="zh_TW" w:bidi="zh_TW"/>
-          </w:rPr>
-          <w:rPr>
-            <w:color w:val="0000EE"/>
-            <w:u w:val="single"/>
-          </w:rPr>
-          <w:t>可1:15，</w:t>
-        </w:r>
-      </w:hyperlink>
-      <w:hyperlink r:id="rId130">
-        <w:r>
-          <w:rPr>
-            <w:lang w:val="zh_TW" w:bidi="zh_TW"/>
-          </w:rPr>
-          <w:rPr>
-            <w:color w:val="0000EE"/>
-            <w:u w:val="single"/>
-          </w:rPr>
-          <w:t>可9:23–24</w:t>
-        </w:r>
-      </w:hyperlink>
-      <w:r>
-        <w:rPr>
-          <w:lang w:val="zh_TW" w:bidi="zh_TW"/>
-        </w:rPr>
-        <w:t>；</w:t>
-      </w:r>
-      <w:hyperlink r:id="rId131">
-        <w:r>
-          <w:rPr>
-            <w:lang w:val="zh_TW" w:bidi="zh_TW"/>
-          </w:rPr>
-          <w:rPr>
-            <w:color w:val="0000EE"/>
-            <w:u w:val="single"/>
-          </w:rPr>
-          <w:t>約1:12–13，</w:t>
-        </w:r>
-      </w:hyperlink>
-      <w:hyperlink r:id="rId132">
-        <w:r>
-          <w:rPr>
-            <w:lang w:val="zh_TW" w:bidi="zh_TW"/>
-          </w:rPr>
-          <w:rPr>
-            <w:color w:val="0000EE"/>
-            <w:u w:val="single"/>
-          </w:rPr>
-          <w:t>約3:10–18，</w:t>
-        </w:r>
-      </w:hyperlink>
-      <w:hyperlink r:id="rId133">
-        <w:r>
-          <w:rPr>
-            <w:lang w:val="zh_TW" w:bidi="zh_TW"/>
-          </w:rPr>
-          <w:rPr>
-            <w:color w:val="0000EE"/>
-            <w:u w:val="single"/>
-          </w:rPr>
-          <w:t>約5:24，</w:t>
-        </w:r>
-      </w:hyperlink>
-      <w:hyperlink r:id="rId134">
-        <w:r>
-          <w:rPr>
-            <w:lang w:val="zh_TW" w:bidi="zh_TW"/>
-          </w:rPr>
-          <w:rPr>
-            <w:color w:val="0000EE"/>
-            <w:u w:val="single"/>
-          </w:rPr>
-          <w:t>約6:35–36，</w:t>
-        </w:r>
-      </w:hyperlink>
-      <w:hyperlink r:id="rId135">
-        <w:r>
-          <w:rPr>
-            <w:lang w:val="zh_TW" w:bidi="zh_TW"/>
-          </w:rPr>
-          <w:rPr>
-            <w:color w:val="0000EE"/>
-            <w:u w:val="single"/>
-          </w:rPr>
-          <w:t>約7:38，</w:t>
-        </w:r>
-      </w:hyperlink>
-      <w:hyperlink r:id="rId91">
-        <w:r>
-          <w:rPr>
-            <w:lang w:val="zh_TW" w:bidi="zh_TW"/>
-          </w:rPr>
-          <w:rPr>
-            <w:color w:val="0000EE"/>
-            <w:u w:val="single"/>
-          </w:rPr>
-          <w:t>約9:35–38，</w:t>
-        </w:r>
-      </w:hyperlink>
-      <w:hyperlink r:id="rId136">
-        <w:r>
-          <w:rPr>
-            <w:lang w:val="zh_TW" w:bidi="zh_TW"/>
-          </w:rPr>
-          <w:rPr>
-            <w:color w:val="0000EE"/>
-            <w:u w:val="single"/>
-          </w:rPr>
-          <w:t>約11:25–27，</w:t>
-        </w:r>
-      </w:hyperlink>
-      <w:hyperlink r:id="rId137">
-        <w:r>
-          <w:rPr>
-            <w:lang w:val="zh_TW" w:bidi="zh_TW"/>
-          </w:rPr>
-          <w:rPr>
-            <w:color w:val="0000EE"/>
-            <w:u w:val="single"/>
-          </w:rPr>
-          <w:t>約12:37，</w:t>
-        </w:r>
-      </w:hyperlink>
-      <w:hyperlink r:id="rId138">
-        <w:r>
-          <w:rPr>
-            <w:lang w:val="zh_TW" w:bidi="zh_TW"/>
-          </w:rPr>
-          <w:rPr>
-            <w:color w:val="0000EE"/>
-            <w:u w:val="single"/>
-          </w:rPr>
-          <w:t>約20:25–31</w:t>
-        </w:r>
-      </w:hyperlink>
-      <w:r>
-        <w:rPr>
-          <w:lang w:val="zh_TW" w:bidi="zh_TW"/>
-        </w:rPr>
-        <w:t>；</w:t>
-      </w:r>
-      <w:hyperlink r:id="rId139">
-        <w:r>
-          <w:rPr>
-            <w:lang w:val="zh_TW" w:bidi="zh_TW"/>
-          </w:rPr>
-          <w:rPr>
-            <w:color w:val="0000EE"/>
-            <w:u w:val="single"/>
-          </w:rPr>
-          <w:t>徒10:43，</w:t>
-        </w:r>
-      </w:hyperlink>
-      <w:hyperlink r:id="rId140">
-        <w:r>
-          <w:rPr>
-            <w:lang w:val="zh_TW" w:bidi="zh_TW"/>
-          </w:rPr>
-          <w:rPr>
-            <w:color w:val="0000EE"/>
-            <w:u w:val="single"/>
-          </w:rPr>
-          <w:t>徒13:39</w:t>
-        </w:r>
-      </w:hyperlink>
-      <w:r>
-        <w:rPr>
-          <w:lang w:val="zh_TW" w:bidi="zh_TW"/>
-        </w:rPr>
-        <w:t>；</w:t>
-      </w:r>
-      <w:hyperlink r:id="rId141">
-        <w:r>
-          <w:rPr>
-            <w:lang w:val="zh_TW" w:bidi="zh_TW"/>
-          </w:rPr>
-          <w:rPr>
-            <w:color w:val="0000EE"/>
-            <w:u w:val="single"/>
-          </w:rPr>
-          <w:t>羅1:16，</w:t>
-        </w:r>
-      </w:hyperlink>
-      <w:hyperlink r:id="rId142">
-        <w:r>
-          <w:rPr>
-            <w:lang w:val="zh_TW" w:bidi="zh_TW"/>
-          </w:rPr>
-          <w:rPr>
-            <w:color w:val="0000EE"/>
-            <w:u w:val="single"/>
-          </w:rPr>
-          <w:t>羅10:9–10</w:t>
-        </w:r>
-      </w:hyperlink>
-      <w:r>
-        <w:rPr>
-          <w:lang w:val="zh_TW" w:bidi="zh_TW"/>
-        </w:rPr>
-        <w:t>；</w:t>
-      </w:r>
-      <w:hyperlink r:id="rId143">
-        <w:r>
-          <w:rPr>
-            <w:lang w:val="zh_TW" w:bidi="zh_TW"/>
-          </w:rPr>
-          <w:rPr>
-            <w:color w:val="0000EE"/>
-            <w:u w:val="single"/>
-          </w:rPr>
-          <w:t>來4:3</w:t>
-        </w:r>
-      </w:hyperlink>
-      <w:r>
-        <w:rPr>
-          <w:lang w:val="zh_TW" w:bidi="zh_TW"/>
-        </w:rPr>
-      </w:r>
-      <w:r>
-        <w:rPr>
-          <w:lang w:val="zh_TW" w:bidi="zh_TW"/>
-        </w:rPr>
-      </w:r>
-    </w:p>
-    <w:p>
-      <w:pPr/>
-      <w:r>
-        <w:rPr>
-          <w:lang w:val="zh_TW" w:bidi="zh_TW"/>
-        </w:rPr>
-      </w:r>
-    </w:p>
-    <w:p>
-      <w:pPr>
-        <w:pStyle w:val="Heading2"/>
-      </w:pPr>
-      <w:r>
-        <w:rPr>
-          <w:lang w:val="zh_TW" w:bidi="zh_TW"/>
-        </w:rPr>
-        <w:t>約翰福音中的神蹟</w:t>
-      </w:r>
-      <w:r>
-        <w:rPr>
-          <w:lang w:val="zh_TW" w:bidi="zh_TW"/>
-        </w:rPr>
-      </w:r>
-    </w:p>
-    <w:p>
-      <w:pPr/>
-      <w:r>
-        <w:rPr>
-          <w:lang w:val="zh_TW" w:bidi="zh_TW"/>
-        </w:rPr>
-      </w:r>
-      <w:r>
-        <w:rPr>
-          <w:lang w:val="zh_TW" w:bidi="zh_TW"/>
-        </w:rPr>
-        <w:t>四卷福音書使用了三個字來描述耶穌的神蹟。在馬太福音、馬可福音和路加福音中，希臘文詞語</w:t>
+        <w:t>dunamis</w:t>
+      </w:r>
+      <w:r>
+        <w:rPr>
+          <w:lang w:val="zh_TW" w:bidi="zh_TW"/>
+        </w:rPr>
+        <w:t>來指耶穌的神蹟。相反，他稱每個神蹟為「記號」（sign，和合本譯為神蹟，希臘文</w:t>
       </w:r>
       <w:r>
         <w:rPr>
           <w:i/>
           <w:lang w:val="zh_TW" w:bidi="zh_TW"/>
         </w:rPr>
-        <w:t>dunamis</w:t>
-      </w:r>
-      <w:r>
-        <w:rPr>
-          <w:lang w:val="zh_TW" w:bidi="zh_TW"/>
-        </w:rPr>
-        <w:t>意為「大能」，用來形容一種強大作為，能令人體會到神正在藉著耶穌行事（見</w:t>
-      </w:r>
-      <w:hyperlink r:id="rId144">
-        <w:r>
-          <w:rPr>
-            <w:lang w:val="zh_TW" w:bidi="zh_TW"/>
-          </w:rPr>
-          <w:rPr>
-            <w:color w:val="0000EE"/>
-            <w:u w:val="single"/>
-          </w:rPr>
-          <w:t>可6:2</w:t>
-        </w:r>
-      </w:hyperlink>
-      <w:r>
-        <w:rPr>
-          <w:lang w:val="zh_TW" w:bidi="zh_TW"/>
-        </w:rPr>
-        <w:t>）。</w:t>
-      </w:r>
-    </w:p>
-    <w:p>
-      <w:pPr/>
-      <w:r>
-        <w:rPr>
-          <w:lang w:val="zh_TW" w:bidi="zh_TW"/>
-        </w:rPr>
-      </w:r>
-      <w:r>
-        <w:rPr>
-          <w:lang w:val="zh_TW" w:bidi="zh_TW"/>
-        </w:rPr>
-        <w:t>使徒約翰卻沒有用這個當時普及的詞語</w:t>
+        <w:t>sēmeion</w:t>
+      </w:r>
+      <w:r>
+        <w:rPr>
+          <w:lang w:val="zh_TW" w:bidi="zh_TW"/>
+        </w:rPr>
+        <w:t>），也就是指具有更深意義的事件。約翰也將耶穌的神蹟稱為「作為」（works，和合本也譯為事，希臘文</w:t>
       </w:r>
       <w:r>
         <w:rPr>
           <w:i/>
           <w:lang w:val="zh_TW" w:bidi="zh_TW"/>
         </w:rPr>
-        <w:t>dunamis</w:t>
-      </w:r>
-      <w:r>
-        <w:rPr>
-          <w:lang w:val="zh_TW" w:bidi="zh_TW"/>
-        </w:rPr>
-        <w:t>來指耶穌的神蹟。相反，他稱每個神蹟為「記號」（sign，和合本譯為神蹟，希臘文</w:t>
-      </w:r>
-      <w:r>
-        <w:rPr>
-          <w:i/>
-          <w:lang w:val="zh_TW" w:bidi="zh_TW"/>
-        </w:rPr>
-        <w:t>sēmeion</w:t>
-      </w:r>
-      <w:r>
-        <w:rPr>
-          <w:lang w:val="zh_TW" w:bidi="zh_TW"/>
-        </w:rPr>
-        <w:t>），也就是指具有更深意義的事件。約翰也將耶穌的神蹟稱為「作為」（works，和合本也譯為事，希臘文</w:t>
-      </w:r>
-      <w:r>
-        <w:rPr>
-          <w:i/>
-          <w:lang w:val="zh_TW" w:bidi="zh_TW"/>
-        </w:rPr>
         <w:t>erga</w:t>
       </w:r>
       <w:r>
@@ -3373,7 +2791,7 @@
         </w:rPr>
         <w:t>，見</w:t>
       </w:r>
-      <w:hyperlink r:id="rId145">
+      <w:hyperlink r:id="rId115">
         <w:r>
           <w:rPr>
             <w:lang w:val="zh_TW" w:bidi="zh_TW"/>
@@ -3385,7 +2803,7 @@
           <w:t>約10:38，</w:t>
         </w:r>
       </w:hyperlink>
-      <w:hyperlink r:id="rId146">
+      <w:hyperlink r:id="rId116">
         <w:r>
           <w:rPr>
             <w:lang w:val="zh_TW" w:bidi="zh_TW"/>
@@ -3397,7 +2815,7 @@
           <w:t>7:3，</w:t>
         </w:r>
       </w:hyperlink>
-      <w:hyperlink r:id="rId147">
+      <w:hyperlink r:id="rId117">
         <w:r>
           <w:rPr>
             <w:lang w:val="zh_TW" w:bidi="zh_TW"/>
@@ -3415,7 +2833,7 @@
         </w:rPr>
         <w:t>）。耶穌所行的神蹟是神交付祂完成的工作之一，目的是將父神顯明給世人看（</w:t>
       </w:r>
-      <w:hyperlink r:id="rId148">
+      <w:hyperlink r:id="rId118">
         <w:r>
           <w:rPr>
             <w:lang w:val="zh_TW" w:bidi="zh_TW"/>
@@ -3469,7 +2887,7 @@
         </w:rPr>
         <w:t>耶穌將水變成酒 （</w:t>
       </w:r>
-      <w:hyperlink r:id="rId149">
+      <w:hyperlink r:id="rId119">
         <w:r>
           <w:rPr>
             <w:lang w:val="zh_TW" w:bidi="zh_TW"/>
@@ -3505,7 +2923,7 @@
         </w:rPr>
         <w:t>耶穌醫治大臣的兒子（</w:t>
       </w:r>
-      <w:hyperlink r:id="rId150">
+      <w:hyperlink r:id="rId120">
         <w:r>
           <w:rPr>
             <w:lang w:val="zh_TW" w:bidi="zh_TW"/>
@@ -3541,7 +2959,7 @@
         </w:rPr>
         <w:t>耶穌醫治一個癱子（</w:t>
       </w:r>
-      <w:hyperlink r:id="rId151">
+      <w:hyperlink r:id="rId121">
         <w:r>
           <w:rPr>
             <w:lang w:val="zh_TW" w:bidi="zh_TW"/>
@@ -3577,7 +2995,7 @@
         </w:rPr>
         <w:t>耶穌餵飽五千人（</w:t>
       </w:r>
-      <w:hyperlink r:id="rId152">
+      <w:hyperlink r:id="rId122">
         <w:r>
           <w:rPr>
             <w:lang w:val="zh_TW" w:bidi="zh_TW"/>
@@ -3613,7 +3031,7 @@
         </w:rPr>
         <w:t>耶穌在海面上行走 （</w:t>
       </w:r>
-      <w:hyperlink r:id="rId153">
+      <w:hyperlink r:id="rId123">
         <w:r>
           <w:rPr>
             <w:lang w:val="zh_TW" w:bidi="zh_TW"/>
@@ -3685,7 +3103,7 @@
         </w:rPr>
         <w:t>耶穌叫拉撒路從死裡復活（</w:t>
       </w:r>
-      <w:hyperlink r:id="rId154">
+      <w:hyperlink r:id="rId124">
         <w:r>
           <w:rPr>
             <w:lang w:val="zh_TW" w:bidi="zh_TW"/>
@@ -3717,7 +3135,7 @@
         </w:rPr>
         <w:t>此外，約翰也記載耶穌復活後，使門徒打到大批魚的神蹟（</w:t>
       </w:r>
-      <w:hyperlink r:id="rId155">
+      <w:hyperlink r:id="rId125">
         <w:r>
           <w:rPr>
             <w:lang w:val="zh_TW" w:bidi="zh_TW"/>
@@ -3735,7 +3153,7 @@
         </w:rPr>
         <w:t>）。這些神蹟大多使人信靠基督（</w:t>
       </w:r>
-      <w:hyperlink r:id="rId156">
+      <w:hyperlink r:id="rId126">
         <w:r>
           <w:rPr>
             <w:lang w:val="zh_TW" w:bidi="zh_TW"/>
@@ -3747,7 +3165,7 @@
           <w:t>2:11，</w:t>
         </w:r>
       </w:hyperlink>
-      <w:hyperlink r:id="rId157">
+      <w:hyperlink r:id="rId127">
         <w:r>
           <w:rPr>
             <w:lang w:val="zh_TW" w:bidi="zh_TW"/>
@@ -3759,7 +3177,7 @@
           <w:t>4:53，</w:t>
         </w:r>
       </w:hyperlink>
-      <w:hyperlink r:id="rId158">
+      <w:hyperlink r:id="rId128">
         <w:r>
           <w:rPr>
             <w:lang w:val="zh_TW" w:bidi="zh_TW"/>
@@ -3805,7 +3223,7 @@
         </w:rPr>
         <w:t>例如，耶穌餵飽五千人，不僅僅是為了滿足他們的肉身需要，更是要顯明祂自己是「生命的糧」，祂將在十字架上為人捨命（</w:t>
       </w:r>
-      <w:hyperlink r:id="rId159">
+      <w:hyperlink r:id="rId129">
         <w:r>
           <w:rPr>
             <w:lang w:val="zh_TW" w:bidi="zh_TW"/>
@@ -3817,7 +3235,7 @@
           <w:t>約6:35，</w:t>
         </w:r>
       </w:hyperlink>
-      <w:hyperlink r:id="rId160">
+      <w:hyperlink r:id="rId130">
         <w:r>
           <w:rPr>
             <w:lang w:val="zh_TW" w:bidi="zh_TW"/>
@@ -3858,6 +3276,528 @@
           <w:lang w:val="zh_TW" w:bidi="zh_TW"/>
         </w:rPr>
       </w:r>
+      <w:hyperlink r:id="rId131">
+        <w:r>
+          <w:rPr>
+            <w:lang w:val="zh_TW" w:bidi="zh_TW"/>
+          </w:rPr>
+          <w:rPr>
+            <w:color w:val="0000EE"/>
+            <w:u w:val="single"/>
+          </w:rPr>
+          <w:t>出4:8–31</w:t>
+        </w:r>
+      </w:hyperlink>
+      <w:r>
+        <w:rPr>
+          <w:lang w:val="zh_TW" w:bidi="zh_TW"/>
+        </w:rPr>
+        <w:t>，</w:t>
+      </w:r>
+      <w:hyperlink r:id="rId132">
+        <w:r>
+          <w:rPr>
+            <w:lang w:val="zh_TW" w:bidi="zh_TW"/>
+          </w:rPr>
+          <w:rPr>
+            <w:color w:val="0000EE"/>
+            <w:u w:val="single"/>
+          </w:rPr>
+          <w:t>7:3；</w:t>
+        </w:r>
+      </w:hyperlink>
+      <w:hyperlink r:id="rId133">
+        <w:r>
+          <w:rPr>
+            <w:lang w:val="zh_TW" w:bidi="zh_TW"/>
+          </w:rPr>
+          <w:rPr>
+            <w:color w:val="0000EE"/>
+            <w:u w:val="single"/>
+          </w:rPr>
+          <w:t>民14:11</w:t>
+        </w:r>
+      </w:hyperlink>
+      <w:r>
+        <w:rPr>
+          <w:lang w:val="zh_TW" w:bidi="zh_TW"/>
+        </w:rPr>
+        <w:t>、</w:t>
+      </w:r>
+      <w:hyperlink r:id="rId134">
+        <w:r>
+          <w:rPr>
+            <w:lang w:val="zh_TW" w:bidi="zh_TW"/>
+          </w:rPr>
+          <w:rPr>
+            <w:color w:val="0000EE"/>
+            <w:u w:val="single"/>
+          </w:rPr>
+          <w:t>22；</w:t>
+        </w:r>
+      </w:hyperlink>
+      <w:hyperlink r:id="rId135">
+        <w:r>
+          <w:rPr>
+            <w:lang w:val="zh_TW" w:bidi="zh_TW"/>
+          </w:rPr>
+          <w:rPr>
+            <w:color w:val="0000EE"/>
+            <w:u w:val="single"/>
+          </w:rPr>
+          <w:t>申4:34；</w:t>
+        </w:r>
+      </w:hyperlink>
+      <w:hyperlink r:id="rId136">
+        <w:r>
+          <w:rPr>
+            <w:lang w:val="zh_TW" w:bidi="zh_TW"/>
+          </w:rPr>
+          <w:rPr>
+            <w:color w:val="0000EE"/>
+            <w:u w:val="single"/>
+          </w:rPr>
+          <w:t>詩74:9</w:t>
+        </w:r>
+      </w:hyperlink>
+      <w:r>
+        <w:rPr>
+          <w:lang w:val="zh_TW" w:bidi="zh_TW"/>
+        </w:rPr>
+        <w:t>，</w:t>
+      </w:r>
+      <w:hyperlink r:id="rId137">
+        <w:r>
+          <w:rPr>
+            <w:lang w:val="zh_TW" w:bidi="zh_TW"/>
+          </w:rPr>
+          <w:rPr>
+            <w:color w:val="0000EE"/>
+            <w:u w:val="single"/>
+          </w:rPr>
+          <w:t>78:43；</w:t>
+        </w:r>
+      </w:hyperlink>
+      <w:hyperlink r:id="rId138">
+        <w:r>
+          <w:rPr>
+            <w:lang w:val="zh_TW" w:bidi="zh_TW"/>
+          </w:rPr>
+          <w:rPr>
+            <w:color w:val="0000EE"/>
+            <w:u w:val="single"/>
+          </w:rPr>
+          <w:t>太12:38–39；</w:t>
+        </w:r>
+      </w:hyperlink>
+      <w:hyperlink r:id="rId119">
+        <w:r>
+          <w:rPr>
+            <w:lang w:val="zh_TW" w:bidi="zh_TW"/>
+          </w:rPr>
+          <w:rPr>
+            <w:color w:val="0000EE"/>
+            <w:u w:val="single"/>
+          </w:rPr>
+          <w:t>約2:1–11</w:t>
+        </w:r>
+      </w:hyperlink>
+      <w:r>
+        <w:rPr>
+          <w:lang w:val="zh_TW" w:bidi="zh_TW"/>
+        </w:rPr>
+        <w:t>、</w:t>
+      </w:r>
+      <w:hyperlink r:id="rId139">
+        <w:r>
+          <w:rPr>
+            <w:lang w:val="zh_TW" w:bidi="zh_TW"/>
+          </w:rPr>
+          <w:rPr>
+            <w:color w:val="0000EE"/>
+            <w:u w:val="single"/>
+          </w:rPr>
+          <w:t>18</w:t>
+        </w:r>
+      </w:hyperlink>
+      <w:r>
+        <w:rPr>
+          <w:lang w:val="zh_TW" w:bidi="zh_TW"/>
+        </w:rPr>
+        <w:t>、</w:t>
+      </w:r>
+      <w:hyperlink r:id="rId140">
+        <w:r>
+          <w:rPr>
+            <w:lang w:val="zh_TW" w:bidi="zh_TW"/>
+          </w:rPr>
+          <w:rPr>
+            <w:color w:val="0000EE"/>
+            <w:u w:val="single"/>
+          </w:rPr>
+          <w:t>23</w:t>
+        </w:r>
+      </w:hyperlink>
+      <w:r>
+        <w:rPr>
+          <w:lang w:val="zh_TW" w:bidi="zh_TW"/>
+        </w:rPr>
+        <w:t>，</w:t>
+      </w:r>
+      <w:hyperlink r:id="rId141">
+        <w:r>
+          <w:rPr>
+            <w:lang w:val="zh_TW" w:bidi="zh_TW"/>
+          </w:rPr>
+          <w:rPr>
+            <w:color w:val="0000EE"/>
+            <w:u w:val="single"/>
+          </w:rPr>
+          <w:t>3:2</w:t>
+        </w:r>
+      </w:hyperlink>
+      <w:r>
+        <w:rPr>
+          <w:lang w:val="zh_TW" w:bidi="zh_TW"/>
+        </w:rPr>
+        <w:t>，</w:t>
+      </w:r>
+      <w:hyperlink r:id="rId142">
+        <w:r>
+          <w:rPr>
+            <w:lang w:val="zh_TW" w:bidi="zh_TW"/>
+          </w:rPr>
+          <w:rPr>
+            <w:color w:val="0000EE"/>
+            <w:u w:val="single"/>
+          </w:rPr>
+          <w:t>4:48</w:t>
+        </w:r>
+      </w:hyperlink>
+      <w:r>
+        <w:rPr>
+          <w:lang w:val="zh_TW" w:bidi="zh_TW"/>
+        </w:rPr>
+        <w:t>、</w:t>
+      </w:r>
+      <w:hyperlink r:id="rId143">
+        <w:r>
+          <w:rPr>
+            <w:lang w:val="zh_TW" w:bidi="zh_TW"/>
+          </w:rPr>
+          <w:rPr>
+            <w:color w:val="0000EE"/>
+            <w:u w:val="single"/>
+          </w:rPr>
+          <w:t>54</w:t>
+        </w:r>
+      </w:hyperlink>
+      <w:r>
+        <w:rPr>
+          <w:lang w:val="zh_TW" w:bidi="zh_TW"/>
+        </w:rPr>
+        <w:t>，</w:t>
+      </w:r>
+      <w:hyperlink r:id="rId144">
+        <w:r>
+          <w:rPr>
+            <w:lang w:val="zh_TW" w:bidi="zh_TW"/>
+          </w:rPr>
+          <w:rPr>
+            <w:color w:val="0000EE"/>
+            <w:u w:val="single"/>
+          </w:rPr>
+          <w:t>6:2</w:t>
+        </w:r>
+      </w:hyperlink>
+      <w:r>
+        <w:rPr>
+          <w:lang w:val="zh_TW" w:bidi="zh_TW"/>
+        </w:rPr>
+        <w:t>、</w:t>
+      </w:r>
+      <w:hyperlink r:id="rId145">
+        <w:r>
+          <w:rPr>
+            <w:lang w:val="zh_TW" w:bidi="zh_TW"/>
+          </w:rPr>
+          <w:rPr>
+            <w:color w:val="0000EE"/>
+            <w:u w:val="single"/>
+          </w:rPr>
+          <w:t>14</w:t>
+        </w:r>
+      </w:hyperlink>
+      <w:r>
+        <w:rPr>
+          <w:lang w:val="zh_TW" w:bidi="zh_TW"/>
+        </w:rPr>
+        <w:t>、</w:t>
+      </w:r>
+      <w:hyperlink r:id="rId146">
+        <w:r>
+          <w:rPr>
+            <w:lang w:val="zh_TW" w:bidi="zh_TW"/>
+          </w:rPr>
+          <w:rPr>
+            <w:color w:val="0000EE"/>
+            <w:u w:val="single"/>
+          </w:rPr>
+          <w:t>26</w:t>
+        </w:r>
+      </w:hyperlink>
+      <w:r>
+        <w:rPr>
+          <w:lang w:val="zh_TW" w:bidi="zh_TW"/>
+        </w:rPr>
+        <w:t>、</w:t>
+      </w:r>
+      <w:hyperlink r:id="rId147">
+        <w:r>
+          <w:rPr>
+            <w:lang w:val="zh_TW" w:bidi="zh_TW"/>
+          </w:rPr>
+          <w:rPr>
+            <w:color w:val="0000EE"/>
+            <w:u w:val="single"/>
+          </w:rPr>
+          <w:t>30</w:t>
+        </w:r>
+      </w:hyperlink>
+      <w:r>
+        <w:rPr>
+          <w:lang w:val="zh_TW" w:bidi="zh_TW"/>
+        </w:rPr>
+        <w:t>，</w:t>
+      </w:r>
+      <w:hyperlink r:id="rId148">
+        <w:r>
+          <w:rPr>
+            <w:lang w:val="zh_TW" w:bidi="zh_TW"/>
+          </w:rPr>
+          <w:rPr>
+            <w:color w:val="0000EE"/>
+            <w:u w:val="single"/>
+          </w:rPr>
+          <w:t>7:31</w:t>
+        </w:r>
+      </w:hyperlink>
+      <w:r>
+        <w:rPr>
+          <w:lang w:val="zh_TW" w:bidi="zh_TW"/>
+        </w:rPr>
+        <w:t>，</w:t>
+      </w:r>
+      <w:hyperlink r:id="rId149">
+        <w:r>
+          <w:rPr>
+            <w:lang w:val="zh_TW" w:bidi="zh_TW"/>
+          </w:rPr>
+          <w:rPr>
+            <w:color w:val="0000EE"/>
+            <w:u w:val="single"/>
+          </w:rPr>
+          <w:t>9:16</w:t>
+        </w:r>
+      </w:hyperlink>
+      <w:r>
+        <w:rPr>
+          <w:lang w:val="zh_TW" w:bidi="zh_TW"/>
+        </w:rPr>
+        <w:t>，</w:t>
+      </w:r>
+      <w:hyperlink r:id="rId150">
+        <w:r>
+          <w:rPr>
+            <w:lang w:val="zh_TW" w:bidi="zh_TW"/>
+          </w:rPr>
+          <w:rPr>
+            <w:color w:val="0000EE"/>
+            <w:u w:val="single"/>
+          </w:rPr>
+          <w:t>10:41</w:t>
+        </w:r>
+      </w:hyperlink>
+      <w:r>
+        <w:rPr>
+          <w:lang w:val="zh_TW" w:bidi="zh_TW"/>
+        </w:rPr>
+        <w:t>，</w:t>
+      </w:r>
+      <w:hyperlink r:id="rId151">
+        <w:r>
+          <w:rPr>
+            <w:lang w:val="zh_TW" w:bidi="zh_TW"/>
+          </w:rPr>
+          <w:rPr>
+            <w:color w:val="0000EE"/>
+            <w:u w:val="single"/>
+          </w:rPr>
+          <w:t>11:47</w:t>
+        </w:r>
+      </w:hyperlink>
+      <w:r>
+        <w:rPr>
+          <w:lang w:val="zh_TW" w:bidi="zh_TW"/>
+        </w:rPr>
+        <w:t>，</w:t>
+      </w:r>
+      <w:hyperlink r:id="rId152">
+        <w:r>
+          <w:rPr>
+            <w:lang w:val="zh_TW" w:bidi="zh_TW"/>
+          </w:rPr>
+          <w:rPr>
+            <w:color w:val="0000EE"/>
+            <w:u w:val="single"/>
+          </w:rPr>
+          <w:t>12:18</w:t>
+        </w:r>
+      </w:hyperlink>
+      <w:r>
+        <w:rPr>
+          <w:lang w:val="zh_TW" w:bidi="zh_TW"/>
+        </w:rPr>
+        <w:t>、</w:t>
+      </w:r>
+      <w:hyperlink r:id="rId153">
+        <w:r>
+          <w:rPr>
+            <w:lang w:val="zh_TW" w:bidi="zh_TW"/>
+          </w:rPr>
+          <w:rPr>
+            <w:color w:val="0000EE"/>
+            <w:u w:val="single"/>
+          </w:rPr>
+          <w:t>37</w:t>
+        </w:r>
+      </w:hyperlink>
+      <w:r>
+        <w:rPr>
+          <w:lang w:val="zh_TW" w:bidi="zh_TW"/>
+        </w:rPr>
+        <w:t>，</w:t>
+      </w:r>
+      <w:hyperlink r:id="rId154">
+        <w:r>
+          <w:rPr>
+            <w:lang w:val="zh_TW" w:bidi="zh_TW"/>
+          </w:rPr>
+          <w:rPr>
+            <w:color w:val="0000EE"/>
+            <w:u w:val="single"/>
+          </w:rPr>
+          <w:t>15:24</w:t>
+        </w:r>
+      </w:hyperlink>
+      <w:r>
+        <w:rPr>
+          <w:lang w:val="zh_TW" w:bidi="zh_TW"/>
+        </w:rPr>
+        <w:t>，</w:t>
+      </w:r>
+      <w:hyperlink r:id="rId155">
+        <w:r>
+          <w:rPr>
+            <w:lang w:val="zh_TW" w:bidi="zh_TW"/>
+          </w:rPr>
+          <w:rPr>
+            <w:color w:val="0000EE"/>
+            <w:u w:val="single"/>
+          </w:rPr>
+          <w:t>20:30；</w:t>
+        </w:r>
+      </w:hyperlink>
+      <w:hyperlink r:id="rId156">
+        <w:r>
+          <w:rPr>
+            <w:lang w:val="zh_TW" w:bidi="zh_TW"/>
+          </w:rPr>
+          <w:rPr>
+            <w:color w:val="0000EE"/>
+            <w:u w:val="single"/>
+          </w:rPr>
+          <w:t>徒2:43</w:t>
+        </w:r>
+      </w:hyperlink>
+      <w:r>
+        <w:rPr>
+          <w:lang w:val="zh_TW" w:bidi="zh_TW"/>
+        </w:rPr>
+        <w:t>，</w:t>
+      </w:r>
+      <w:hyperlink r:id="rId157">
+        <w:r>
+          <w:rPr>
+            <w:lang w:val="zh_TW" w:bidi="zh_TW"/>
+          </w:rPr>
+          <w:rPr>
+            <w:color w:val="0000EE"/>
+            <w:u w:val="single"/>
+          </w:rPr>
+          <w:t>4:16</w:t>
+        </w:r>
+      </w:hyperlink>
+      <w:r>
+        <w:rPr>
+          <w:lang w:val="zh_TW" w:bidi="zh_TW"/>
+        </w:rPr>
+        <w:t>、</w:t>
+      </w:r>
+      <w:hyperlink r:id="rId158">
+        <w:r>
+          <w:rPr>
+            <w:lang w:val="zh_TW" w:bidi="zh_TW"/>
+          </w:rPr>
+          <w:rPr>
+            <w:color w:val="0000EE"/>
+            <w:u w:val="single"/>
+          </w:rPr>
+          <w:t>22</w:t>
+        </w:r>
+      </w:hyperlink>
+      <w:r>
+        <w:rPr>
+          <w:lang w:val="zh_TW" w:bidi="zh_TW"/>
+        </w:rPr>
+        <w:t>、</w:t>
+      </w:r>
+      <w:hyperlink r:id="rId159">
+        <w:r>
+          <w:rPr>
+            <w:lang w:val="zh_TW" w:bidi="zh_TW"/>
+          </w:rPr>
+          <w:rPr>
+            <w:color w:val="0000EE"/>
+            <w:u w:val="single"/>
+          </w:rPr>
+          <w:t>30</w:t>
+        </w:r>
+      </w:hyperlink>
+      <w:r>
+        <w:rPr>
+          <w:lang w:val="zh_TW" w:bidi="zh_TW"/>
+        </w:rPr>
+        <w:t>，</w:t>
+      </w:r>
+      <w:hyperlink r:id="rId160">
+        <w:r>
+          <w:rPr>
+            <w:lang w:val="zh_TW" w:bidi="zh_TW"/>
+          </w:rPr>
+          <w:rPr>
+            <w:color w:val="0000EE"/>
+            <w:u w:val="single"/>
+          </w:rPr>
+          <w:t>5:12</w:t>
+        </w:r>
+      </w:hyperlink>
+      <w:r>
+        <w:rPr>
+          <w:lang w:val="zh_TW" w:bidi="zh_TW"/>
+        </w:rPr>
+        <w:t>，</w:t>
+      </w:r>
       <w:hyperlink r:id="rId161">
         <w:r>
           <w:rPr>
@@ -3867,7 +3807,7 @@
             <w:color w:val="0000EE"/>
             <w:u w:val="single"/>
           </w:rPr>
-          <w:t>出4:8–31</w:t>
+          <w:t>8:6</w:t>
         </w:r>
       </w:hyperlink>
       <w:r>
@@ -3885,9 +3825,15 @@
             <w:color w:val="0000EE"/>
             <w:u w:val="single"/>
           </w:rPr>
-          <w:t>7:3；</w:t>
-        </w:r>
-      </w:hyperlink>
+          <w:t>14:3</w:t>
+        </w:r>
+      </w:hyperlink>
+      <w:r>
+        <w:rPr>
+          <w:lang w:val="zh_TW" w:bidi="zh_TW"/>
+        </w:rPr>
+        <w:t>，</w:t>
+      </w:r>
       <w:hyperlink r:id="rId163">
         <w:r>
           <w:rPr>
@@ -3897,538 +3843,10 @@
             <w:color w:val="0000EE"/>
             <w:u w:val="single"/>
           </w:rPr>
-          <w:t>民14:11</w:t>
-        </w:r>
-      </w:hyperlink>
-      <w:r>
-        <w:rPr>
-          <w:lang w:val="zh_TW" w:bidi="zh_TW"/>
-        </w:rPr>
-        <w:t>、</w:t>
-      </w:r>
+          <w:t>15:12；</w:t>
+        </w:r>
+      </w:hyperlink>
       <w:hyperlink r:id="rId164">
-        <w:r>
-          <w:rPr>
-            <w:lang w:val="zh_TW" w:bidi="zh_TW"/>
-          </w:rPr>
-          <w:rPr>
-            <w:color w:val="0000EE"/>
-            <w:u w:val="single"/>
-          </w:rPr>
-          <w:t>22；</w:t>
-        </w:r>
-      </w:hyperlink>
-      <w:hyperlink r:id="rId165">
-        <w:r>
-          <w:rPr>
-            <w:lang w:val="zh_TW" w:bidi="zh_TW"/>
-          </w:rPr>
-          <w:rPr>
-            <w:color w:val="0000EE"/>
-            <w:u w:val="single"/>
-          </w:rPr>
-          <w:t>申4:34；</w:t>
-        </w:r>
-      </w:hyperlink>
-      <w:hyperlink r:id="rId166">
-        <w:r>
-          <w:rPr>
-            <w:lang w:val="zh_TW" w:bidi="zh_TW"/>
-          </w:rPr>
-          <w:rPr>
-            <w:color w:val="0000EE"/>
-            <w:u w:val="single"/>
-          </w:rPr>
-          <w:t>詩74:9</w:t>
-        </w:r>
-      </w:hyperlink>
-      <w:r>
-        <w:rPr>
-          <w:lang w:val="zh_TW" w:bidi="zh_TW"/>
-        </w:rPr>
-        <w:t>，</w:t>
-      </w:r>
-      <w:hyperlink r:id="rId167">
-        <w:r>
-          <w:rPr>
-            <w:lang w:val="zh_TW" w:bidi="zh_TW"/>
-          </w:rPr>
-          <w:rPr>
-            <w:color w:val="0000EE"/>
-            <w:u w:val="single"/>
-          </w:rPr>
-          <w:t>78:43；</w:t>
-        </w:r>
-      </w:hyperlink>
-      <w:hyperlink r:id="rId168">
-        <w:r>
-          <w:rPr>
-            <w:lang w:val="zh_TW" w:bidi="zh_TW"/>
-          </w:rPr>
-          <w:rPr>
-            <w:color w:val="0000EE"/>
-            <w:u w:val="single"/>
-          </w:rPr>
-          <w:t>太12:38–39；</w:t>
-        </w:r>
-      </w:hyperlink>
-      <w:hyperlink r:id="rId149">
-        <w:r>
-          <w:rPr>
-            <w:lang w:val="zh_TW" w:bidi="zh_TW"/>
-          </w:rPr>
-          <w:rPr>
-            <w:color w:val="0000EE"/>
-            <w:u w:val="single"/>
-          </w:rPr>
-          <w:t>約2:1–11</w:t>
-        </w:r>
-      </w:hyperlink>
-      <w:r>
-        <w:rPr>
-          <w:lang w:val="zh_TW" w:bidi="zh_TW"/>
-        </w:rPr>
-        <w:t>、</w:t>
-      </w:r>
-      <w:hyperlink r:id="rId169">
-        <w:r>
-          <w:rPr>
-            <w:lang w:val="zh_TW" w:bidi="zh_TW"/>
-          </w:rPr>
-          <w:rPr>
-            <w:color w:val="0000EE"/>
-            <w:u w:val="single"/>
-          </w:rPr>
-          <w:t>18</w:t>
-        </w:r>
-      </w:hyperlink>
-      <w:r>
-        <w:rPr>
-          <w:lang w:val="zh_TW" w:bidi="zh_TW"/>
-        </w:rPr>
-        <w:t>、</w:t>
-      </w:r>
-      <w:hyperlink r:id="rId170">
-        <w:r>
-          <w:rPr>
-            <w:lang w:val="zh_TW" w:bidi="zh_TW"/>
-          </w:rPr>
-          <w:rPr>
-            <w:color w:val="0000EE"/>
-            <w:u w:val="single"/>
-          </w:rPr>
-          <w:t>23</w:t>
-        </w:r>
-      </w:hyperlink>
-      <w:r>
-        <w:rPr>
-          <w:lang w:val="zh_TW" w:bidi="zh_TW"/>
-        </w:rPr>
-        <w:t>，</w:t>
-      </w:r>
-      <w:hyperlink r:id="rId171">
-        <w:r>
-          <w:rPr>
-            <w:lang w:val="zh_TW" w:bidi="zh_TW"/>
-          </w:rPr>
-          <w:rPr>
-            <w:color w:val="0000EE"/>
-            <w:u w:val="single"/>
-          </w:rPr>
-          <w:t>3:2</w:t>
-        </w:r>
-      </w:hyperlink>
-      <w:r>
-        <w:rPr>
-          <w:lang w:val="zh_TW" w:bidi="zh_TW"/>
-        </w:rPr>
-        <w:t>，</w:t>
-      </w:r>
-      <w:hyperlink r:id="rId172">
-        <w:r>
-          <w:rPr>
-            <w:lang w:val="zh_TW" w:bidi="zh_TW"/>
-          </w:rPr>
-          <w:rPr>
-            <w:color w:val="0000EE"/>
-            <w:u w:val="single"/>
-          </w:rPr>
-          <w:t>4:48</w:t>
-        </w:r>
-      </w:hyperlink>
-      <w:r>
-        <w:rPr>
-          <w:lang w:val="zh_TW" w:bidi="zh_TW"/>
-        </w:rPr>
-        <w:t>、</w:t>
-      </w:r>
-      <w:hyperlink r:id="rId173">
-        <w:r>
-          <w:rPr>
-            <w:lang w:val="zh_TW" w:bidi="zh_TW"/>
-          </w:rPr>
-          <w:rPr>
-            <w:color w:val="0000EE"/>
-            <w:u w:val="single"/>
-          </w:rPr>
-          <w:t>54</w:t>
-        </w:r>
-      </w:hyperlink>
-      <w:r>
-        <w:rPr>
-          <w:lang w:val="zh_TW" w:bidi="zh_TW"/>
-        </w:rPr>
-        <w:t>，</w:t>
-      </w:r>
-      <w:hyperlink r:id="rId174">
-        <w:r>
-          <w:rPr>
-            <w:lang w:val="zh_TW" w:bidi="zh_TW"/>
-          </w:rPr>
-          <w:rPr>
-            <w:color w:val="0000EE"/>
-            <w:u w:val="single"/>
-          </w:rPr>
-          <w:t>6:2</w:t>
-        </w:r>
-      </w:hyperlink>
-      <w:r>
-        <w:rPr>
-          <w:lang w:val="zh_TW" w:bidi="zh_TW"/>
-        </w:rPr>
-        <w:t>、</w:t>
-      </w:r>
-      <w:hyperlink r:id="rId175">
-        <w:r>
-          <w:rPr>
-            <w:lang w:val="zh_TW" w:bidi="zh_TW"/>
-          </w:rPr>
-          <w:rPr>
-            <w:color w:val="0000EE"/>
-            <w:u w:val="single"/>
-          </w:rPr>
-          <w:t>14</w:t>
-        </w:r>
-      </w:hyperlink>
-      <w:r>
-        <w:rPr>
-          <w:lang w:val="zh_TW" w:bidi="zh_TW"/>
-        </w:rPr>
-        <w:t>、</w:t>
-      </w:r>
-      <w:hyperlink r:id="rId176">
-        <w:r>
-          <w:rPr>
-            <w:lang w:val="zh_TW" w:bidi="zh_TW"/>
-          </w:rPr>
-          <w:rPr>
-            <w:color w:val="0000EE"/>
-            <w:u w:val="single"/>
-          </w:rPr>
-          <w:t>26</w:t>
-        </w:r>
-      </w:hyperlink>
-      <w:r>
-        <w:rPr>
-          <w:lang w:val="zh_TW" w:bidi="zh_TW"/>
-        </w:rPr>
-        <w:t>、</w:t>
-      </w:r>
-      <w:hyperlink r:id="rId177">
-        <w:r>
-          <w:rPr>
-            <w:lang w:val="zh_TW" w:bidi="zh_TW"/>
-          </w:rPr>
-          <w:rPr>
-            <w:color w:val="0000EE"/>
-            <w:u w:val="single"/>
-          </w:rPr>
-          <w:t>30</w:t>
-        </w:r>
-      </w:hyperlink>
-      <w:r>
-        <w:rPr>
-          <w:lang w:val="zh_TW" w:bidi="zh_TW"/>
-        </w:rPr>
-        <w:t>，</w:t>
-      </w:r>
-      <w:hyperlink r:id="rId178">
-        <w:r>
-          <w:rPr>
-            <w:lang w:val="zh_TW" w:bidi="zh_TW"/>
-          </w:rPr>
-          <w:rPr>
-            <w:color w:val="0000EE"/>
-            <w:u w:val="single"/>
-          </w:rPr>
-          <w:t>7:31</w:t>
-        </w:r>
-      </w:hyperlink>
-      <w:r>
-        <w:rPr>
-          <w:lang w:val="zh_TW" w:bidi="zh_TW"/>
-        </w:rPr>
-        <w:t>，</w:t>
-      </w:r>
-      <w:hyperlink r:id="rId179">
-        <w:r>
-          <w:rPr>
-            <w:lang w:val="zh_TW" w:bidi="zh_TW"/>
-          </w:rPr>
-          <w:rPr>
-            <w:color w:val="0000EE"/>
-            <w:u w:val="single"/>
-          </w:rPr>
-          <w:t>9:16</w:t>
-        </w:r>
-      </w:hyperlink>
-      <w:r>
-        <w:rPr>
-          <w:lang w:val="zh_TW" w:bidi="zh_TW"/>
-        </w:rPr>
-        <w:t>，</w:t>
-      </w:r>
-      <w:hyperlink r:id="rId180">
-        <w:r>
-          <w:rPr>
-            <w:lang w:val="zh_TW" w:bidi="zh_TW"/>
-          </w:rPr>
-          <w:rPr>
-            <w:color w:val="0000EE"/>
-            <w:u w:val="single"/>
-          </w:rPr>
-          <w:t>10:41</w:t>
-        </w:r>
-      </w:hyperlink>
-      <w:r>
-        <w:rPr>
-          <w:lang w:val="zh_TW" w:bidi="zh_TW"/>
-        </w:rPr>
-        <w:t>，</w:t>
-      </w:r>
-      <w:hyperlink r:id="rId181">
-        <w:r>
-          <w:rPr>
-            <w:lang w:val="zh_TW" w:bidi="zh_TW"/>
-          </w:rPr>
-          <w:rPr>
-            <w:color w:val="0000EE"/>
-            <w:u w:val="single"/>
-          </w:rPr>
-          <w:t>11:47</w:t>
-        </w:r>
-      </w:hyperlink>
-      <w:r>
-        <w:rPr>
-          <w:lang w:val="zh_TW" w:bidi="zh_TW"/>
-        </w:rPr>
-        <w:t>，</w:t>
-      </w:r>
-      <w:hyperlink r:id="rId182">
-        <w:r>
-          <w:rPr>
-            <w:lang w:val="zh_TW" w:bidi="zh_TW"/>
-          </w:rPr>
-          <w:rPr>
-            <w:color w:val="0000EE"/>
-            <w:u w:val="single"/>
-          </w:rPr>
-          <w:t>12:18</w:t>
-        </w:r>
-      </w:hyperlink>
-      <w:r>
-        <w:rPr>
-          <w:lang w:val="zh_TW" w:bidi="zh_TW"/>
-        </w:rPr>
-        <w:t>、</w:t>
-      </w:r>
-      <w:hyperlink r:id="rId137">
-        <w:r>
-          <w:rPr>
-            <w:lang w:val="zh_TW" w:bidi="zh_TW"/>
-          </w:rPr>
-          <w:rPr>
-            <w:color w:val="0000EE"/>
-            <w:u w:val="single"/>
-          </w:rPr>
-          <w:t>37</w:t>
-        </w:r>
-      </w:hyperlink>
-      <w:r>
-        <w:rPr>
-          <w:lang w:val="zh_TW" w:bidi="zh_TW"/>
-        </w:rPr>
-        <w:t>，</w:t>
-      </w:r>
-      <w:hyperlink r:id="rId183">
-        <w:r>
-          <w:rPr>
-            <w:lang w:val="zh_TW" w:bidi="zh_TW"/>
-          </w:rPr>
-          <w:rPr>
-            <w:color w:val="0000EE"/>
-            <w:u w:val="single"/>
-          </w:rPr>
-          <w:t>15:24</w:t>
-        </w:r>
-      </w:hyperlink>
-      <w:r>
-        <w:rPr>
-          <w:lang w:val="zh_TW" w:bidi="zh_TW"/>
-        </w:rPr>
-        <w:t>，</w:t>
-      </w:r>
-      <w:hyperlink r:id="rId184">
-        <w:r>
-          <w:rPr>
-            <w:lang w:val="zh_TW" w:bidi="zh_TW"/>
-          </w:rPr>
-          <w:rPr>
-            <w:color w:val="0000EE"/>
-            <w:u w:val="single"/>
-          </w:rPr>
-          <w:t>20:30；</w:t>
-        </w:r>
-      </w:hyperlink>
-      <w:hyperlink r:id="rId185">
-        <w:r>
-          <w:rPr>
-            <w:lang w:val="zh_TW" w:bidi="zh_TW"/>
-          </w:rPr>
-          <w:rPr>
-            <w:color w:val="0000EE"/>
-            <w:u w:val="single"/>
-          </w:rPr>
-          <w:t>徒2:43</w:t>
-        </w:r>
-      </w:hyperlink>
-      <w:r>
-        <w:rPr>
-          <w:lang w:val="zh_TW" w:bidi="zh_TW"/>
-        </w:rPr>
-        <w:t>，</w:t>
-      </w:r>
-      <w:hyperlink r:id="rId186">
-        <w:r>
-          <w:rPr>
-            <w:lang w:val="zh_TW" w:bidi="zh_TW"/>
-          </w:rPr>
-          <w:rPr>
-            <w:color w:val="0000EE"/>
-            <w:u w:val="single"/>
-          </w:rPr>
-          <w:t>4:16</w:t>
-        </w:r>
-      </w:hyperlink>
-      <w:r>
-        <w:rPr>
-          <w:lang w:val="zh_TW" w:bidi="zh_TW"/>
-        </w:rPr>
-        <w:t>、</w:t>
-      </w:r>
-      <w:hyperlink r:id="rId187">
-        <w:r>
-          <w:rPr>
-            <w:lang w:val="zh_TW" w:bidi="zh_TW"/>
-          </w:rPr>
-          <w:rPr>
-            <w:color w:val="0000EE"/>
-            <w:u w:val="single"/>
-          </w:rPr>
-          <w:t>22</w:t>
-        </w:r>
-      </w:hyperlink>
-      <w:r>
-        <w:rPr>
-          <w:lang w:val="zh_TW" w:bidi="zh_TW"/>
-        </w:rPr>
-        <w:t>、</w:t>
-      </w:r>
-      <w:hyperlink r:id="rId188">
-        <w:r>
-          <w:rPr>
-            <w:lang w:val="zh_TW" w:bidi="zh_TW"/>
-          </w:rPr>
-          <w:rPr>
-            <w:color w:val="0000EE"/>
-            <w:u w:val="single"/>
-          </w:rPr>
-          <w:t>30</w:t>
-        </w:r>
-      </w:hyperlink>
-      <w:r>
-        <w:rPr>
-          <w:lang w:val="zh_TW" w:bidi="zh_TW"/>
-        </w:rPr>
-        <w:t>，</w:t>
-      </w:r>
-      <w:hyperlink r:id="rId189">
-        <w:r>
-          <w:rPr>
-            <w:lang w:val="zh_TW" w:bidi="zh_TW"/>
-          </w:rPr>
-          <w:rPr>
-            <w:color w:val="0000EE"/>
-            <w:u w:val="single"/>
-          </w:rPr>
-          <w:t>5:12</w:t>
-        </w:r>
-      </w:hyperlink>
-      <w:r>
-        <w:rPr>
-          <w:lang w:val="zh_TW" w:bidi="zh_TW"/>
-        </w:rPr>
-        <w:t>，</w:t>
-      </w:r>
-      <w:hyperlink r:id="rId190">
-        <w:r>
-          <w:rPr>
-            <w:lang w:val="zh_TW" w:bidi="zh_TW"/>
-          </w:rPr>
-          <w:rPr>
-            <w:color w:val="0000EE"/>
-            <w:u w:val="single"/>
-          </w:rPr>
-          <w:t>8:6</w:t>
-        </w:r>
-      </w:hyperlink>
-      <w:r>
-        <w:rPr>
-          <w:lang w:val="zh_TW" w:bidi="zh_TW"/>
-        </w:rPr>
-        <w:t>，</w:t>
-      </w:r>
-      <w:hyperlink r:id="rId191">
-        <w:r>
-          <w:rPr>
-            <w:lang w:val="zh_TW" w:bidi="zh_TW"/>
-          </w:rPr>
-          <w:rPr>
-            <w:color w:val="0000EE"/>
-            <w:u w:val="single"/>
-          </w:rPr>
-          <w:t>14:3</w:t>
-        </w:r>
-      </w:hyperlink>
-      <w:r>
-        <w:rPr>
-          <w:lang w:val="zh_TW" w:bidi="zh_TW"/>
-        </w:rPr>
-        <w:t>，</w:t>
-      </w:r>
-      <w:hyperlink r:id="rId192">
-        <w:r>
-          <w:rPr>
-            <w:lang w:val="zh_TW" w:bidi="zh_TW"/>
-          </w:rPr>
-          <w:rPr>
-            <w:color w:val="0000EE"/>
-            <w:u w:val="single"/>
-          </w:rPr>
-          <w:t>15:12；</w:t>
-        </w:r>
-      </w:hyperlink>
-      <w:hyperlink r:id="rId193">
         <w:r>
           <w:rPr>
             <w:lang w:val="zh_TW" w:bidi="zh_TW"/>
@@ -4488,7 +3906,7 @@
         </w:rPr>
         <w:t>在約翰福音中，人們常常誤解耶穌（見</w:t>
       </w:r>
-      <w:hyperlink r:id="rId194">
+      <w:hyperlink r:id="rId165">
         <w:r>
           <w:rPr>
             <w:lang w:val="zh_TW" w:bidi="zh_TW"/>
@@ -4500,7 +3918,7 @@
           <w:t>約3:4，</w:t>
         </w:r>
       </w:hyperlink>
-      <w:hyperlink r:id="rId195">
+      <w:hyperlink r:id="rId166">
         <w:r>
           <w:rPr>
             <w:lang w:val="zh_TW" w:bidi="zh_TW"/>
@@ -4518,7 +3936,7 @@
         </w:rPr>
         <w:t>、</w:t>
       </w:r>
-      <w:hyperlink r:id="rId196">
+      <w:hyperlink r:id="rId167">
         <w:r>
           <w:rPr>
             <w:lang w:val="zh_TW" w:bidi="zh_TW"/>
@@ -4530,7 +3948,7 @@
           <w:t>33，</w:t>
         </w:r>
       </w:hyperlink>
-      <w:hyperlink r:id="rId197">
+      <w:hyperlink r:id="rId168">
         <w:r>
           <w:rPr>
             <w:lang w:val="zh_TW" w:bidi="zh_TW"/>
@@ -4542,7 +3960,7 @@
           <w:t>7:35，</w:t>
         </w:r>
       </w:hyperlink>
-      <w:hyperlink r:id="rId198">
+      <w:hyperlink r:id="rId169">
         <w:r>
           <w:rPr>
             <w:lang w:val="zh_TW" w:bidi="zh_TW"/>
@@ -4560,7 +3978,7 @@
         </w:rPr>
         <w:t>）。他們對耶穌的身分有不同看法。當他們真正明白祂的意思時，有些人想要捉拿祂，有些人則想要跟隨祂（</w:t>
       </w:r>
-      <w:hyperlink r:id="rId199">
+      <w:hyperlink r:id="rId170">
         <w:r>
           <w:rPr>
             <w:lang w:val="zh_TW" w:bidi="zh_TW"/>
@@ -4578,7 +3996,7 @@
         </w:rPr>
         <w:t>）。直到後來，門徒領受聖靈，才完全明白耶穌的重要性（見</w:t>
       </w:r>
-      <w:hyperlink r:id="rId200">
+      <w:hyperlink r:id="rId171">
         <w:r>
           <w:rPr>
             <w:lang w:val="zh_TW" w:bidi="zh_TW"/>
@@ -4610,7 +4028,7 @@
         </w:rPr>
         <w:t>這個世界仍然活在屬靈的黑暗中，無法真正明白生命或神（</w:t>
       </w:r>
-      <w:hyperlink r:id="rId201">
+      <w:hyperlink r:id="rId172">
         <w:r>
           <w:rPr>
             <w:lang w:val="zh_TW" w:bidi="zh_TW"/>
@@ -4628,7 +4046,7 @@
         </w:rPr>
         <w:t>、</w:t>
       </w:r>
-      <w:hyperlink r:id="rId202">
+      <w:hyperlink r:id="rId173">
         <w:r>
           <w:rPr>
             <w:lang w:val="zh_TW" w:bidi="zh_TW"/>
@@ -4646,7 +4064,7 @@
         </w:rPr>
         <w:t>）。人們沒有神的幫助，不能自行明白神的信息。神的屬靈之光進入黑暗，顯明了世界的敗壞。許多人因為愛黑暗過於光明，就更深地退入屬靈的黑暗裡（</w:t>
       </w:r>
-      <w:hyperlink r:id="rId203">
+      <w:hyperlink r:id="rId174">
         <w:r>
           <w:rPr>
             <w:lang w:val="zh_TW" w:bidi="zh_TW"/>
@@ -4664,7 +4082,7 @@
         </w:rPr>
         <w:t>）。唯有神的靈能改變人，使人像神的兒女一樣清楚看見 （</w:t>
       </w:r>
-      <w:hyperlink r:id="rId204">
+      <w:hyperlink r:id="rId175">
         <w:r>
           <w:rPr>
             <w:lang w:val="zh_TW" w:bidi="zh_TW"/>
@@ -4700,7 +4118,7 @@
         </w:rPr>
         <w:t>，</w:t>
       </w:r>
-      <w:hyperlink r:id="rId205">
+      <w:hyperlink r:id="rId176">
         <w:r>
           <w:rPr>
             <w:lang w:val="zh_TW" w:bidi="zh_TW"/>
@@ -4718,7 +4136,7 @@
         </w:rPr>
         <w:t>、</w:t>
       </w:r>
-      <w:hyperlink r:id="rId206">
+      <w:hyperlink r:id="rId177">
         <w:r>
           <w:rPr>
             <w:lang w:val="zh_TW" w:bidi="zh_TW"/>
@@ -4759,6 +4177,594 @@
           <w:lang w:val="zh_TW" w:bidi="zh_TW"/>
         </w:rPr>
       </w:r>
+      <w:hyperlink r:id="rId178">
+        <w:r>
+          <w:rPr>
+            <w:lang w:val="zh_TW" w:bidi="zh_TW"/>
+          </w:rPr>
+          <w:rPr>
+            <w:color w:val="0000EE"/>
+            <w:u w:val="single"/>
+          </w:rPr>
+          <w:t>賽6:8–13</w:t>
+        </w:r>
+      </w:hyperlink>
+      <w:r>
+        <w:rPr>
+          <w:lang w:val="zh_TW" w:bidi="zh_TW"/>
+        </w:rPr>
+        <w:t>，</w:t>
+      </w:r>
+      <w:hyperlink r:id="rId179">
+        <w:r>
+          <w:rPr>
+            <w:lang w:val="zh_TW" w:bidi="zh_TW"/>
+          </w:rPr>
+          <w:rPr>
+            <w:color w:val="0000EE"/>
+            <w:u w:val="single"/>
+          </w:rPr>
+          <w:t>56:10–11；</w:t>
+        </w:r>
+      </w:hyperlink>
+      <w:hyperlink r:id="rId180">
+        <w:r>
+          <w:rPr>
+            <w:lang w:val="zh_TW" w:bidi="zh_TW"/>
+          </w:rPr>
+          <w:rPr>
+            <w:color w:val="0000EE"/>
+            <w:u w:val="single"/>
+          </w:rPr>
+          <w:t>太13:11–17；</w:t>
+        </w:r>
+      </w:hyperlink>
+      <w:hyperlink r:id="rId181">
+        <w:r>
+          <w:rPr>
+            <w:lang w:val="zh_TW" w:bidi="zh_TW"/>
+          </w:rPr>
+          <w:rPr>
+            <w:color w:val="0000EE"/>
+            <w:u w:val="single"/>
+          </w:rPr>
+          <w:t>約1:10–11</w:t>
+        </w:r>
+      </w:hyperlink>
+      <w:r>
+        <w:rPr>
+          <w:lang w:val="zh_TW" w:bidi="zh_TW"/>
+        </w:rPr>
+        <w:t>，</w:t>
+      </w:r>
+      <w:hyperlink r:id="rId174">
+        <w:r>
+          <w:rPr>
+            <w:lang w:val="zh_TW" w:bidi="zh_TW"/>
+          </w:rPr>
+          <w:rPr>
+            <w:color w:val="0000EE"/>
+            <w:u w:val="single"/>
+          </w:rPr>
+          <w:t>3:19–20</w:t>
+        </w:r>
+      </w:hyperlink>
+      <w:r>
+        <w:rPr>
+          <w:lang w:val="zh_TW" w:bidi="zh_TW"/>
+        </w:rPr>
+        <w:t>，</w:t>
+      </w:r>
+      <w:hyperlink r:id="rId182">
+        <w:r>
+          <w:rPr>
+            <w:lang w:val="zh_TW" w:bidi="zh_TW"/>
+          </w:rPr>
+          <w:rPr>
+            <w:color w:val="0000EE"/>
+            <w:u w:val="single"/>
+          </w:rPr>
+          <w:t>約7:32–36</w:t>
+        </w:r>
+      </w:hyperlink>
+      <w:r>
+        <w:rPr>
+          <w:lang w:val="zh_TW" w:bidi="zh_TW"/>
+        </w:rPr>
+        <w:t>，</w:t>
+      </w:r>
+      <w:hyperlink r:id="rId183">
+        <w:r>
+          <w:rPr>
+            <w:lang w:val="zh_TW" w:bidi="zh_TW"/>
+          </w:rPr>
+          <w:rPr>
+            <w:color w:val="0000EE"/>
+            <w:u w:val="single"/>
+          </w:rPr>
+          <w:t>9:40–41</w:t>
+        </w:r>
+      </w:hyperlink>
+      <w:r>
+        <w:rPr>
+          <w:lang w:val="zh_TW" w:bidi="zh_TW"/>
+        </w:rPr>
+        <w:t>，</w:t>
+      </w:r>
+      <w:hyperlink r:id="rId184">
+        <w:r>
+          <w:rPr>
+            <w:lang w:val="zh_TW" w:bidi="zh_TW"/>
+          </w:rPr>
+          <w:rPr>
+            <w:color w:val="0000EE"/>
+            <w:u w:val="single"/>
+          </w:rPr>
+          <w:t>12:40；</w:t>
+        </w:r>
+      </w:hyperlink>
+      <w:hyperlink r:id="rId185">
+        <w:r>
+          <w:rPr>
+            <w:lang w:val="zh_TW" w:bidi="zh_TW"/>
+          </w:rPr>
+          <w:rPr>
+            <w:color w:val="0000EE"/>
+            <w:u w:val="single"/>
+          </w:rPr>
+          <w:t>羅1:21；</w:t>
+        </w:r>
+      </w:hyperlink>
+      <w:hyperlink r:id="rId186">
+        <w:r>
+          <w:rPr>
+            <w:lang w:val="zh_TW" w:bidi="zh_TW"/>
+          </w:rPr>
+          <w:rPr>
+            <w:color w:val="0000EE"/>
+            <w:u w:val="single"/>
+          </w:rPr>
+          <w:t>林後3:13–18</w:t>
+        </w:r>
+      </w:hyperlink>
+      <w:r>
+        <w:rPr>
+          <w:lang w:val="zh_TW" w:bidi="zh_TW"/>
+        </w:rPr>
+        <w:t>，</w:t>
+      </w:r>
+      <w:hyperlink r:id="rId187">
+        <w:r>
+          <w:rPr>
+            <w:lang w:val="zh_TW" w:bidi="zh_TW"/>
+          </w:rPr>
+          <w:rPr>
+            <w:color w:val="0000EE"/>
+            <w:u w:val="single"/>
+          </w:rPr>
+          <w:t>4:3–4；</w:t>
+        </w:r>
+      </w:hyperlink>
+      <w:hyperlink r:id="rId188">
+        <w:r>
+          <w:rPr>
+            <w:lang w:val="zh_TW" w:bidi="zh_TW"/>
+          </w:rPr>
+          <w:rPr>
+            <w:color w:val="0000EE"/>
+            <w:u w:val="single"/>
+          </w:rPr>
+          <w:t>約一2:9–11；</w:t>
+        </w:r>
+      </w:hyperlink>
+      <w:hyperlink r:id="rId189">
+        <w:r>
+          <w:rPr>
+            <w:lang w:val="zh_TW" w:bidi="zh_TW"/>
+          </w:rPr>
+          <w:rPr>
+            <w:color w:val="0000EE"/>
+            <w:u w:val="single"/>
+          </w:rPr>
+          <w:t>啟3:17</w:t>
+        </w:r>
+      </w:hyperlink>
+      <w:r>
+        <w:rPr>
+          <w:lang w:val="zh_TW" w:bidi="zh_TW"/>
+        </w:rPr>
+      </w:r>
+      <w:r>
+        <w:rPr>
+          <w:lang w:val="zh_TW" w:bidi="zh_TW"/>
+        </w:rPr>
+      </w:r>
+    </w:p>
+    <w:p>
+      <w:pPr/>
+      <w:r>
+        <w:rPr>
+          <w:lang w:val="zh_TW" w:bidi="zh_TW"/>
+        </w:rPr>
+      </w:r>
+    </w:p>
+    <w:p>
+      <w:pPr>
+        <w:pStyle w:val="Heading2"/>
+      </w:pPr>
+      <w:r>
+        <w:rPr>
+          <w:lang w:val="zh_TW" w:bidi="zh_TW"/>
+        </w:rPr>
+        <w:t>約翰福音中的「信」</w:t>
+      </w:r>
+      <w:r>
+        <w:rPr>
+          <w:lang w:val="zh_TW" w:bidi="zh_TW"/>
+        </w:rPr>
+      </w:r>
+    </w:p>
+    <w:p>
+      <w:pPr/>
+      <w:r>
+        <w:rPr>
+          <w:lang w:val="zh_TW" w:bidi="zh_TW"/>
+        </w:rPr>
+      </w:r>
+      <w:r>
+        <w:rPr>
+          <w:lang w:val="zh_TW" w:bidi="zh_TW"/>
+        </w:rPr>
+        <w:t>「信（belief）」這個主題在約翰福音中佔有核心地位。約翰並不使用新約聖經中常見的</w:t>
+      </w:r>
+      <w:r>
+        <w:rPr>
+          <w:i/>
+          <w:lang w:val="zh_TW" w:bidi="zh_TW"/>
+        </w:rPr>
+        <w:t>信心（faith）</w:t>
+      </w:r>
+      <w:r>
+        <w:rPr>
+          <w:lang w:val="zh_TW" w:bidi="zh_TW"/>
+        </w:rPr>
+        <w:t>這個名詞（例如，見</w:t>
+      </w:r>
+      <w:hyperlink r:id="rId190">
+        <w:r>
+          <w:rPr>
+            <w:lang w:val="zh_TW" w:bidi="zh_TW"/>
+          </w:rPr>
+          <w:rPr>
+            <w:color w:val="0000EE"/>
+            <w:u w:val="single"/>
+          </w:rPr>
+          <w:t>太8:8–10；</w:t>
+        </w:r>
+      </w:hyperlink>
+      <w:hyperlink r:id="rId191">
+        <w:r>
+          <w:rPr>
+            <w:lang w:val="zh_TW" w:bidi="zh_TW"/>
+          </w:rPr>
+          <w:rPr>
+            <w:color w:val="0000EE"/>
+            <w:u w:val="single"/>
+          </w:rPr>
+          <w:t>可11:22；</w:t>
+        </w:r>
+      </w:hyperlink>
+      <w:hyperlink r:id="rId192">
+        <w:r>
+          <w:rPr>
+            <w:lang w:val="zh_TW" w:bidi="zh_TW"/>
+          </w:rPr>
+          <w:rPr>
+            <w:color w:val="0000EE"/>
+            <w:u w:val="single"/>
+          </w:rPr>
+          <w:t>徒20:21；</w:t>
+        </w:r>
+      </w:hyperlink>
+      <w:hyperlink r:id="rId193">
+        <w:r>
+          <w:rPr>
+            <w:lang w:val="zh_TW" w:bidi="zh_TW"/>
+          </w:rPr>
+          <w:rPr>
+            <w:color w:val="0000EE"/>
+            <w:u w:val="single"/>
+          </w:rPr>
+          <w:t>羅1:17</w:t>
+        </w:r>
+      </w:hyperlink>
+      <w:r>
+        <w:rPr>
+          <w:lang w:val="zh_TW" w:bidi="zh_TW"/>
+        </w:rPr>
+        <w:t>，</w:t>
+      </w:r>
+      <w:hyperlink r:id="rId194">
+        <w:r>
+          <w:rPr>
+            <w:lang w:val="zh_TW" w:bidi="zh_TW"/>
+          </w:rPr>
+          <w:rPr>
+            <w:color w:val="0000EE"/>
+            <w:u w:val="single"/>
+          </w:rPr>
+          <w:t>3:27–31</w:t>
+        </w:r>
+      </w:hyperlink>
+      <w:r>
+        <w:rPr>
+          <w:lang w:val="zh_TW" w:bidi="zh_TW"/>
+        </w:rPr>
+        <w:t>，</w:t>
+      </w:r>
+      <w:hyperlink r:id="rId195">
+        <w:r>
+          <w:rPr>
+            <w:lang w:val="zh_TW" w:bidi="zh_TW"/>
+          </w:rPr>
+          <w:rPr>
+            <w:color w:val="0000EE"/>
+            <w:u w:val="single"/>
+          </w:rPr>
+          <w:t>4:3–5；</w:t>
+        </w:r>
+      </w:hyperlink>
+      <w:hyperlink r:id="rId196">
+        <w:r>
+          <w:rPr>
+            <w:lang w:val="zh_TW" w:bidi="zh_TW"/>
+          </w:rPr>
+          <w:rPr>
+            <w:color w:val="0000EE"/>
+            <w:u w:val="single"/>
+          </w:rPr>
+          <w:t>來11:1–39；</w:t>
+        </w:r>
+      </w:hyperlink>
+      <w:hyperlink r:id="rId197">
+        <w:r>
+          <w:rPr>
+            <w:lang w:val="zh_TW" w:bidi="zh_TW"/>
+          </w:rPr>
+          <w:rPr>
+            <w:color w:val="0000EE"/>
+            <w:u w:val="single"/>
+          </w:rPr>
+          <w:t>雅2:14–24；</w:t>
+        </w:r>
+      </w:hyperlink>
+      <w:hyperlink r:id="rId198">
+        <w:r>
+          <w:rPr>
+            <w:lang w:val="zh_TW" w:bidi="zh_TW"/>
+          </w:rPr>
+          <w:rPr>
+            <w:color w:val="0000EE"/>
+            <w:u w:val="single"/>
+          </w:rPr>
+          <w:t>彼前1:5–7</w:t>
+        </w:r>
+      </w:hyperlink>
+      <w:r>
+        <w:rPr>
+          <w:lang w:val="zh_TW" w:bidi="zh_TW"/>
+        </w:rPr>
+        <w:t>）。約翰偏好使用動詞</w:t>
+      </w:r>
+      <w:r>
+        <w:rPr>
+          <w:i/>
+          <w:lang w:val="zh_TW" w:bidi="zh_TW"/>
+        </w:rPr>
+        <w:t>信</w:t>
+      </w:r>
+      <w:r>
+        <w:rPr>
+          <w:lang w:val="zh_TW" w:bidi="zh_TW"/>
+        </w:rPr>
+        <w:t>（意即「信靠」或「忠心」），來表明信心並不是一種固定不變的信念，而是「活的」，並且需要行動來展現。在約翰福音中，「信」耶穌是所有真門徒的記號。</w:t>
+      </w:r>
+    </w:p>
+    <w:p>
+      <w:pPr/>
+      <w:r>
+        <w:rPr>
+          <w:lang w:val="zh_TW" w:bidi="zh_TW"/>
+        </w:rPr>
+      </w:r>
+      <w:r>
+        <w:rPr>
+          <w:lang w:val="zh_TW" w:bidi="zh_TW"/>
+        </w:rPr>
+        <w:t>在約翰福音中，翻譯為「信」的動詞常常接著希臘文介詞</w:t>
+      </w:r>
+      <w:r>
+        <w:rPr>
+          <w:i/>
+          <w:lang w:val="zh_TW" w:bidi="zh_TW"/>
+        </w:rPr>
+        <w:t>eis</w:t>
+      </w:r>
+      <w:r>
+        <w:rPr>
+          <w:lang w:val="zh_TW" w:bidi="zh_TW"/>
+        </w:rPr>
+        <w:t>，意思是「進入」。這種組合在古希臘文中非常獨特。對約翰而言，信不只是一種心態，更是對耶穌的委身。信就是接受耶穌的身分，以及祂所宣稱的一切。</w:t>
+      </w:r>
+    </w:p>
+    <w:p>
+      <w:pPr/>
+      <w:r>
+        <w:rPr>
+          <w:lang w:val="zh_TW" w:bidi="zh_TW"/>
+        </w:rPr>
+      </w:r>
+      <w:r>
+        <w:rPr>
+          <w:lang w:val="zh_TW" w:bidi="zh_TW"/>
+        </w:rPr>
+        <w:t>信也包含一種委身，要讓耶穌那關於「信靠祂」的呼召改變人的生活方式。信就是神要我們做的工（</w:t>
+      </w:r>
+      <w:hyperlink r:id="rId199">
+        <w:r>
+          <w:rPr>
+            <w:lang w:val="zh_TW" w:bidi="zh_TW"/>
+          </w:rPr>
+          <w:rPr>
+            <w:color w:val="0000EE"/>
+            <w:u w:val="single"/>
+          </w:rPr>
+          <w:t>約6:29</w:t>
+        </w:r>
+      </w:hyperlink>
+      <w:r>
+        <w:rPr>
+          <w:lang w:val="zh_TW" w:bidi="zh_TW"/>
+        </w:rPr>
+        <w:t>）。我們藉著遵循耶穌的教導、愛祂並遵行祂的命令來活出信（</w:t>
+      </w:r>
+      <w:hyperlink r:id="rId200">
+        <w:r>
+          <w:rPr>
+            <w:lang w:val="zh_TW" w:bidi="zh_TW"/>
+          </w:rPr>
+          <w:rPr>
+            <w:color w:val="0000EE"/>
+            <w:u w:val="single"/>
+          </w:rPr>
+          <w:t>約8:31，</w:t>
+        </w:r>
+      </w:hyperlink>
+      <w:hyperlink r:id="rId201">
+        <w:r>
+          <w:rPr>
+            <w:lang w:val="zh_TW" w:bidi="zh_TW"/>
+          </w:rPr>
+          <w:rPr>
+            <w:color w:val="0000EE"/>
+            <w:u w:val="single"/>
+          </w:rPr>
+          <w:t>15:1–17</w:t>
+        </w:r>
+      </w:hyperlink>
+      <w:r>
+        <w:rPr>
+          <w:lang w:val="zh_TW" w:bidi="zh_TW"/>
+        </w:rPr>
+        <w:t>；見</w:t>
+      </w:r>
+      <w:hyperlink r:id="rId202">
+        <w:r>
+          <w:rPr>
+            <w:lang w:val="zh_TW" w:bidi="zh_TW"/>
+          </w:rPr>
+          <w:rPr>
+            <w:color w:val="0000EE"/>
+            <w:u w:val="single"/>
+          </w:rPr>
+          <w:t>約一5:10</w:t>
+        </w:r>
+      </w:hyperlink>
+      <w:r>
+        <w:rPr>
+          <w:lang w:val="zh_TW" w:bidi="zh_TW"/>
+        </w:rPr>
+        <w:t>）。</w:t>
+      </w:r>
+    </w:p>
+    <w:p>
+      <w:pPr/>
+      <w:r>
+        <w:rPr>
+          <w:lang w:val="zh_TW" w:bidi="zh_TW"/>
+        </w:rPr>
+      </w:r>
+      <w:r>
+        <w:rPr>
+          <w:u w:val="single"/>
+          <w:lang w:val="zh_TW" w:bidi="zh_TW"/>
+        </w:rPr>
+        <w:t>進深研究的經文段落</w:t>
+      </w:r>
+    </w:p>
+    <w:p>
+      <w:pPr/>
+      <w:r>
+        <w:rPr>
+          <w:lang w:val="zh_TW" w:bidi="zh_TW"/>
+        </w:rPr>
+      </w:r>
+      <w:hyperlink r:id="rId203">
+        <w:r>
+          <w:rPr>
+            <w:lang w:val="zh_TW" w:bidi="zh_TW"/>
+          </w:rPr>
+          <w:rPr>
+            <w:color w:val="0000EE"/>
+            <w:u w:val="single"/>
+          </w:rPr>
+          <w:t>創15:6</w:t>
+        </w:r>
+      </w:hyperlink>
+      <w:r>
+        <w:rPr>
+          <w:lang w:val="zh_TW" w:bidi="zh_TW"/>
+        </w:rPr>
+        <w:t>；</w:t>
+      </w:r>
+      <w:hyperlink r:id="rId204">
+        <w:r>
+          <w:rPr>
+            <w:lang w:val="zh_TW" w:bidi="zh_TW"/>
+          </w:rPr>
+          <w:rPr>
+            <w:color w:val="0000EE"/>
+            <w:u w:val="single"/>
+          </w:rPr>
+          <w:t>賽28:16</w:t>
+        </w:r>
+      </w:hyperlink>
+      <w:r>
+        <w:rPr>
+          <w:lang w:val="zh_TW" w:bidi="zh_TW"/>
+        </w:rPr>
+        <w:t>；</w:t>
+      </w:r>
+      <w:hyperlink r:id="rId205">
+        <w:r>
+          <w:rPr>
+            <w:lang w:val="zh_TW" w:bidi="zh_TW"/>
+          </w:rPr>
+          <w:rPr>
+            <w:color w:val="0000EE"/>
+            <w:u w:val="single"/>
+          </w:rPr>
+          <w:t>可1:15，</w:t>
+        </w:r>
+      </w:hyperlink>
+      <w:hyperlink r:id="rId206">
+        <w:r>
+          <w:rPr>
+            <w:lang w:val="zh_TW" w:bidi="zh_TW"/>
+          </w:rPr>
+          <w:rPr>
+            <w:color w:val="0000EE"/>
+            <w:u w:val="single"/>
+          </w:rPr>
+          <w:t>可9:23–24</w:t>
+        </w:r>
+      </w:hyperlink>
+      <w:r>
+        <w:rPr>
+          <w:lang w:val="zh_TW" w:bidi="zh_TW"/>
+        </w:rPr>
+        <w:t>；</w:t>
+      </w:r>
       <w:hyperlink r:id="rId207">
         <w:r>
           <w:rPr>
@@ -4768,15 +4774,9 @@
             <w:color w:val="0000EE"/>
             <w:u w:val="single"/>
           </w:rPr>
-          <w:t>賽6:8–13</w:t>
-        </w:r>
-      </w:hyperlink>
-      <w:r>
-        <w:rPr>
-          <w:lang w:val="zh_TW" w:bidi="zh_TW"/>
-        </w:rPr>
-        <w:t>，</w:t>
-      </w:r>
+          <w:t>約1:12–13，</w:t>
+        </w:r>
+      </w:hyperlink>
       <w:hyperlink r:id="rId208">
         <w:r>
           <w:rPr>
@@ -4786,7 +4786,7 @@
             <w:color w:val="0000EE"/>
             <w:u w:val="single"/>
           </w:rPr>
-          <w:t>56:10–11；</w:t>
+          <w:t>約3:10–18，</w:t>
         </w:r>
       </w:hyperlink>
       <w:hyperlink r:id="rId209">
@@ -4798,7 +4798,7 @@
             <w:color w:val="0000EE"/>
             <w:u w:val="single"/>
           </w:rPr>
-          <w:t>太13:11–17；</w:t>
+          <w:t>約5:24，</w:t>
         </w:r>
       </w:hyperlink>
       <w:hyperlink r:id="rId210">
@@ -4810,33 +4810,9 @@
             <w:color w:val="0000EE"/>
             <w:u w:val="single"/>
           </w:rPr>
-          <w:t>約1:10–11</w:t>
-        </w:r>
-      </w:hyperlink>
-      <w:r>
-        <w:rPr>
-          <w:lang w:val="zh_TW" w:bidi="zh_TW"/>
-        </w:rPr>
-        <w:t>，</w:t>
-      </w:r>
-      <w:hyperlink r:id="rId203">
-        <w:r>
-          <w:rPr>
-            <w:lang w:val="zh_TW" w:bidi="zh_TW"/>
-          </w:rPr>
-          <w:rPr>
-            <w:color w:val="0000EE"/>
-            <w:u w:val="single"/>
-          </w:rPr>
-          <w:t>3:19–20</w:t>
-        </w:r>
-      </w:hyperlink>
-      <w:r>
-        <w:rPr>
-          <w:lang w:val="zh_TW" w:bidi="zh_TW"/>
-        </w:rPr>
-        <w:t>，</w:t>
-      </w:r>
+          <w:t>約6:35–36，</w:t>
+        </w:r>
+      </w:hyperlink>
       <w:hyperlink r:id="rId211">
         <w:r>
           <w:rPr>
@@ -4846,15 +4822,21 @@
             <w:color w:val="0000EE"/>
             <w:u w:val="single"/>
           </w:rPr>
-          <w:t>約7:32–36</w:t>
-        </w:r>
-      </w:hyperlink>
-      <w:r>
-        <w:rPr>
-          <w:lang w:val="zh_TW" w:bidi="zh_TW"/>
-        </w:rPr>
-        <w:t>，</w:t>
-      </w:r>
+          <w:t>約7:38，</w:t>
+        </w:r>
+      </w:hyperlink>
+      <w:hyperlink r:id="rId91">
+        <w:r>
+          <w:rPr>
+            <w:lang w:val="zh_TW" w:bidi="zh_TW"/>
+          </w:rPr>
+          <w:rPr>
+            <w:color w:val="0000EE"/>
+            <w:u w:val="single"/>
+          </w:rPr>
+          <w:t>約9:35–38，</w:t>
+        </w:r>
+      </w:hyperlink>
       <w:hyperlink r:id="rId212">
         <w:r>
           <w:rPr>
@@ -4864,15 +4846,21 @@
             <w:color w:val="0000EE"/>
             <w:u w:val="single"/>
           </w:rPr>
-          <w:t>9:40–41</w:t>
-        </w:r>
-      </w:hyperlink>
-      <w:r>
-        <w:rPr>
-          <w:lang w:val="zh_TW" w:bidi="zh_TW"/>
-        </w:rPr>
-        <w:t>，</w:t>
-      </w:r>
+          <w:t>約11:25–27，</w:t>
+        </w:r>
+      </w:hyperlink>
+      <w:hyperlink r:id="rId153">
+        <w:r>
+          <w:rPr>
+            <w:lang w:val="zh_TW" w:bidi="zh_TW"/>
+          </w:rPr>
+          <w:rPr>
+            <w:color w:val="0000EE"/>
+            <w:u w:val="single"/>
+          </w:rPr>
+          <w:t>約12:37，</w:t>
+        </w:r>
+      </w:hyperlink>
       <w:hyperlink r:id="rId213">
         <w:r>
           <w:rPr>
@@ -4882,9 +4870,15 @@
             <w:color w:val="0000EE"/>
             <w:u w:val="single"/>
           </w:rPr>
-          <w:t>12:40；</w:t>
-        </w:r>
-      </w:hyperlink>
+          <w:t>約20:25–31</w:t>
+        </w:r>
+      </w:hyperlink>
+      <w:r>
+        <w:rPr>
+          <w:lang w:val="zh_TW" w:bidi="zh_TW"/>
+        </w:rPr>
+        <w:t>；</w:t>
+      </w:r>
       <w:hyperlink r:id="rId214">
         <w:r>
           <w:rPr>
@@ -4894,7 +4888,7 @@
             <w:color w:val="0000EE"/>
             <w:u w:val="single"/>
           </w:rPr>
-          <w:t>羅1:21；</w:t>
+          <w:t>徒10:43，</w:t>
         </w:r>
       </w:hyperlink>
       <w:hyperlink r:id="rId215">
@@ -4906,14 +4900,14 @@
             <w:color w:val="0000EE"/>
             <w:u w:val="single"/>
           </w:rPr>
-          <w:t>林後3:13–18</w:t>
-        </w:r>
-      </w:hyperlink>
-      <w:r>
-        <w:rPr>
-          <w:lang w:val="zh_TW" w:bidi="zh_TW"/>
-        </w:rPr>
-        <w:t>，</w:t>
+          <w:t>徒13:39</w:t>
+        </w:r>
+      </w:hyperlink>
+      <w:r>
+        <w:rPr>
+          <w:lang w:val="zh_TW" w:bidi="zh_TW"/>
+        </w:rPr>
+        <w:t>；</w:t>
       </w:r>
       <w:hyperlink r:id="rId216">
         <w:r>
@@ -4924,7 +4918,7 @@
             <w:color w:val="0000EE"/>
             <w:u w:val="single"/>
           </w:rPr>
-          <w:t>4:3–4；</w:t>
+          <w:t>羅1:16，</w:t>
         </w:r>
       </w:hyperlink>
       <w:hyperlink r:id="rId217">
@@ -4936,9 +4930,15 @@
             <w:color w:val="0000EE"/>
             <w:u w:val="single"/>
           </w:rPr>
-          <w:t>約一2:9–11；</w:t>
-        </w:r>
-      </w:hyperlink>
+          <w:t>羅10:9–10</w:t>
+        </w:r>
+      </w:hyperlink>
+      <w:r>
+        <w:rPr>
+          <w:lang w:val="zh_TW" w:bidi="zh_TW"/>
+        </w:rPr>
+        <w:t>；</w:t>
+      </w:r>
       <w:hyperlink r:id="rId218">
         <w:r>
           <w:rPr>
@@ -4948,7 +4948,7 @@
             <w:color w:val="0000EE"/>
             <w:u w:val="single"/>
           </w:rPr>
-          <w:t>啟3:17</w:t>
+          <w:t>來4:3</w:t>
         </w:r>
       </w:hyperlink>
       <w:r>

--- a/zht/docx/103.content.docx
+++ b/zht/docx/103.content.docx
@@ -19,7 +19,7 @@
         <w:rPr>
           <w:lang w:val="zh_TW" w:bidi="zh_TW"/>
         </w:rPr>
-        <w:t>Resource: Tyndale Open Study Notes</w:t>
+        <w:t>Resource: Aquifer Open Study Notes (Themes)</w:t>
       </w:r>
       <w:r>
         <w:rPr>
@@ -112,7 +112,7 @@
         <w:rPr>
           <w:lang w:val="zh_TW" w:bidi="zh_TW"/>
         </w:rPr>
-        <w:t>Tyndale Open Study Notes</w:t>
+        <w:t>Aquifer Open Study Notes (Themes)</w:t>
       </w:r>
     </w:p>
     <w:p>

--- a/zht/docx/103.content.docx
+++ b/zht/docx/103.content.docx
@@ -233,72 +233,42 @@
         </w:rPr>
         <w:t>約伯的三位朋友，無法接受人有可能是完全無辜（</w:t>
       </w:r>
-      <w:hyperlink r:id="rId13">
-        <w:r>
-          <w:rPr>
-            <w:lang w:val="zh_TW" w:bidi="zh_TW"/>
-          </w:rPr>
-          <w:rPr>
-            <w:color w:val="0000EE"/>
-            <w:u w:val="single"/>
-          </w:rPr>
-          <w:t>伯4:17–19，</w:t>
-        </w:r>
-      </w:hyperlink>
-      <w:hyperlink r:id="rId14">
-        <w:r>
-          <w:rPr>
-            <w:lang w:val="zh_TW" w:bidi="zh_TW"/>
-          </w:rPr>
-          <w:rPr>
-            <w:color w:val="0000EE"/>
-            <w:u w:val="single"/>
-          </w:rPr>
-          <w:t>15:14–16，</w:t>
-        </w:r>
-      </w:hyperlink>
-      <w:hyperlink r:id="rId15">
-        <w:r>
-          <w:rPr>
-            <w:lang w:val="zh_TW" w:bidi="zh_TW"/>
-          </w:rPr>
-          <w:rPr>
-            <w:color w:val="0000EE"/>
-            <w:u w:val="single"/>
-          </w:rPr>
-          <w:t>25:4–6</w:t>
-        </w:r>
-      </w:hyperlink>
+      <w:r>
+        <w:rPr>
+          <w:lang w:val="zh_TW" w:bidi="zh_TW"/>
+        </w:rPr>
+        <w:t>伯4:17–19，</w:t>
+      </w:r>
+      <w:r>
+        <w:rPr>
+          <w:lang w:val="zh_TW" w:bidi="zh_TW"/>
+        </w:rPr>
+        <w:t>15:14–16，</w:t>
+      </w:r>
+      <w:r>
+        <w:rPr>
+          <w:lang w:val="zh_TW" w:bidi="zh_TW"/>
+        </w:rPr>
+        <w:t>25:4–6</w:t>
+      </w:r>
       <w:r>
         <w:rPr>
           <w:lang w:val="zh_TW" w:bidi="zh_TW"/>
         </w:rPr>
         <w:t>）。他們相信受苦一定是犯罪的結果，因此認為約伯必定犯了什麼罪，才會遭遇這樣的命運。約伯堅稱自己無辜，似乎與聖經中「沒有義人，連一個也沒有……世人都犯了罪，虧缺了神的榮耀」（</w:t>
       </w:r>
-      <w:hyperlink r:id="rId16">
-        <w:r>
-          <w:rPr>
-            <w:lang w:val="zh_TW" w:bidi="zh_TW"/>
-          </w:rPr>
-          <w:rPr>
-            <w:color w:val="0000EE"/>
-            <w:u w:val="single"/>
-          </w:rPr>
-          <w:t>羅3:10、</w:t>
-        </w:r>
-      </w:hyperlink>
-      <w:hyperlink r:id="rId17">
-        <w:r>
-          <w:rPr>
-            <w:lang w:val="zh_TW" w:bidi="zh_TW"/>
-          </w:rPr>
-          <w:rPr>
-            <w:color w:val="0000EE"/>
-            <w:u w:val="single"/>
-          </w:rPr>
-          <w:t>23</w:t>
-        </w:r>
-      </w:hyperlink>
+      <w:r>
+        <w:rPr>
+          <w:lang w:val="zh_TW" w:bidi="zh_TW"/>
+        </w:rPr>
+        <w:t>羅3:10、</w:t>
+      </w:r>
+      <w:r>
+        <w:rPr>
+          <w:lang w:val="zh_TW" w:bidi="zh_TW"/>
+        </w:rPr>
+        <w:t>23</w:t>
+      </w:r>
       <w:r>
         <w:rPr>
           <w:lang w:val="zh_TW" w:bidi="zh_TW"/>
@@ -319,36 +289,24 @@
         </w:rPr>
         <w:t>以利法等人誤解了約伯的立場。當他們否認約伯可以是正直或潔淨時，是從創造主（神）和受造物（人）之間絕對的差距來說。然而，約伯從未聲稱自己完全純潔無罪。他承認自己年輕時曾犯罪（</w:t>
       </w:r>
-      <w:hyperlink r:id="rId18">
-        <w:r>
-          <w:rPr>
-            <w:lang w:val="zh_TW" w:bidi="zh_TW"/>
-          </w:rPr>
-          <w:rPr>
-            <w:color w:val="0000EE"/>
-            <w:u w:val="single"/>
-          </w:rPr>
-          <w:t>伯13:26</w:t>
-        </w:r>
-      </w:hyperlink>
+      <w:r>
+        <w:rPr>
+          <w:lang w:val="zh_TW" w:bidi="zh_TW"/>
+        </w:rPr>
+        <w:t>伯13:26</w:t>
+      </w:r>
       <w:r>
         <w:rPr>
           <w:lang w:val="zh_TW" w:bidi="zh_TW"/>
         </w:rPr>
         <w:t>），也知道自己需要神的赦免與遮蓋他的罪（</w:t>
       </w:r>
-      <w:hyperlink r:id="rId19">
-        <w:r>
-          <w:rPr>
-            <w:lang w:val="zh_TW" w:bidi="zh_TW"/>
-          </w:rPr>
-          <w:rPr>
-            <w:color w:val="0000EE"/>
-            <w:u w:val="single"/>
-          </w:rPr>
-          <w:t>14:16–17</w:t>
-        </w:r>
-      </w:hyperlink>
+      <w:r>
+        <w:rPr>
+          <w:lang w:val="zh_TW" w:bidi="zh_TW"/>
+        </w:rPr>
+        <w:t>14:16–17</w:t>
+      </w:r>
       <w:r>
         <w:rPr>
           <w:lang w:val="zh_TW" w:bidi="zh_TW"/>
@@ -369,108 +327,72 @@
         </w:rPr>
         <w:t>同時，約伯也常強調自己在與神的關係中是誠實和正直的（</w:t>
       </w:r>
-      <w:hyperlink r:id="rId20">
-        <w:r>
-          <w:rPr>
-            <w:lang w:val="zh_TW" w:bidi="zh_TW"/>
-          </w:rPr>
-          <w:rPr>
-            <w:color w:val="0000EE"/>
-            <w:u w:val="single"/>
-          </w:rPr>
-          <w:t>伯13:14–18</w:t>
-        </w:r>
-      </w:hyperlink>
+      <w:r>
+        <w:rPr>
+          <w:lang w:val="zh_TW" w:bidi="zh_TW"/>
+        </w:rPr>
+        <w:t>伯13:14–18</w:t>
+      </w:r>
       <w:r>
         <w:rPr>
           <w:lang w:val="zh_TW" w:bidi="zh_TW"/>
         </w:rPr>
         <w:t>，</w:t>
       </w:r>
-      <w:hyperlink r:id="rId21">
-        <w:r>
-          <w:rPr>
-            <w:lang w:val="zh_TW" w:bidi="zh_TW"/>
-          </w:rPr>
-          <w:rPr>
-            <w:color w:val="0000EE"/>
-            <w:u w:val="single"/>
-          </w:rPr>
-          <w:t>23:10–12</w:t>
-        </w:r>
-      </w:hyperlink>
+      <w:r>
+        <w:rPr>
+          <w:lang w:val="zh_TW" w:bidi="zh_TW"/>
+        </w:rPr>
+        <w:t>23:10–12</w:t>
+      </w:r>
       <w:r>
         <w:rPr>
           <w:lang w:val="zh_TW" w:bidi="zh_TW"/>
         </w:rPr>
         <w:t>，</w:t>
       </w:r>
-      <w:hyperlink r:id="rId22">
-        <w:r>
-          <w:rPr>
-            <w:lang w:val="zh_TW" w:bidi="zh_TW"/>
-          </w:rPr>
-          <w:rPr>
-            <w:color w:val="0000EE"/>
-            <w:u w:val="single"/>
-          </w:rPr>
-          <w:t>27:3–6</w:t>
-        </w:r>
-      </w:hyperlink>
+      <w:r>
+        <w:rPr>
+          <w:lang w:val="zh_TW" w:bidi="zh_TW"/>
+        </w:rPr>
+        <w:t>27:3–6</w:t>
+      </w:r>
       <w:r>
         <w:rPr>
           <w:lang w:val="zh_TW" w:bidi="zh_TW"/>
         </w:rPr>
         <w:t>，</w:t>
       </w:r>
-      <w:hyperlink r:id="rId23">
-        <w:r>
-          <w:rPr>
-            <w:lang w:val="zh_TW" w:bidi="zh_TW"/>
-          </w:rPr>
-          <w:rPr>
-            <w:color w:val="0000EE"/>
-            <w:u w:val="single"/>
-          </w:rPr>
-          <w:t>31:1–40</w:t>
-        </w:r>
-      </w:hyperlink>
+      <w:r>
+        <w:rPr>
+          <w:lang w:val="zh_TW" w:bidi="zh_TW"/>
+        </w:rPr>
+        <w:t>31:1–40</w:t>
+      </w:r>
       <w:r>
         <w:rPr>
           <w:lang w:val="zh_TW" w:bidi="zh_TW"/>
         </w:rPr>
         <w:t>）。就連以利法也承認，約伯是一個正直的人（</w:t>
       </w:r>
-      <w:hyperlink r:id="rId24">
-        <w:r>
-          <w:rPr>
-            <w:lang w:val="zh_TW" w:bidi="zh_TW"/>
-          </w:rPr>
-          <w:rPr>
-            <w:color w:val="0000EE"/>
-            <w:u w:val="single"/>
-          </w:rPr>
-          <w:t>伯4:6</w:t>
-        </w:r>
-      </w:hyperlink>
+      <w:r>
+        <w:rPr>
+          <w:lang w:val="zh_TW" w:bidi="zh_TW"/>
+        </w:rPr>
+        <w:t>伯4:6</w:t>
+      </w:r>
       <w:r>
         <w:rPr>
           <w:lang w:val="zh_TW" w:bidi="zh_TW"/>
         </w:rPr>
         <w:t>）。約伯的信心使他能夠尋求與神對話，儘管遭受苦難，但仍相信神的公義。他不斷懷抱盼望，等待那位救贖主出現（</w:t>
       </w:r>
-      <w:hyperlink r:id="rId25">
-        <w:r>
-          <w:rPr>
-            <w:lang w:val="zh_TW" w:bidi="zh_TW"/>
-          </w:rPr>
-          <w:rPr>
-            <w:color w:val="0000EE"/>
-            <w:u w:val="single"/>
-          </w:rPr>
-          <w:t>伯19:25</w:t>
-        </w:r>
-      </w:hyperlink>
+      <w:r>
+        <w:rPr>
+          <w:lang w:val="zh_TW" w:bidi="zh_TW"/>
+        </w:rPr>
+        <w:t>伯19:25</w:t>
+      </w:r>
       <w:r>
         <w:rPr>
           <w:lang w:val="zh_TW" w:bidi="zh_TW"/>
@@ -491,138 +413,90 @@
         </w:rPr>
         <w:t>神的公義或許需要一位中保來成就，並且可能要等到死後才顯明（</w:t>
       </w:r>
-      <w:hyperlink r:id="rId26">
-        <w:r>
-          <w:rPr>
-            <w:lang w:val="zh_TW" w:bidi="zh_TW"/>
-          </w:rPr>
-          <w:rPr>
-            <w:color w:val="0000EE"/>
-            <w:u w:val="single"/>
-          </w:rPr>
-          <w:t>伯9:33–35，19</w:t>
-        </w:r>
-      </w:hyperlink>
-      <w:hyperlink r:id="rId27">
-        <w:r>
-          <w:rPr>
-            <w:lang w:val="zh_TW" w:bidi="zh_TW"/>
-          </w:rPr>
-          <w:rPr>
-            <w:color w:val="0000EE"/>
-            <w:u w:val="single"/>
-          </w:rPr>
-          <w:t>:26</w:t>
-        </w:r>
-      </w:hyperlink>
+      <w:r>
+        <w:rPr>
+          <w:lang w:val="zh_TW" w:bidi="zh_TW"/>
+        </w:rPr>
+        <w:t>伯9:33–35，19</w:t>
+      </w:r>
+      <w:r>
+        <w:rPr>
+          <w:lang w:val="zh_TW" w:bidi="zh_TW"/>
+        </w:rPr>
+        <w:t>:26</w:t>
+      </w:r>
       <w:r>
         <w:rPr>
           <w:lang w:val="zh_TW" w:bidi="zh_TW"/>
         </w:rPr>
         <w:t>）。然而，約伯相信他最終必得證明為義。他行事為人是「憑著信心，不是憑著眼見」（</w:t>
       </w:r>
-      <w:hyperlink r:id="rId28">
-        <w:r>
-          <w:rPr>
-            <w:lang w:val="zh_TW" w:bidi="zh_TW"/>
-          </w:rPr>
-          <w:rPr>
-            <w:color w:val="0000EE"/>
-            <w:u w:val="single"/>
-          </w:rPr>
-          <w:t>林後5:7</w:t>
-        </w:r>
-      </w:hyperlink>
+      <w:r>
+        <w:rPr>
+          <w:lang w:val="zh_TW" w:bidi="zh_TW"/>
+        </w:rPr>
+        <w:t>林後5:7</w:t>
+      </w:r>
       <w:r>
         <w:rPr>
           <w:lang w:val="zh_TW" w:bidi="zh_TW"/>
         </w:rPr>
         <w:t>；另見</w:t>
       </w:r>
-      <w:hyperlink r:id="rId29">
-        <w:r>
-          <w:rPr>
-            <w:lang w:val="zh_TW" w:bidi="zh_TW"/>
-          </w:rPr>
-          <w:rPr>
-            <w:color w:val="0000EE"/>
-            <w:u w:val="single"/>
-          </w:rPr>
-          <w:t>羅8:24</w:t>
-        </w:r>
-      </w:hyperlink>
+      <w:r>
+        <w:rPr>
+          <w:lang w:val="zh_TW" w:bidi="zh_TW"/>
+        </w:rPr>
+        <w:t>羅8:24</w:t>
+      </w:r>
       <w:r>
         <w:rPr>
           <w:lang w:val="zh_TW" w:bidi="zh_TW"/>
         </w:rPr>
         <w:t>；</w:t>
       </w:r>
-      <w:hyperlink r:id="rId30">
-        <w:r>
-          <w:rPr>
-            <w:lang w:val="zh_TW" w:bidi="zh_TW"/>
-          </w:rPr>
-          <w:rPr>
-            <w:color w:val="0000EE"/>
-            <w:u w:val="single"/>
-          </w:rPr>
-          <w:t>林前13:12</w:t>
-        </w:r>
-      </w:hyperlink>
+      <w:r>
+        <w:rPr>
+          <w:lang w:val="zh_TW" w:bidi="zh_TW"/>
+        </w:rPr>
+        <w:t>林前13:12</w:t>
+      </w:r>
       <w:r>
         <w:rPr>
           <w:lang w:val="zh_TW" w:bidi="zh_TW"/>
         </w:rPr>
         <w:t>；</w:t>
       </w:r>
-      <w:hyperlink r:id="rId31">
-        <w:r>
-          <w:rPr>
-            <w:lang w:val="zh_TW" w:bidi="zh_TW"/>
-          </w:rPr>
-          <w:rPr>
-            <w:color w:val="0000EE"/>
-            <w:u w:val="single"/>
-          </w:rPr>
-          <w:t>林後4:18</w:t>
-        </w:r>
-      </w:hyperlink>
+      <w:r>
+        <w:rPr>
+          <w:lang w:val="zh_TW" w:bidi="zh_TW"/>
+        </w:rPr>
+        <w:t>林後4:18</w:t>
+      </w:r>
       <w:r>
         <w:rPr>
           <w:lang w:val="zh_TW" w:bidi="zh_TW"/>
         </w:rPr>
         <w:t>；</w:t>
       </w:r>
-      <w:hyperlink r:id="rId32">
-        <w:r>
-          <w:rPr>
-            <w:lang w:val="zh_TW" w:bidi="zh_TW"/>
-          </w:rPr>
-          <w:rPr>
-            <w:color w:val="0000EE"/>
-            <w:u w:val="single"/>
-          </w:rPr>
-          <w:t>來11:1–2</w:t>
-        </w:r>
-      </w:hyperlink>
+      <w:r>
+        <w:rPr>
+          <w:lang w:val="zh_TW" w:bidi="zh_TW"/>
+        </w:rPr>
+        <w:t>來11:1–2</w:t>
+      </w:r>
       <w:r>
         <w:rPr>
           <w:lang w:val="zh_TW" w:bidi="zh_TW"/>
         </w:rPr>
         <w:t>；</w:t>
       </w:r>
-      <w:hyperlink r:id="rId33">
-        <w:r>
-          <w:rPr>
-            <w:lang w:val="zh_TW" w:bidi="zh_TW"/>
-          </w:rPr>
-          <w:rPr>
-            <w:color w:val="0000EE"/>
-            <w:u w:val="single"/>
-          </w:rPr>
-          <w:t>彼前1:6–8</w:t>
-        </w:r>
-      </w:hyperlink>
+      <w:r>
+        <w:rPr>
+          <w:lang w:val="zh_TW" w:bidi="zh_TW"/>
+        </w:rPr>
+        <w:t>彼前1:6–8</w:t>
+      </w:r>
       <w:r>
         <w:rPr>
           <w:lang w:val="zh_TW" w:bidi="zh_TW"/>
@@ -643,102 +517,66 @@
         </w:rPr>
         <w:t>當我們將約伯與耶穌基督的完全公義相比時，約伯與我們一樣，都是罪人。約伯之所以在神面前被看為義，不是因為他的行為完全無瑕，而是因為他對神的信心。正因如此，神稱他為「完全正直，敬畏神，遠離惡事」（</w:t>
       </w:r>
-      <w:hyperlink r:id="rId34">
-        <w:r>
-          <w:rPr>
-            <w:lang w:val="zh_TW" w:bidi="zh_TW"/>
-          </w:rPr>
-          <w:rPr>
-            <w:color w:val="0000EE"/>
-            <w:u w:val="single"/>
-          </w:rPr>
-          <w:t>伯1:1</w:t>
-        </w:r>
-      </w:hyperlink>
+      <w:r>
+        <w:rPr>
+          <w:lang w:val="zh_TW" w:bidi="zh_TW"/>
+        </w:rPr>
+        <w:t>伯1:1</w:t>
+      </w:r>
       <w:r>
         <w:rPr>
           <w:lang w:val="zh_TW" w:bidi="zh_TW"/>
         </w:rPr>
         <w:t>、</w:t>
       </w:r>
-      <w:hyperlink r:id="rId35">
-        <w:r>
-          <w:rPr>
-            <w:lang w:val="zh_TW" w:bidi="zh_TW"/>
-          </w:rPr>
-          <w:rPr>
-            <w:color w:val="0000EE"/>
-            <w:u w:val="single"/>
-          </w:rPr>
-          <w:t>8</w:t>
-        </w:r>
-      </w:hyperlink>
+      <w:r>
+        <w:rPr>
+          <w:lang w:val="zh_TW" w:bidi="zh_TW"/>
+        </w:rPr>
+        <w:t>8</w:t>
+      </w:r>
       <w:r>
         <w:rPr>
           <w:lang w:val="zh_TW" w:bidi="zh_TW"/>
         </w:rPr>
         <w:t>，</w:t>
       </w:r>
-      <w:hyperlink r:id="rId36">
-        <w:r>
-          <w:rPr>
-            <w:lang w:val="zh_TW" w:bidi="zh_TW"/>
-          </w:rPr>
-          <w:rPr>
-            <w:color w:val="0000EE"/>
-            <w:u w:val="single"/>
-          </w:rPr>
-          <w:t>2:3</w:t>
-        </w:r>
-      </w:hyperlink>
+      <w:r>
+        <w:rPr>
+          <w:lang w:val="zh_TW" w:bidi="zh_TW"/>
+        </w:rPr>
+        <w:t>2:3</w:t>
+      </w:r>
       <w:r>
         <w:rPr>
           <w:lang w:val="zh_TW" w:bidi="zh_TW"/>
         </w:rPr>
         <w:t>，</w:t>
       </w:r>
-      <w:hyperlink r:id="rId37">
-        <w:r>
-          <w:rPr>
-            <w:lang w:val="zh_TW" w:bidi="zh_TW"/>
-          </w:rPr>
-          <w:rPr>
-            <w:color w:val="0000EE"/>
-            <w:u w:val="single"/>
-          </w:rPr>
-          <w:t>42:7–8</w:t>
-        </w:r>
-      </w:hyperlink>
+      <w:r>
+        <w:rPr>
+          <w:lang w:val="zh_TW" w:bidi="zh_TW"/>
+        </w:rPr>
+        <w:t>42:7–8</w:t>
+      </w:r>
       <w:r>
         <w:rPr>
           <w:lang w:val="zh_TW" w:bidi="zh_TW"/>
         </w:rPr>
         <w:t>）。當我們像約伯一樣全然信靠神時，神也以同樣的方式稱我們為義（見</w:t>
       </w:r>
-      <w:hyperlink r:id="rId38">
-        <w:r>
-          <w:rPr>
-            <w:lang w:val="zh_TW" w:bidi="zh_TW"/>
-          </w:rPr>
-          <w:rPr>
-            <w:color w:val="0000EE"/>
-            <w:u w:val="single"/>
-          </w:rPr>
-          <w:t>羅4:4–5；</w:t>
-        </w:r>
-      </w:hyperlink>
-      <w:hyperlink r:id="rId39">
-        <w:r>
-          <w:rPr>
-            <w:lang w:val="zh_TW" w:bidi="zh_TW"/>
-          </w:rPr>
-          <w:rPr>
-            <w:color w:val="0000EE"/>
-            <w:u w:val="single"/>
-          </w:rPr>
-          <w:t>雅2:23</w:t>
-        </w:r>
-      </w:hyperlink>
+      <w:r>
+        <w:rPr>
+          <w:lang w:val="zh_TW" w:bidi="zh_TW"/>
+        </w:rPr>
+        <w:t>羅4:4–5；</w:t>
+      </w:r>
+      <w:r>
+        <w:rPr>
+          <w:lang w:val="zh_TW" w:bidi="zh_TW"/>
+        </w:rPr>
+        <w:t>雅2:23</w:t>
+      </w:r>
       <w:r>
         <w:rPr>
           <w:lang w:val="zh_TW" w:bidi="zh_TW"/>
@@ -768,360 +606,210 @@
           <w:lang w:val="zh_TW" w:bidi="zh_TW"/>
         </w:rPr>
       </w:r>
-      <w:hyperlink r:id="rId40">
-        <w:r>
-          <w:rPr>
-            <w:lang w:val="zh_TW" w:bidi="zh_TW"/>
-          </w:rPr>
-          <w:rPr>
-            <w:color w:val="0000EE"/>
-            <w:u w:val="single"/>
-          </w:rPr>
-          <w:t>王上8:46</w:t>
-        </w:r>
-      </w:hyperlink>
+      <w:r>
+        <w:rPr>
+          <w:lang w:val="zh_TW" w:bidi="zh_TW"/>
+        </w:rPr>
+        <w:t>王上8:46</w:t>
+      </w:r>
       <w:r>
         <w:rPr>
           <w:lang w:val="zh_TW" w:bidi="zh_TW"/>
         </w:rPr>
         <w:t>；</w:t>
       </w:r>
-      <w:hyperlink r:id="rId34">
-        <w:r>
-          <w:rPr>
-            <w:lang w:val="zh_TW" w:bidi="zh_TW"/>
-          </w:rPr>
-          <w:rPr>
-            <w:color w:val="0000EE"/>
-            <w:u w:val="single"/>
-          </w:rPr>
-          <w:t>伯1:1</w:t>
-        </w:r>
-      </w:hyperlink>
+      <w:r>
+        <w:rPr>
+          <w:lang w:val="zh_TW" w:bidi="zh_TW"/>
+        </w:rPr>
+        <w:t>伯1:1</w:t>
+      </w:r>
       <w:r>
         <w:rPr>
           <w:lang w:val="zh_TW" w:bidi="zh_TW"/>
         </w:rPr>
         <w:t>、</w:t>
       </w:r>
-      <w:hyperlink r:id="rId41">
-        <w:r>
-          <w:rPr>
-            <w:lang w:val="zh_TW" w:bidi="zh_TW"/>
-          </w:rPr>
-          <w:rPr>
-            <w:color w:val="0000EE"/>
-            <w:u w:val="single"/>
-          </w:rPr>
-          <w:t>8–11，</w:t>
-        </w:r>
-      </w:hyperlink>
-      <w:hyperlink r:id="rId42">
-        <w:r>
-          <w:rPr>
-            <w:lang w:val="zh_TW" w:bidi="zh_TW"/>
-          </w:rPr>
-          <w:rPr>
-            <w:color w:val="0000EE"/>
-            <w:u w:val="single"/>
-          </w:rPr>
-          <w:t>2:3–5，</w:t>
-        </w:r>
-      </w:hyperlink>
-      <w:hyperlink r:id="rId24">
-        <w:r>
-          <w:rPr>
-            <w:lang w:val="zh_TW" w:bidi="zh_TW"/>
-          </w:rPr>
-          <w:rPr>
-            <w:color w:val="0000EE"/>
-            <w:u w:val="single"/>
-          </w:rPr>
-          <w:t>4:6，</w:t>
-        </w:r>
-      </w:hyperlink>
-      <w:hyperlink r:id="rId43">
-        <w:r>
-          <w:rPr>
-            <w:lang w:val="zh_TW" w:bidi="zh_TW"/>
-          </w:rPr>
-          <w:rPr>
-            <w:color w:val="0000EE"/>
-            <w:u w:val="single"/>
-          </w:rPr>
-          <w:t>9:33–34，</w:t>
-        </w:r>
-      </w:hyperlink>
-      <w:hyperlink r:id="rId44">
-        <w:r>
-          <w:rPr>
-            <w:lang w:val="zh_TW" w:bidi="zh_TW"/>
-          </w:rPr>
-          <w:rPr>
-            <w:color w:val="0000EE"/>
-            <w:u w:val="single"/>
-          </w:rPr>
-          <w:t>13:18，</w:t>
-        </w:r>
-      </w:hyperlink>
-      <w:hyperlink r:id="rId19">
-        <w:r>
-          <w:rPr>
-            <w:lang w:val="zh_TW" w:bidi="zh_TW"/>
-          </w:rPr>
-          <w:rPr>
-            <w:color w:val="0000EE"/>
-            <w:u w:val="single"/>
-          </w:rPr>
-          <w:t>14:16–17，</w:t>
-        </w:r>
-      </w:hyperlink>
-      <w:hyperlink r:id="rId45">
-        <w:r>
-          <w:rPr>
-            <w:lang w:val="zh_TW" w:bidi="zh_TW"/>
-          </w:rPr>
-          <w:rPr>
-            <w:color w:val="0000EE"/>
-            <w:u w:val="single"/>
-          </w:rPr>
-          <w:t>15:14，</w:t>
-        </w:r>
-      </w:hyperlink>
-      <w:hyperlink r:id="rId46">
-        <w:r>
-          <w:rPr>
-            <w:lang w:val="zh_TW" w:bidi="zh_TW"/>
-          </w:rPr>
-          <w:rPr>
-            <w:color w:val="0000EE"/>
-            <w:u w:val="single"/>
-          </w:rPr>
-          <w:t>19:25–26，</w:t>
-        </w:r>
-      </w:hyperlink>
-      <w:hyperlink r:id="rId47">
-        <w:r>
-          <w:rPr>
-            <w:lang w:val="zh_TW" w:bidi="zh_TW"/>
-          </w:rPr>
-          <w:rPr>
-            <w:color w:val="0000EE"/>
-            <w:u w:val="single"/>
-          </w:rPr>
-          <w:t>23:10，</w:t>
-        </w:r>
-      </w:hyperlink>
-      <w:hyperlink r:id="rId48">
-        <w:r>
-          <w:rPr>
-            <w:lang w:val="zh_TW" w:bidi="zh_TW"/>
-          </w:rPr>
-          <w:rPr>
-            <w:color w:val="0000EE"/>
-            <w:u w:val="single"/>
-          </w:rPr>
-          <w:t>25:4，</w:t>
-        </w:r>
-      </w:hyperlink>
-      <w:hyperlink r:id="rId49">
-        <w:r>
-          <w:rPr>
-            <w:lang w:val="zh_TW" w:bidi="zh_TW"/>
-          </w:rPr>
-          <w:rPr>
-            <w:color w:val="0000EE"/>
-            <w:u w:val="single"/>
-          </w:rPr>
-          <w:t>27:5–6，</w:t>
-        </w:r>
-      </w:hyperlink>
-      <w:hyperlink r:id="rId37">
-        <w:r>
-          <w:rPr>
-            <w:lang w:val="zh_TW" w:bidi="zh_TW"/>
-          </w:rPr>
-          <w:rPr>
-            <w:color w:val="0000EE"/>
-            <w:u w:val="single"/>
-          </w:rPr>
-          <w:t>42:7–8</w:t>
-        </w:r>
-      </w:hyperlink>
+      <w:r>
+        <w:rPr>
+          <w:lang w:val="zh_TW" w:bidi="zh_TW"/>
+        </w:rPr>
+        <w:t>8–11，</w:t>
+      </w:r>
+      <w:r>
+        <w:rPr>
+          <w:lang w:val="zh_TW" w:bidi="zh_TW"/>
+        </w:rPr>
+        <w:t>2:3–5，</w:t>
+      </w:r>
+      <w:r>
+        <w:rPr>
+          <w:lang w:val="zh_TW" w:bidi="zh_TW"/>
+        </w:rPr>
+        <w:t>4:6，</w:t>
+      </w:r>
+      <w:r>
+        <w:rPr>
+          <w:lang w:val="zh_TW" w:bidi="zh_TW"/>
+        </w:rPr>
+        <w:t>9:33–34，</w:t>
+      </w:r>
+      <w:r>
+        <w:rPr>
+          <w:lang w:val="zh_TW" w:bidi="zh_TW"/>
+        </w:rPr>
+        <w:t>13:18，</w:t>
+      </w:r>
+      <w:r>
+        <w:rPr>
+          <w:lang w:val="zh_TW" w:bidi="zh_TW"/>
+        </w:rPr>
+        <w:t>14:16–17，</w:t>
+      </w:r>
+      <w:r>
+        <w:rPr>
+          <w:lang w:val="zh_TW" w:bidi="zh_TW"/>
+        </w:rPr>
+        <w:t>15:14，</w:t>
+      </w:r>
+      <w:r>
+        <w:rPr>
+          <w:lang w:val="zh_TW" w:bidi="zh_TW"/>
+        </w:rPr>
+        <w:t>19:25–26，</w:t>
+      </w:r>
+      <w:r>
+        <w:rPr>
+          <w:lang w:val="zh_TW" w:bidi="zh_TW"/>
+        </w:rPr>
+        <w:t>23:10，</w:t>
+      </w:r>
+      <w:r>
+        <w:rPr>
+          <w:lang w:val="zh_TW" w:bidi="zh_TW"/>
+        </w:rPr>
+        <w:t>25:4，</w:t>
+      </w:r>
+      <w:r>
+        <w:rPr>
+          <w:lang w:val="zh_TW" w:bidi="zh_TW"/>
+        </w:rPr>
+        <w:t>27:5–6，</w:t>
+      </w:r>
+      <w:r>
+        <w:rPr>
+          <w:lang w:val="zh_TW" w:bidi="zh_TW"/>
+        </w:rPr>
+        <w:t>42:7–8</w:t>
+      </w:r>
       <w:r>
         <w:rPr>
           <w:lang w:val="zh_TW" w:bidi="zh_TW"/>
         </w:rPr>
         <w:t>；</w:t>
       </w:r>
-      <w:hyperlink r:id="rId50">
-        <w:r>
-          <w:rPr>
-            <w:lang w:val="zh_TW" w:bidi="zh_TW"/>
-          </w:rPr>
-          <w:rPr>
-            <w:color w:val="0000EE"/>
-            <w:u w:val="single"/>
-          </w:rPr>
-          <w:t>詩25:7，</w:t>
-        </w:r>
-      </w:hyperlink>
-      <w:hyperlink r:id="rId51">
-        <w:r>
-          <w:rPr>
-            <w:lang w:val="zh_TW" w:bidi="zh_TW"/>
-          </w:rPr>
-          <w:rPr>
-            <w:color w:val="0000EE"/>
-            <w:u w:val="single"/>
-          </w:rPr>
-          <w:t>37:37，</w:t>
-        </w:r>
-      </w:hyperlink>
-      <w:hyperlink r:id="rId52">
-        <w:r>
-          <w:rPr>
-            <w:lang w:val="zh_TW" w:bidi="zh_TW"/>
-          </w:rPr>
-          <w:rPr>
-            <w:color w:val="0000EE"/>
-            <w:u w:val="single"/>
-          </w:rPr>
-          <w:t>51:17</w:t>
-        </w:r>
-      </w:hyperlink>
+      <w:r>
+        <w:rPr>
+          <w:lang w:val="zh_TW" w:bidi="zh_TW"/>
+        </w:rPr>
+        <w:t>詩25:7，</w:t>
+      </w:r>
+      <w:r>
+        <w:rPr>
+          <w:lang w:val="zh_TW" w:bidi="zh_TW"/>
+        </w:rPr>
+        <w:t>37:37，</w:t>
+      </w:r>
+      <w:r>
+        <w:rPr>
+          <w:lang w:val="zh_TW" w:bidi="zh_TW"/>
+        </w:rPr>
+        <w:t>51:17</w:t>
+      </w:r>
       <w:r>
         <w:rPr>
           <w:lang w:val="zh_TW" w:bidi="zh_TW"/>
         </w:rPr>
         <w:t>；</w:t>
       </w:r>
-      <w:hyperlink r:id="rId53">
-        <w:r>
-          <w:rPr>
-            <w:lang w:val="zh_TW" w:bidi="zh_TW"/>
-          </w:rPr>
-          <w:rPr>
-            <w:color w:val="0000EE"/>
-            <w:u w:val="single"/>
-          </w:rPr>
-          <w:t>結4:14</w:t>
-        </w:r>
-      </w:hyperlink>
+      <w:r>
+        <w:rPr>
+          <w:lang w:val="zh_TW" w:bidi="zh_TW"/>
+        </w:rPr>
+        <w:t>結4:14</w:t>
+      </w:r>
       <w:r>
         <w:rPr>
           <w:lang w:val="zh_TW" w:bidi="zh_TW"/>
         </w:rPr>
         <w:t>；</w:t>
       </w:r>
-      <w:hyperlink r:id="rId16">
-        <w:r>
-          <w:rPr>
-            <w:lang w:val="zh_TW" w:bidi="zh_TW"/>
-          </w:rPr>
-          <w:rPr>
-            <w:color w:val="0000EE"/>
-            <w:u w:val="single"/>
-          </w:rPr>
-          <w:t>羅3:10</w:t>
-        </w:r>
-      </w:hyperlink>
+      <w:r>
+        <w:rPr>
+          <w:lang w:val="zh_TW" w:bidi="zh_TW"/>
+        </w:rPr>
+        <w:t>羅3:10</w:t>
+      </w:r>
       <w:r>
         <w:rPr>
           <w:lang w:val="zh_TW" w:bidi="zh_TW"/>
         </w:rPr>
         <w:t>、</w:t>
       </w:r>
-      <w:hyperlink r:id="rId17">
-        <w:r>
-          <w:rPr>
-            <w:lang w:val="zh_TW" w:bidi="zh_TW"/>
-          </w:rPr>
-          <w:rPr>
-            <w:color w:val="0000EE"/>
-            <w:u w:val="single"/>
-          </w:rPr>
-          <w:t>23</w:t>
-        </w:r>
-      </w:hyperlink>
+      <w:r>
+        <w:rPr>
+          <w:lang w:val="zh_TW" w:bidi="zh_TW"/>
+        </w:rPr>
+        <w:t>23</w:t>
+      </w:r>
       <w:r>
         <w:rPr>
           <w:lang w:val="zh_TW" w:bidi="zh_TW"/>
         </w:rPr>
         <w:t>、</w:t>
       </w:r>
-      <w:hyperlink r:id="rId54">
-        <w:r>
-          <w:rPr>
-            <w:lang w:val="zh_TW" w:bidi="zh_TW"/>
-          </w:rPr>
-          <w:rPr>
-            <w:color w:val="0000EE"/>
-            <w:u w:val="single"/>
-          </w:rPr>
-          <w:t>25，</w:t>
-        </w:r>
-      </w:hyperlink>
-      <w:hyperlink r:id="rId38">
-        <w:r>
-          <w:rPr>
-            <w:lang w:val="zh_TW" w:bidi="zh_TW"/>
-          </w:rPr>
-          <w:rPr>
-            <w:color w:val="0000EE"/>
-            <w:u w:val="single"/>
-          </w:rPr>
-          <w:t>4:4–5，</w:t>
-        </w:r>
-      </w:hyperlink>
-      <w:hyperlink r:id="rId55">
-        <w:r>
-          <w:rPr>
-            <w:lang w:val="zh_TW" w:bidi="zh_TW"/>
-          </w:rPr>
-          <w:rPr>
-            <w:color w:val="0000EE"/>
-            <w:u w:val="single"/>
-          </w:rPr>
-          <w:t>6:23</w:t>
-        </w:r>
-      </w:hyperlink>
+      <w:r>
+        <w:rPr>
+          <w:lang w:val="zh_TW" w:bidi="zh_TW"/>
+        </w:rPr>
+        <w:t>25，</w:t>
+      </w:r>
+      <w:r>
+        <w:rPr>
+          <w:lang w:val="zh_TW" w:bidi="zh_TW"/>
+        </w:rPr>
+        <w:t>4:4–5，</w:t>
+      </w:r>
+      <w:r>
+        <w:rPr>
+          <w:lang w:val="zh_TW" w:bidi="zh_TW"/>
+        </w:rPr>
+        <w:t>6:23</w:t>
+      </w:r>
       <w:r>
         <w:rPr>
           <w:lang w:val="zh_TW" w:bidi="zh_TW"/>
         </w:rPr>
         <w:t>；</w:t>
       </w:r>
-      <w:hyperlink r:id="rId30">
-        <w:r>
-          <w:rPr>
-            <w:lang w:val="zh_TW" w:bidi="zh_TW"/>
-          </w:rPr>
-          <w:rPr>
-            <w:color w:val="0000EE"/>
-            <w:u w:val="single"/>
-          </w:rPr>
-          <w:t>林前13:12</w:t>
-        </w:r>
-      </w:hyperlink>
+      <w:r>
+        <w:rPr>
+          <w:lang w:val="zh_TW" w:bidi="zh_TW"/>
+        </w:rPr>
+        <w:t>林前13:12</w:t>
+      </w:r>
       <w:r>
         <w:rPr>
           <w:lang w:val="zh_TW" w:bidi="zh_TW"/>
         </w:rPr>
         <w:t>；</w:t>
       </w:r>
-      <w:hyperlink r:id="rId31">
-        <w:r>
-          <w:rPr>
-            <w:lang w:val="zh_TW" w:bidi="zh_TW"/>
-          </w:rPr>
-          <w:rPr>
-            <w:color w:val="0000EE"/>
-            <w:u w:val="single"/>
-          </w:rPr>
-          <w:t>林後4:18</w:t>
-        </w:r>
-      </w:hyperlink>
+      <w:r>
+        <w:rPr>
+          <w:lang w:val="zh_TW" w:bidi="zh_TW"/>
+        </w:rPr>
+        <w:t>林後4:18</w:t>
+      </w:r>
       <w:r>
         <w:rPr>
           <w:lang w:val="zh_TW" w:bidi="zh_TW"/>
@@ -1188,18 +876,12 @@
         </w:rPr>
         <w:t>。櫃中放著約版，也就是「十誡」。在贖罪日，大祭司會把血灑在約櫃的蓋上，以潔淨百姓（</w:t>
       </w:r>
-      <w:hyperlink r:id="rId56">
-        <w:r>
-          <w:rPr>
-            <w:lang w:val="zh_TW" w:bidi="zh_TW"/>
-          </w:rPr>
-          <w:rPr>
-            <w:color w:val="0000EE"/>
-            <w:u w:val="single"/>
-          </w:rPr>
-          <w:t>利16:2–17</w:t>
-        </w:r>
-      </w:hyperlink>
+      <w:r>
+        <w:rPr>
+          <w:lang w:val="zh_TW" w:bidi="zh_TW"/>
+        </w:rPr>
+        <w:t>利16:2–17</w:t>
+      </w:r>
       <w:r>
         <w:rPr>
           <w:lang w:val="zh_TW" w:bidi="zh_TW"/>
@@ -1220,72 +902,48 @@
         </w:rPr>
         <w:t>以色列人在曠野的時期，神的榮耀曾顯現在約櫃之上，祂在那裡與衪的子民相會（見</w:t>
       </w:r>
-      <w:hyperlink r:id="rId57">
-        <w:r>
-          <w:rPr>
-            <w:lang w:val="zh_TW" w:bidi="zh_TW"/>
-          </w:rPr>
-          <w:rPr>
-            <w:color w:val="0000EE"/>
-            <w:u w:val="single"/>
-          </w:rPr>
-          <w:t>出25:22</w:t>
-        </w:r>
-      </w:hyperlink>
+      <w:r>
+        <w:rPr>
+          <w:lang w:val="zh_TW" w:bidi="zh_TW"/>
+        </w:rPr>
+        <w:t>出25:22</w:t>
+      </w:r>
       <w:r>
         <w:rPr>
           <w:lang w:val="zh_TW" w:bidi="zh_TW"/>
         </w:rPr>
         <w:t>）。在以色列的歷史中，約櫃一直象徵神的同在，以色列人會在路上抬著它（</w:t>
       </w:r>
-      <w:hyperlink r:id="rId58">
-        <w:r>
-          <w:rPr>
-            <w:lang w:val="zh_TW" w:bidi="zh_TW"/>
-          </w:rPr>
-          <w:rPr>
-            <w:color w:val="0000EE"/>
-            <w:u w:val="single"/>
-          </w:rPr>
-          <w:t>民10:33–36</w:t>
-        </w:r>
-      </w:hyperlink>
+      <w:r>
+        <w:rPr>
+          <w:lang w:val="zh_TW" w:bidi="zh_TW"/>
+        </w:rPr>
+        <w:t>民10:33–36</w:t>
+      </w:r>
       <w:r>
         <w:rPr>
           <w:lang w:val="zh_TW" w:bidi="zh_TW"/>
         </w:rPr>
         <w:t>）。當約櫃被抬到約旦河邊時，河水止住，以色列人得以踏乾地過河（</w:t>
       </w:r>
-      <w:hyperlink r:id="rId59">
-        <w:r>
-          <w:rPr>
-            <w:lang w:val="zh_TW" w:bidi="zh_TW"/>
-          </w:rPr>
-          <w:rPr>
-            <w:color w:val="0000EE"/>
-            <w:u w:val="single"/>
-          </w:rPr>
-          <w:t>書3:4–6</w:t>
-        </w:r>
-      </w:hyperlink>
+      <w:r>
+        <w:rPr>
+          <w:lang w:val="zh_TW" w:bidi="zh_TW"/>
+        </w:rPr>
+        <w:t>書3:4–6</w:t>
+      </w:r>
       <w:r>
         <w:rPr>
           <w:lang w:val="zh_TW" w:bidi="zh_TW"/>
         </w:rPr>
         <w:t>）。他們也曾在攻打耶利哥城前，抬著約櫃繞城；在大衛王時期，當他們圍攻亞捫人的首都拉巴時，約櫃也在軍中（</w:t>
       </w:r>
-      <w:hyperlink r:id="rId60">
-        <w:r>
-          <w:rPr>
-            <w:lang w:val="zh_TW" w:bidi="zh_TW"/>
-          </w:rPr>
-          <w:rPr>
-            <w:color w:val="0000EE"/>
-            <w:u w:val="single"/>
-          </w:rPr>
-          <w:t>撒下11:1–11</w:t>
-        </w:r>
-      </w:hyperlink>
+      <w:r>
+        <w:rPr>
+          <w:lang w:val="zh_TW" w:bidi="zh_TW"/>
+        </w:rPr>
+        <w:t>撒下11:1–11</w:t>
+      </w:r>
       <w:r>
         <w:rPr>
           <w:lang w:val="zh_TW" w:bidi="zh_TW"/>
@@ -1306,36 +964,24 @@
         </w:rPr>
         <w:t>非利士人認為約櫃就是以色列的神（</w:t>
       </w:r>
-      <w:hyperlink r:id="rId61">
-        <w:r>
-          <w:rPr>
-            <w:lang w:val="zh_TW" w:bidi="zh_TW"/>
-          </w:rPr>
-          <w:rPr>
-            <w:color w:val="0000EE"/>
-            <w:u w:val="single"/>
-          </w:rPr>
-          <w:t>撒上4:6–8</w:t>
-        </w:r>
-      </w:hyperlink>
+      <w:r>
+        <w:rPr>
+          <w:lang w:val="zh_TW" w:bidi="zh_TW"/>
+        </w:rPr>
+        <w:t>撒上4:6–8</w:t>
+      </w:r>
       <w:r>
         <w:rPr>
           <w:lang w:val="zh_TW" w:bidi="zh_TW"/>
         </w:rPr>
         <w:t>），這點並不令人意外，因為非利士人常在戰爭中，帶著自己神明的像（</w:t>
       </w:r>
-      <w:hyperlink r:id="rId62">
-        <w:r>
-          <w:rPr>
-            <w:lang w:val="zh_TW" w:bidi="zh_TW"/>
-          </w:rPr>
-          <w:rPr>
-            <w:color w:val="0000EE"/>
-            <w:u w:val="single"/>
-          </w:rPr>
-          <w:t>撒下5:21</w:t>
-        </w:r>
-      </w:hyperlink>
+      <w:r>
+        <w:rPr>
+          <w:lang w:val="zh_TW" w:bidi="zh_TW"/>
+        </w:rPr>
+        <w:t>撒下5:21</w:t>
+      </w:r>
       <w:r>
         <w:rPr>
           <w:lang w:val="zh_TW" w:bidi="zh_TW"/>
@@ -1354,18 +1000,12 @@
         </w:rPr>
         <w:t>色列人不會為神造像，他們把約櫃視為神的「腳凳」和暫時的居所，而非祂的形象（見</w:t>
       </w:r>
-      <w:hyperlink r:id="rId63">
-        <w:r>
-          <w:rPr>
-            <w:lang w:val="zh_TW" w:bidi="zh_TW"/>
-          </w:rPr>
-          <w:rPr>
-            <w:color w:val="0000EE"/>
-            <w:u w:val="single"/>
-          </w:rPr>
-          <w:t>代上28:2</w:t>
-        </w:r>
-      </w:hyperlink>
+      <w:r>
+        <w:rPr>
+          <w:lang w:val="zh_TW" w:bidi="zh_TW"/>
+        </w:rPr>
+        <w:t>代上28:2</w:t>
+      </w:r>
       <w:r>
         <w:rPr>
           <w:lang w:val="zh_TW" w:bidi="zh_TW"/>
@@ -1398,18 +1038,12 @@
         </w:rPr>
         <w:t>」（見</w:t>
       </w:r>
-      <w:hyperlink r:id="rId64">
-        <w:r>
-          <w:rPr>
-            <w:lang w:val="zh_TW" w:bidi="zh_TW"/>
-          </w:rPr>
-          <w:rPr>
-            <w:color w:val="0000EE"/>
-            <w:u w:val="single"/>
-          </w:rPr>
-          <w:t>撒上4:3</w:t>
-        </w:r>
-      </w:hyperlink>
+      <w:r>
+        <w:rPr>
+          <w:lang w:val="zh_TW" w:bidi="zh_TW"/>
+        </w:rPr>
+        <w:t>撒上4:3</w:t>
+      </w:r>
       <w:r>
         <w:rPr>
           <w:lang w:val="zh_TW" w:bidi="zh_TW"/>
@@ -1428,36 +1062,24 @@
         </w:rPr>
         <w:t>證明沒有人能操控神（</w:t>
       </w:r>
-      <w:hyperlink r:id="rId65">
-        <w:r>
-          <w:rPr>
-            <w:lang w:val="zh_TW" w:bidi="zh_TW"/>
-          </w:rPr>
-          <w:rPr>
-            <w:color w:val="0000EE"/>
-            <w:u w:val="single"/>
-          </w:rPr>
-          <w:t>4:1–11</w:t>
-        </w:r>
-      </w:hyperlink>
+      <w:r>
+        <w:rPr>
+          <w:lang w:val="zh_TW" w:bidi="zh_TW"/>
+        </w:rPr>
+        <w:t>4:1–11</w:t>
+      </w:r>
       <w:r>
         <w:rPr>
           <w:lang w:val="zh_TW" w:bidi="zh_TW"/>
         </w:rPr>
         <w:t>）。祂是祂子民的領袖，他們必須服從並信靠祂（參</w:t>
       </w:r>
-      <w:hyperlink r:id="rId66">
-        <w:r>
-          <w:rPr>
-            <w:lang w:val="zh_TW" w:bidi="zh_TW"/>
-          </w:rPr>
-          <w:rPr>
-            <w:color w:val="0000EE"/>
-            <w:u w:val="single"/>
-          </w:rPr>
-          <w:t>書5:13–15</w:t>
-        </w:r>
-      </w:hyperlink>
+      <w:r>
+        <w:rPr>
+          <w:lang w:val="zh_TW" w:bidi="zh_TW"/>
+        </w:rPr>
+        <w:t>書5:13–15</w:t>
+      </w:r>
       <w:r>
         <w:rPr>
           <w:lang w:val="zh_TW" w:bidi="zh_TW"/>
@@ -1484,18 +1106,12 @@
         </w:rPr>
         <w:t>（</w:t>
       </w:r>
-      <w:hyperlink r:id="rId67">
-        <w:r>
-          <w:rPr>
-            <w:lang w:val="zh_TW" w:bidi="zh_TW"/>
-          </w:rPr>
-          <w:rPr>
-            <w:color w:val="0000EE"/>
-            <w:u w:val="single"/>
-          </w:rPr>
-          <w:t>撒下6:1–17</w:t>
-        </w:r>
-      </w:hyperlink>
+      <w:r>
+        <w:rPr>
+          <w:lang w:val="zh_TW" w:bidi="zh_TW"/>
+        </w:rPr>
+        <w:t>撒下6:1–17</w:t>
+      </w:r>
       <w:r>
         <w:rPr>
           <w:lang w:val="zh_TW" w:bidi="zh_TW"/>
@@ -1514,18 +1130,12 @@
         </w:rPr>
         <w:t>（</w:t>
       </w:r>
-      <w:hyperlink r:id="rId68">
-        <w:r>
-          <w:rPr>
-            <w:lang w:val="zh_TW" w:bidi="zh_TW"/>
-          </w:rPr>
-          <w:rPr>
-            <w:color w:val="0000EE"/>
-            <w:u w:val="single"/>
-          </w:rPr>
-          <w:t>王上8:1–11</w:t>
-        </w:r>
-      </w:hyperlink>
+      <w:r>
+        <w:rPr>
+          <w:lang w:val="zh_TW" w:bidi="zh_TW"/>
+        </w:rPr>
+        <w:t>王上8:1–11</w:t>
+      </w:r>
       <w:r>
         <w:rPr>
           <w:lang w:val="zh_TW" w:bidi="zh_TW"/>
@@ -1568,38 +1178,14 @@
         <w:rPr>
           <w:lang w:val="zh_TW" w:bidi="zh_TW"/>
         </w:rPr>
-        <w:t>）的傳統指出，耶利米先知在被擄期間，將約櫃藏了起來（</w:t>
-      </w:r>
-      <w:hyperlink r:id="rId69">
-        <w:r>
-          <w:rPr>
-            <w:lang w:val="zh_TW" w:bidi="zh_TW"/>
-          </w:rPr>
-          <w:rPr>
-            <w:color w:val="0000EE"/>
-            <w:u w:val="single"/>
-          </w:rPr>
-          <w:t>馬加比二書2:4–8</w:t>
-        </w:r>
-      </w:hyperlink>
-      <w:r>
-        <w:rPr>
-          <w:lang w:val="zh_TW" w:bidi="zh_TW"/>
-        </w:rPr>
-        <w:t>）。（次經是沒有納入希伯來聖經正典的古代文獻，某些基督教傳統視它為聖經的一部分。）儘管如此，神藉著耶穌基督的同在與祂完全的犧牲，使約櫃的存在已沒有必要（見</w:t>
-      </w:r>
-      <w:hyperlink r:id="rId70">
-        <w:r>
-          <w:rPr>
-            <w:lang w:val="zh_TW" w:bidi="zh_TW"/>
-          </w:rPr>
-          <w:rPr>
-            <w:color w:val="0000EE"/>
-            <w:u w:val="single"/>
-          </w:rPr>
-          <w:t>來9:1–10:18</w:t>
-        </w:r>
-      </w:hyperlink>
+        <w:t>）的傳統指出，耶利米先知在被擄期間，將約櫃藏了起來（馬加比二書2:4–8）。（次經是沒有納入希伯來聖經正典的古代文獻，某些基督教傳統視它為聖經的一部分。）儘管如此，神藉著耶穌基督的同在與祂完全的犧牲，使約櫃的存在已沒有必要（見</w:t>
+      </w:r>
+      <w:r>
+        <w:rPr>
+          <w:lang w:val="zh_TW" w:bidi="zh_TW"/>
+        </w:rPr>
+        <w:t>來9:1–10:18</w:t>
+      </w:r>
       <w:r>
         <w:rPr>
           <w:lang w:val="zh_TW" w:bidi="zh_TW"/>
@@ -1629,216 +1215,144 @@
           <w:lang w:val="zh_TW" w:bidi="zh_TW"/>
         </w:rPr>
       </w:r>
-      <w:hyperlink r:id="rId71">
-        <w:r>
-          <w:rPr>
-            <w:lang w:val="zh_TW" w:bidi="zh_TW"/>
-          </w:rPr>
-          <w:rPr>
-            <w:color w:val="0000EE"/>
-            <w:u w:val="single"/>
-          </w:rPr>
-          <w:t>出25:10–22</w:t>
-        </w:r>
-      </w:hyperlink>
+      <w:r>
+        <w:rPr>
+          <w:lang w:val="zh_TW" w:bidi="zh_TW"/>
+        </w:rPr>
+        <w:t>出25:10–22</w:t>
+      </w:r>
       <w:r>
         <w:rPr>
           <w:lang w:val="zh_TW" w:bidi="zh_TW"/>
         </w:rPr>
         <w:t>，</w:t>
       </w:r>
-      <w:hyperlink r:id="rId72">
-        <w:r>
-          <w:rPr>
-            <w:lang w:val="zh_TW" w:bidi="zh_TW"/>
-          </w:rPr>
-          <w:rPr>
-            <w:color w:val="0000EE"/>
-            <w:u w:val="single"/>
-          </w:rPr>
-          <w:t>40:20–21</w:t>
-        </w:r>
-      </w:hyperlink>
+      <w:r>
+        <w:rPr>
+          <w:lang w:val="zh_TW" w:bidi="zh_TW"/>
+        </w:rPr>
+        <w:t>40:20–21</w:t>
+      </w:r>
       <w:r>
         <w:rPr>
           <w:lang w:val="zh_TW" w:bidi="zh_TW"/>
         </w:rPr>
         <w:t>；</w:t>
       </w:r>
-      <w:hyperlink r:id="rId73">
-        <w:r>
-          <w:rPr>
-            <w:lang w:val="zh_TW" w:bidi="zh_TW"/>
-          </w:rPr>
-          <w:rPr>
-            <w:color w:val="0000EE"/>
-            <w:u w:val="single"/>
-          </w:rPr>
-          <w:t>利16:2</w:t>
-        </w:r>
-      </w:hyperlink>
+      <w:r>
+        <w:rPr>
+          <w:lang w:val="zh_TW" w:bidi="zh_TW"/>
+        </w:rPr>
+        <w:t>利16:2</w:t>
+      </w:r>
       <w:r>
         <w:rPr>
           <w:lang w:val="zh_TW" w:bidi="zh_TW"/>
         </w:rPr>
         <w:t>；</w:t>
       </w:r>
-      <w:hyperlink r:id="rId58">
-        <w:r>
-          <w:rPr>
-            <w:lang w:val="zh_TW" w:bidi="zh_TW"/>
-          </w:rPr>
-          <w:rPr>
-            <w:color w:val="0000EE"/>
-            <w:u w:val="single"/>
-          </w:rPr>
-          <w:t>民10:33–36</w:t>
-        </w:r>
-      </w:hyperlink>
+      <w:r>
+        <w:rPr>
+          <w:lang w:val="zh_TW" w:bidi="zh_TW"/>
+        </w:rPr>
+        <w:t>民10:33–36</w:t>
+      </w:r>
       <w:r>
         <w:rPr>
           <w:lang w:val="zh_TW" w:bidi="zh_TW"/>
         </w:rPr>
         <w:t>；</w:t>
       </w:r>
-      <w:hyperlink r:id="rId74">
-        <w:r>
-          <w:rPr>
-            <w:lang w:val="zh_TW" w:bidi="zh_TW"/>
-          </w:rPr>
-          <w:rPr>
-            <w:color w:val="0000EE"/>
-            <w:u w:val="single"/>
-          </w:rPr>
-          <w:t>申31:25–26</w:t>
-        </w:r>
-      </w:hyperlink>
+      <w:r>
+        <w:rPr>
+          <w:lang w:val="zh_TW" w:bidi="zh_TW"/>
+        </w:rPr>
+        <w:t>申31:25–26</w:t>
+      </w:r>
       <w:r>
         <w:rPr>
           <w:lang w:val="zh_TW" w:bidi="zh_TW"/>
         </w:rPr>
         <w:t>；</w:t>
       </w:r>
-      <w:hyperlink r:id="rId59">
-        <w:r>
-          <w:rPr>
-            <w:lang w:val="zh_TW" w:bidi="zh_TW"/>
-          </w:rPr>
-          <w:rPr>
-            <w:color w:val="0000EE"/>
-            <w:u w:val="single"/>
-          </w:rPr>
-          <w:t>書3:4–6</w:t>
-        </w:r>
-      </w:hyperlink>
+      <w:r>
+        <w:rPr>
+          <w:lang w:val="zh_TW" w:bidi="zh_TW"/>
+        </w:rPr>
+        <w:t>書3:4–6</w:t>
+      </w:r>
       <w:r>
         <w:rPr>
           <w:lang w:val="zh_TW" w:bidi="zh_TW"/>
         </w:rPr>
         <w:t>，</w:t>
       </w:r>
-      <w:hyperlink r:id="rId75">
-        <w:r>
-          <w:rPr>
-            <w:lang w:val="zh_TW" w:bidi="zh_TW"/>
-          </w:rPr>
-          <w:rPr>
-            <w:color w:val="0000EE"/>
-            <w:u w:val="single"/>
-          </w:rPr>
-          <w:t>6:6–13</w:t>
-        </w:r>
-      </w:hyperlink>
+      <w:r>
+        <w:rPr>
+          <w:lang w:val="zh_TW" w:bidi="zh_TW"/>
+        </w:rPr>
+        <w:t>6:6–13</w:t>
+      </w:r>
       <w:r>
         <w:rPr>
           <w:lang w:val="zh_TW" w:bidi="zh_TW"/>
         </w:rPr>
         <w:t>；</w:t>
       </w:r>
-      <w:hyperlink r:id="rId76">
-        <w:r>
-          <w:rPr>
-            <w:lang w:val="zh_TW" w:bidi="zh_TW"/>
-          </w:rPr>
-          <w:rPr>
-            <w:color w:val="0000EE"/>
-            <w:u w:val="single"/>
-          </w:rPr>
-          <w:t>士20:26–28</w:t>
-        </w:r>
-      </w:hyperlink>
+      <w:r>
+        <w:rPr>
+          <w:lang w:val="zh_TW" w:bidi="zh_TW"/>
+        </w:rPr>
+        <w:t>士20:26–28</w:t>
+      </w:r>
       <w:r>
         <w:rPr>
           <w:lang w:val="zh_TW" w:bidi="zh_TW"/>
         </w:rPr>
         <w:t>；</w:t>
       </w:r>
-      <w:hyperlink r:id="rId77">
-        <w:r>
-          <w:rPr>
-            <w:lang w:val="zh_TW" w:bidi="zh_TW"/>
-          </w:rPr>
-          <w:rPr>
-            <w:color w:val="0000EE"/>
-            <w:u w:val="single"/>
-          </w:rPr>
-          <w:t>撒上4:3–11</w:t>
-        </w:r>
-      </w:hyperlink>
+      <w:r>
+        <w:rPr>
+          <w:lang w:val="zh_TW" w:bidi="zh_TW"/>
+        </w:rPr>
+        <w:t>撒上4:3–11</w:t>
+      </w:r>
       <w:r>
         <w:rPr>
           <w:lang w:val="zh_TW" w:bidi="zh_TW"/>
         </w:rPr>
         <w:t>，</w:t>
       </w:r>
-      <w:hyperlink r:id="rId78">
-        <w:r>
-          <w:rPr>
-            <w:lang w:val="zh_TW" w:bidi="zh_TW"/>
-          </w:rPr>
-          <w:rPr>
-            <w:color w:val="0000EE"/>
-            <w:u w:val="single"/>
-          </w:rPr>
-          <w:t>5:1–7:2</w:t>
-        </w:r>
-      </w:hyperlink>
+      <w:r>
+        <w:rPr>
+          <w:lang w:val="zh_TW" w:bidi="zh_TW"/>
+        </w:rPr>
+        <w:t>5:1–7:2</w:t>
+      </w:r>
       <w:r>
         <w:rPr>
           <w:lang w:val="zh_TW" w:bidi="zh_TW"/>
         </w:rPr>
         <w:t>；</w:t>
       </w:r>
-      <w:hyperlink r:id="rId67">
-        <w:r>
-          <w:rPr>
-            <w:lang w:val="zh_TW" w:bidi="zh_TW"/>
-          </w:rPr>
-          <w:rPr>
-            <w:color w:val="0000EE"/>
-            <w:u w:val="single"/>
-          </w:rPr>
-          <w:t>撒下6:1–17</w:t>
-        </w:r>
-      </w:hyperlink>
+      <w:r>
+        <w:rPr>
+          <w:lang w:val="zh_TW" w:bidi="zh_TW"/>
+        </w:rPr>
+        <w:t>撒下6:1–17</w:t>
+      </w:r>
       <w:r>
         <w:rPr>
           <w:lang w:val="zh_TW" w:bidi="zh_TW"/>
         </w:rPr>
         <w:t>；</w:t>
       </w:r>
-      <w:hyperlink r:id="rId79">
-        <w:r>
-          <w:rPr>
-            <w:lang w:val="zh_TW" w:bidi="zh_TW"/>
-          </w:rPr>
-          <w:rPr>
-            <w:color w:val="0000EE"/>
-            <w:u w:val="single"/>
-          </w:rPr>
-          <w:t>耶3:16–18</w:t>
-        </w:r>
-      </w:hyperlink>
+      <w:r>
+        <w:rPr>
+          <w:lang w:val="zh_TW" w:bidi="zh_TW"/>
+        </w:rPr>
+        <w:t>耶3:16–18</w:t>
+      </w:r>
       <w:r>
         <w:rPr>
           <w:lang w:val="zh_TW" w:bidi="zh_TW"/>
@@ -1887,54 +1401,36 @@
         </w:rPr>
         <w:t>在使徒約翰所寫福音書的前半部分，描寫了多位展現出真正門徒特質的人物（見</w:t>
       </w:r>
-      <w:hyperlink r:id="rId80">
-        <w:r>
-          <w:rPr>
-            <w:lang w:val="zh_TW" w:bidi="zh_TW"/>
-          </w:rPr>
-          <w:rPr>
-            <w:color w:val="0000EE"/>
-            <w:u w:val="single"/>
-          </w:rPr>
-          <w:t>約1:19–51</w:t>
-        </w:r>
-      </w:hyperlink>
+      <w:r>
+        <w:rPr>
+          <w:lang w:val="zh_TW" w:bidi="zh_TW"/>
+        </w:rPr>
+        <w:t>約1:19–51</w:t>
+      </w:r>
       <w:r>
         <w:rPr>
           <w:lang w:val="zh_TW" w:bidi="zh_TW"/>
         </w:rPr>
         <w:t>，</w:t>
       </w:r>
-      <w:hyperlink r:id="rId81">
-        <w:r>
-          <w:rPr>
-            <w:lang w:val="zh_TW" w:bidi="zh_TW"/>
-          </w:rPr>
-          <w:rPr>
-            <w:color w:val="0000EE"/>
-            <w:u w:val="single"/>
-          </w:rPr>
-          <w:t>4:1–42</w:t>
-        </w:r>
-      </w:hyperlink>
+      <w:r>
+        <w:rPr>
+          <w:lang w:val="zh_TW" w:bidi="zh_TW"/>
+        </w:rPr>
+        <w:t>4:1–42</w:t>
+      </w:r>
       <w:r>
         <w:rPr>
           <w:lang w:val="zh_TW" w:bidi="zh_TW"/>
         </w:rPr>
         <w:t>，</w:t>
       </w:r>
-      <w:hyperlink r:id="rId82">
-        <w:r>
-          <w:rPr>
-            <w:lang w:val="zh_TW" w:bidi="zh_TW"/>
-          </w:rPr>
-          <w:rPr>
-            <w:color w:val="0000EE"/>
-            <w:u w:val="single"/>
-          </w:rPr>
-          <w:t>9:1–41</w:t>
-        </w:r>
-      </w:hyperlink>
+      <w:r>
+        <w:rPr>
+          <w:lang w:val="zh_TW" w:bidi="zh_TW"/>
+        </w:rPr>
+        <w:t>9:1–41</w:t>
+      </w:r>
       <w:r>
         <w:rPr>
           <w:lang w:val="zh_TW" w:bidi="zh_TW"/>
@@ -1984,174 +1480,90 @@
         </w:rPr>
         <w:t>在這三個故事中，他們正確認出耶穌的身分（例如，見</w:t>
       </w:r>
-      <w:hyperlink r:id="rId83">
-        <w:r>
-          <w:rPr>
-            <w:lang w:val="zh_TW" w:bidi="zh_TW"/>
-          </w:rPr>
-          <w:rPr>
-            <w:color w:val="0000EE"/>
-            <w:u w:val="single"/>
-          </w:rPr>
-          <w:t>約1:34、</w:t>
-        </w:r>
-      </w:hyperlink>
-      <w:hyperlink r:id="rId84">
-        <w:r>
-          <w:rPr>
-            <w:lang w:val="zh_TW" w:bidi="zh_TW"/>
-          </w:rPr>
-          <w:rPr>
-            <w:color w:val="0000EE"/>
-            <w:u w:val="single"/>
-          </w:rPr>
-          <w:t>36</w:t>
-        </w:r>
-      </w:hyperlink>
-      <w:hyperlink r:id="rId83">
-        <w:r>
-          <w:rPr>
-            <w:lang w:val="zh_TW" w:bidi="zh_TW"/>
-          </w:rPr>
-          <w:rPr>
-            <w:color w:val="0000EE"/>
-            <w:u w:val="single"/>
-          </w:rPr>
-          <w:t>、38、</w:t>
-        </w:r>
-      </w:hyperlink>
-      <w:hyperlink r:id="rId85">
-        <w:r>
-          <w:rPr>
-            <w:lang w:val="zh_TW" w:bidi="zh_TW"/>
-          </w:rPr>
-          <w:rPr>
-            <w:color w:val="0000EE"/>
-            <w:u w:val="single"/>
-          </w:rPr>
-          <w:t>41</w:t>
-        </w:r>
-      </w:hyperlink>
-      <w:hyperlink r:id="rId83">
-        <w:r>
-          <w:rPr>
-            <w:lang w:val="zh_TW" w:bidi="zh_TW"/>
-          </w:rPr>
-          <w:rPr>
-            <w:color w:val="0000EE"/>
-            <w:u w:val="single"/>
-          </w:rPr>
-          <w:t>，</w:t>
-        </w:r>
-      </w:hyperlink>
-      <w:hyperlink r:id="rId86">
-        <w:r>
-          <w:rPr>
-            <w:lang w:val="zh_TW" w:bidi="zh_TW"/>
-          </w:rPr>
-          <w:rPr>
-            <w:color w:val="0000EE"/>
-            <w:u w:val="single"/>
-          </w:rPr>
-          <w:t>4:19、</w:t>
-        </w:r>
-      </w:hyperlink>
-      <w:hyperlink r:id="rId87">
-        <w:r>
-          <w:rPr>
-            <w:lang w:val="zh_TW" w:bidi="zh_TW"/>
-          </w:rPr>
-          <w:rPr>
-            <w:color w:val="0000EE"/>
-            <w:u w:val="single"/>
-          </w:rPr>
-          <w:t>29</w:t>
-        </w:r>
-      </w:hyperlink>
-      <w:hyperlink r:id="rId86">
-        <w:r>
-          <w:rPr>
-            <w:lang w:val="zh_TW" w:bidi="zh_TW"/>
-          </w:rPr>
-          <w:rPr>
-            <w:color w:val="0000EE"/>
-            <w:u w:val="single"/>
-          </w:rPr>
-          <w:t>、</w:t>
-        </w:r>
-      </w:hyperlink>
-      <w:hyperlink r:id="rId88">
-        <w:r>
-          <w:rPr>
-            <w:lang w:val="zh_TW" w:bidi="zh_TW"/>
-          </w:rPr>
-          <w:rPr>
-            <w:color w:val="0000EE"/>
-            <w:u w:val="single"/>
-          </w:rPr>
-          <w:t>31</w:t>
-        </w:r>
-      </w:hyperlink>
-      <w:hyperlink r:id="rId86">
-        <w:r>
-          <w:rPr>
-            <w:lang w:val="zh_TW" w:bidi="zh_TW"/>
-          </w:rPr>
-          <w:rPr>
-            <w:color w:val="0000EE"/>
-            <w:u w:val="single"/>
-          </w:rPr>
-          <w:t>，</w:t>
-        </w:r>
-      </w:hyperlink>
-      <w:hyperlink r:id="rId89">
-        <w:r>
-          <w:rPr>
-            <w:lang w:val="zh_TW" w:bidi="zh_TW"/>
-          </w:rPr>
-          <w:rPr>
-            <w:color w:val="0000EE"/>
-            <w:u w:val="single"/>
-          </w:rPr>
-          <w:t>9:2、</w:t>
-        </w:r>
-      </w:hyperlink>
-      <w:hyperlink r:id="rId90">
-        <w:r>
-          <w:rPr>
-            <w:lang w:val="zh_TW" w:bidi="zh_TW"/>
-          </w:rPr>
-          <w:rPr>
-            <w:color w:val="0000EE"/>
-            <w:u w:val="single"/>
-          </w:rPr>
-          <w:t>17</w:t>
-        </w:r>
-      </w:hyperlink>
-      <w:hyperlink r:id="rId89">
-        <w:r>
-          <w:rPr>
-            <w:lang w:val="zh_TW" w:bidi="zh_TW"/>
-          </w:rPr>
-          <w:rPr>
-            <w:color w:val="0000EE"/>
-            <w:u w:val="single"/>
-          </w:rPr>
-          <w:t>、</w:t>
-        </w:r>
-      </w:hyperlink>
-      <w:hyperlink r:id="rId91">
-        <w:r>
-          <w:rPr>
-            <w:lang w:val="zh_TW" w:bidi="zh_TW"/>
-          </w:rPr>
-          <w:rPr>
-            <w:color w:val="0000EE"/>
-            <w:u w:val="single"/>
-          </w:rPr>
-          <w:t>35–38</w:t>
-        </w:r>
-      </w:hyperlink>
+      <w:r>
+        <w:rPr>
+          <w:lang w:val="zh_TW" w:bidi="zh_TW"/>
+        </w:rPr>
+        <w:t>約1:34、</w:t>
+      </w:r>
+      <w:r>
+        <w:rPr>
+          <w:lang w:val="zh_TW" w:bidi="zh_TW"/>
+        </w:rPr>
+        <w:t>36</w:t>
+      </w:r>
+      <w:r>
+        <w:rPr>
+          <w:lang w:val="zh_TW" w:bidi="zh_TW"/>
+        </w:rPr>
+        <w:t>、38、</w:t>
+      </w:r>
+      <w:r>
+        <w:rPr>
+          <w:lang w:val="zh_TW" w:bidi="zh_TW"/>
+        </w:rPr>
+        <w:t>41</w:t>
+      </w:r>
+      <w:r>
+        <w:rPr>
+          <w:lang w:val="zh_TW" w:bidi="zh_TW"/>
+        </w:rPr>
+        <w:t>，</w:t>
+      </w:r>
+      <w:r>
+        <w:rPr>
+          <w:lang w:val="zh_TW" w:bidi="zh_TW"/>
+        </w:rPr>
+        <w:t>4:19、</w:t>
+      </w:r>
+      <w:r>
+        <w:rPr>
+          <w:lang w:val="zh_TW" w:bidi="zh_TW"/>
+        </w:rPr>
+        <w:t>29</w:t>
+      </w:r>
+      <w:r>
+        <w:rPr>
+          <w:lang w:val="zh_TW" w:bidi="zh_TW"/>
+        </w:rPr>
+        <w:t>、</w:t>
+      </w:r>
+      <w:r>
+        <w:rPr>
+          <w:lang w:val="zh_TW" w:bidi="zh_TW"/>
+        </w:rPr>
+        <w:t>31</w:t>
+      </w:r>
+      <w:r>
+        <w:rPr>
+          <w:lang w:val="zh_TW" w:bidi="zh_TW"/>
+        </w:rPr>
+        <w:t>，</w:t>
+      </w:r>
+      <w:r>
+        <w:rPr>
+          <w:lang w:val="zh_TW" w:bidi="zh_TW"/>
+        </w:rPr>
+        <w:t>9:2、</w:t>
+      </w:r>
+      <w:r>
+        <w:rPr>
+          <w:lang w:val="zh_TW" w:bidi="zh_TW"/>
+        </w:rPr>
+        <w:t>17</w:t>
+      </w:r>
+      <w:r>
+        <w:rPr>
+          <w:lang w:val="zh_TW" w:bidi="zh_TW"/>
+        </w:rPr>
+        <w:t>、</w:t>
+      </w:r>
+      <w:r>
+        <w:rPr>
+          <w:lang w:val="zh_TW" w:bidi="zh_TW"/>
+        </w:rPr>
+        <w:t>35–38</w:t>
+      </w:r>
       <w:r>
         <w:rPr>
           <w:lang w:val="zh_TW" w:bidi="zh_TW"/>
@@ -2183,78 +1595,48 @@
         </w:rPr>
         <w:t>他們親眼見證耶穌的大能作為，聆聽祂充滿智慧的話語，並以信心回應（見</w:t>
       </w:r>
-      <w:hyperlink r:id="rId92">
-        <w:r>
-          <w:rPr>
-            <w:lang w:val="zh_TW" w:bidi="zh_TW"/>
-          </w:rPr>
-          <w:rPr>
-            <w:color w:val="0000EE"/>
-            <w:u w:val="single"/>
-          </w:rPr>
-          <w:t>1:49，</w:t>
-        </w:r>
-      </w:hyperlink>
-      <w:hyperlink r:id="rId93">
-        <w:r>
-          <w:rPr>
-            <w:lang w:val="zh_TW" w:bidi="zh_TW"/>
-          </w:rPr>
-          <w:rPr>
-            <w:color w:val="0000EE"/>
-            <w:u w:val="single"/>
-          </w:rPr>
-          <w:t>4:39–42，</w:t>
-        </w:r>
-      </w:hyperlink>
-      <w:hyperlink r:id="rId91">
-        <w:r>
-          <w:rPr>
-            <w:lang w:val="zh_TW" w:bidi="zh_TW"/>
-          </w:rPr>
-          <w:rPr>
-            <w:color w:val="0000EE"/>
-            <w:u w:val="single"/>
-          </w:rPr>
-          <w:t>9:35–38</w:t>
-        </w:r>
-      </w:hyperlink>
+      <w:r>
+        <w:rPr>
+          <w:lang w:val="zh_TW" w:bidi="zh_TW"/>
+        </w:rPr>
+        <w:t>1:49，</w:t>
+      </w:r>
+      <w:r>
+        <w:rPr>
+          <w:lang w:val="zh_TW" w:bidi="zh_TW"/>
+        </w:rPr>
+        <w:t>4:39–42，</w:t>
+      </w:r>
+      <w:r>
+        <w:rPr>
+          <w:lang w:val="zh_TW" w:bidi="zh_TW"/>
+        </w:rPr>
+        <w:t>9:35–38</w:t>
+      </w:r>
       <w:r>
         <w:rPr>
           <w:lang w:val="zh_TW" w:bidi="zh_TW"/>
         </w:rPr>
         <w:t>；另見</w:t>
       </w:r>
-      <w:hyperlink r:id="rId94">
-        <w:r>
-          <w:rPr>
-            <w:lang w:val="zh_TW" w:bidi="zh_TW"/>
-          </w:rPr>
-          <w:rPr>
-            <w:color w:val="0000EE"/>
-            <w:u w:val="single"/>
-          </w:rPr>
-          <w:t>20:8</w:t>
-        </w:r>
-      </w:hyperlink>
+      <w:r>
+        <w:rPr>
+          <w:lang w:val="zh_TW" w:bidi="zh_TW"/>
+        </w:rPr>
+        <w:t>20:8</w:t>
+      </w:r>
       <w:r>
         <w:rPr>
           <w:lang w:val="zh_TW" w:bidi="zh_TW"/>
         </w:rPr>
         <w:t>、</w:t>
       </w:r>
-      <w:hyperlink r:id="rId95">
-        <w:r>
-          <w:rPr>
-            <w:lang w:val="zh_TW" w:bidi="zh_TW"/>
-          </w:rPr>
-          <w:rPr>
-            <w:color w:val="0000EE"/>
-            <w:u w:val="single"/>
-          </w:rPr>
-          <w:t>24–29</w:t>
-        </w:r>
-      </w:hyperlink>
+      <w:r>
+        <w:rPr>
+          <w:lang w:val="zh_TW" w:bidi="zh_TW"/>
+        </w:rPr>
+        <w:t>24–29</w:t>
+      </w:r>
       <w:r>
         <w:rPr>
           <w:lang w:val="zh_TW" w:bidi="zh_TW"/>
@@ -2286,108 +1668,72 @@
         </w:rPr>
         <w:t>（</w:t>
       </w:r>
-      <w:hyperlink r:id="rId96">
-        <w:r>
-          <w:rPr>
-            <w:lang w:val="zh_TW" w:bidi="zh_TW"/>
-          </w:rPr>
-          <w:rPr>
-            <w:color w:val="0000EE"/>
-            <w:u w:val="single"/>
-          </w:rPr>
-          <w:t>1:37–43</w:t>
-        </w:r>
-      </w:hyperlink>
+      <w:r>
+        <w:rPr>
+          <w:lang w:val="zh_TW" w:bidi="zh_TW"/>
+        </w:rPr>
+        <w:t>1:37–43</w:t>
+      </w:r>
       <w:r>
         <w:rPr>
           <w:lang w:val="zh_TW" w:bidi="zh_TW"/>
         </w:rPr>
         <w:t>，</w:t>
       </w:r>
-      <w:hyperlink r:id="rId97">
-        <w:r>
-          <w:rPr>
-            <w:lang w:val="zh_TW" w:bidi="zh_TW"/>
-          </w:rPr>
-          <w:rPr>
-            <w:color w:val="0000EE"/>
-            <w:u w:val="single"/>
-          </w:rPr>
-          <w:t>8:12</w:t>
-        </w:r>
-      </w:hyperlink>
+      <w:r>
+        <w:rPr>
+          <w:lang w:val="zh_TW" w:bidi="zh_TW"/>
+        </w:rPr>
+        <w:t>8:12</w:t>
+      </w:r>
       <w:r>
         <w:rPr>
           <w:lang w:val="zh_TW" w:bidi="zh_TW"/>
         </w:rPr>
         <w:t>，</w:t>
       </w:r>
-      <w:hyperlink r:id="rId98">
-        <w:r>
-          <w:rPr>
-            <w:lang w:val="zh_TW" w:bidi="zh_TW"/>
-          </w:rPr>
-          <w:rPr>
-            <w:color w:val="0000EE"/>
-            <w:u w:val="single"/>
-          </w:rPr>
-          <w:t>10:4–5</w:t>
-        </w:r>
-      </w:hyperlink>
+      <w:r>
+        <w:rPr>
+          <w:lang w:val="zh_TW" w:bidi="zh_TW"/>
+        </w:rPr>
+        <w:t>10:4–5</w:t>
+      </w:r>
       <w:r>
         <w:rPr>
           <w:lang w:val="zh_TW" w:bidi="zh_TW"/>
         </w:rPr>
         <w:t>、</w:t>
       </w:r>
-      <w:hyperlink r:id="rId99">
-        <w:r>
-          <w:rPr>
-            <w:lang w:val="zh_TW" w:bidi="zh_TW"/>
-          </w:rPr>
-          <w:rPr>
-            <w:color w:val="0000EE"/>
-            <w:u w:val="single"/>
-          </w:rPr>
-          <w:t>27</w:t>
-        </w:r>
-      </w:hyperlink>
+      <w:r>
+        <w:rPr>
+          <w:lang w:val="zh_TW" w:bidi="zh_TW"/>
+        </w:rPr>
+        <w:t>27</w:t>
+      </w:r>
       <w:r>
         <w:rPr>
           <w:lang w:val="zh_TW" w:bidi="zh_TW"/>
         </w:rPr>
         <w:t>，</w:t>
       </w:r>
-      <w:hyperlink r:id="rId100">
-        <w:r>
-          <w:rPr>
-            <w:lang w:val="zh_TW" w:bidi="zh_TW"/>
-          </w:rPr>
-          <w:rPr>
-            <w:color w:val="0000EE"/>
-            <w:u w:val="single"/>
-          </w:rPr>
-          <w:t>12:26</w:t>
-        </w:r>
-      </w:hyperlink>
+      <w:r>
+        <w:rPr>
+          <w:lang w:val="zh_TW" w:bidi="zh_TW"/>
+        </w:rPr>
+        <w:t>12:26</w:t>
+      </w:r>
       <w:r>
         <w:rPr>
           <w:lang w:val="zh_TW" w:bidi="zh_TW"/>
         </w:rPr>
         <w:t>，</w:t>
       </w:r>
-      <w:hyperlink r:id="rId101">
-        <w:r>
-          <w:rPr>
-            <w:lang w:val="zh_TW" w:bidi="zh_TW"/>
-          </w:rPr>
-          <w:rPr>
-            <w:color w:val="0000EE"/>
-            <w:u w:val="single"/>
-          </w:rPr>
-          <w:t>21:19–22</w:t>
-        </w:r>
-      </w:hyperlink>
+      <w:r>
+        <w:rPr>
+          <w:lang w:val="zh_TW" w:bidi="zh_TW"/>
+        </w:rPr>
+        <w:t>21:19–22</w:t>
+      </w:r>
       <w:r>
         <w:rPr>
           <w:lang w:val="zh_TW" w:bidi="zh_TW"/>
@@ -2408,18 +1754,12 @@
         </w:rPr>
         <w:t>約翰寫下這些真門徒的榜樣，是為了激勵讀者效法這些勇敢的男女，也成為耶穌的門徒（見</w:t>
       </w:r>
-      <w:hyperlink r:id="rId102">
-        <w:r>
-          <w:rPr>
-            <w:lang w:val="zh_TW" w:bidi="zh_TW"/>
-          </w:rPr>
-          <w:rPr>
-            <w:color w:val="0000EE"/>
-            <w:u w:val="single"/>
-          </w:rPr>
-          <w:t>約20:30–31</w:t>
-        </w:r>
-      </w:hyperlink>
+      <w:r>
+        <w:rPr>
+          <w:lang w:val="zh_TW" w:bidi="zh_TW"/>
+        </w:rPr>
+        <w:t>約20:30–31</w:t>
+      </w:r>
       <w:r>
         <w:rPr>
           <w:lang w:val="zh_TW" w:bidi="zh_TW"/>
@@ -2449,216 +1789,144 @@
           <w:lang w:val="zh_TW" w:bidi="zh_TW"/>
         </w:rPr>
       </w:r>
-      <w:hyperlink r:id="rId103">
-        <w:r>
-          <w:rPr>
-            <w:lang w:val="zh_TW" w:bidi="zh_TW"/>
-          </w:rPr>
-          <w:rPr>
-            <w:color w:val="0000EE"/>
-            <w:u w:val="single"/>
-          </w:rPr>
-          <w:t>太9:9–10</w:t>
-        </w:r>
-      </w:hyperlink>
+      <w:r>
+        <w:rPr>
+          <w:lang w:val="zh_TW" w:bidi="zh_TW"/>
+        </w:rPr>
+        <w:t>太9:9–10</w:t>
+      </w:r>
       <w:r>
         <w:rPr>
           <w:lang w:val="zh_TW" w:bidi="zh_TW"/>
         </w:rPr>
         <w:t>，</w:t>
       </w:r>
-      <w:hyperlink r:id="rId104">
-        <w:r>
-          <w:rPr>
-            <w:lang w:val="zh_TW" w:bidi="zh_TW"/>
-          </w:rPr>
-          <w:rPr>
-            <w:color w:val="0000EE"/>
-            <w:u w:val="single"/>
-          </w:rPr>
-          <w:t>10:16–22</w:t>
-        </w:r>
-      </w:hyperlink>
+      <w:r>
+        <w:rPr>
+          <w:lang w:val="zh_TW" w:bidi="zh_TW"/>
+        </w:rPr>
+        <w:t>10:16–22</w:t>
+      </w:r>
       <w:r>
         <w:rPr>
           <w:lang w:val="zh_TW" w:bidi="zh_TW"/>
         </w:rPr>
         <w:t>，</w:t>
       </w:r>
-      <w:hyperlink r:id="rId105">
-        <w:r>
-          <w:rPr>
-            <w:lang w:val="zh_TW" w:bidi="zh_TW"/>
-          </w:rPr>
-          <w:rPr>
-            <w:color w:val="0000EE"/>
-            <w:u w:val="single"/>
-          </w:rPr>
-          <w:t>16:24–28</w:t>
-        </w:r>
-      </w:hyperlink>
+      <w:r>
+        <w:rPr>
+          <w:lang w:val="zh_TW" w:bidi="zh_TW"/>
+        </w:rPr>
+        <w:t>16:24–28</w:t>
+      </w:r>
       <w:r>
         <w:rPr>
           <w:lang w:val="zh_TW" w:bidi="zh_TW"/>
         </w:rPr>
         <w:t>；</w:t>
       </w:r>
-      <w:hyperlink r:id="rId106">
-        <w:r>
-          <w:rPr>
-            <w:lang w:val="zh_TW" w:bidi="zh_TW"/>
-          </w:rPr>
-          <w:rPr>
-            <w:color w:val="0000EE"/>
-            <w:u w:val="single"/>
-          </w:rPr>
-          <w:t>路14:26–33</w:t>
-        </w:r>
-      </w:hyperlink>
+      <w:r>
+        <w:rPr>
+          <w:lang w:val="zh_TW" w:bidi="zh_TW"/>
+        </w:rPr>
+        <w:t>路14:26–33</w:t>
+      </w:r>
       <w:r>
         <w:rPr>
           <w:lang w:val="zh_TW" w:bidi="zh_TW"/>
         </w:rPr>
         <w:t>；</w:t>
       </w:r>
-      <w:hyperlink r:id="rId107">
-        <w:r>
-          <w:rPr>
-            <w:lang w:val="zh_TW" w:bidi="zh_TW"/>
-          </w:rPr>
-          <w:rPr>
-            <w:color w:val="0000EE"/>
-            <w:u w:val="single"/>
-          </w:rPr>
-          <w:t>約8:31–32</w:t>
-        </w:r>
-      </w:hyperlink>
+      <w:r>
+        <w:rPr>
+          <w:lang w:val="zh_TW" w:bidi="zh_TW"/>
+        </w:rPr>
+        <w:t>約8:31–32</w:t>
+      </w:r>
       <w:r>
         <w:rPr>
           <w:lang w:val="zh_TW" w:bidi="zh_TW"/>
         </w:rPr>
         <w:t>，</w:t>
       </w:r>
-      <w:hyperlink r:id="rId82">
-        <w:r>
-          <w:rPr>
-            <w:lang w:val="zh_TW" w:bidi="zh_TW"/>
-          </w:rPr>
-          <w:rPr>
-            <w:color w:val="0000EE"/>
-            <w:u w:val="single"/>
-          </w:rPr>
-          <w:t>9:1–41</w:t>
-        </w:r>
-      </w:hyperlink>
+      <w:r>
+        <w:rPr>
+          <w:lang w:val="zh_TW" w:bidi="zh_TW"/>
+        </w:rPr>
+        <w:t>9:1–41</w:t>
+      </w:r>
       <w:r>
         <w:rPr>
           <w:lang w:val="zh_TW" w:bidi="zh_TW"/>
         </w:rPr>
         <w:t>，</w:t>
       </w:r>
-      <w:hyperlink r:id="rId108">
-        <w:r>
-          <w:rPr>
-            <w:lang w:val="zh_TW" w:bidi="zh_TW"/>
-          </w:rPr>
-          <w:rPr>
-            <w:color w:val="0000EE"/>
-            <w:u w:val="single"/>
-          </w:rPr>
-          <w:t>12:25–26</w:t>
-        </w:r>
-      </w:hyperlink>
+      <w:r>
+        <w:rPr>
+          <w:lang w:val="zh_TW" w:bidi="zh_TW"/>
+        </w:rPr>
+        <w:t>12:25–26</w:t>
+      </w:r>
       <w:r>
         <w:rPr>
           <w:lang w:val="zh_TW" w:bidi="zh_TW"/>
         </w:rPr>
         <w:t>，</w:t>
       </w:r>
-      <w:hyperlink r:id="rId109">
-        <w:r>
-          <w:rPr>
-            <w:lang w:val="zh_TW" w:bidi="zh_TW"/>
-          </w:rPr>
-          <w:rPr>
-            <w:color w:val="0000EE"/>
-            <w:u w:val="single"/>
-          </w:rPr>
-          <w:t>13:35</w:t>
-        </w:r>
-      </w:hyperlink>
+      <w:r>
+        <w:rPr>
+          <w:lang w:val="zh_TW" w:bidi="zh_TW"/>
+        </w:rPr>
+        <w:t>13:35</w:t>
+      </w:r>
       <w:r>
         <w:rPr>
           <w:lang w:val="zh_TW" w:bidi="zh_TW"/>
         </w:rPr>
         <w:t>，</w:t>
       </w:r>
-      <w:hyperlink r:id="rId110">
-        <w:r>
-          <w:rPr>
-            <w:lang w:val="zh_TW" w:bidi="zh_TW"/>
-          </w:rPr>
-          <w:rPr>
-            <w:color w:val="0000EE"/>
-            <w:u w:val="single"/>
-          </w:rPr>
-          <w:t>18:36</w:t>
-        </w:r>
-      </w:hyperlink>
+      <w:r>
+        <w:rPr>
+          <w:lang w:val="zh_TW" w:bidi="zh_TW"/>
+        </w:rPr>
+        <w:t>18:36</w:t>
+      </w:r>
       <w:r>
         <w:rPr>
           <w:lang w:val="zh_TW" w:bidi="zh_TW"/>
         </w:rPr>
         <w:t>；</w:t>
       </w:r>
-      <w:hyperlink r:id="rId111">
-        <w:r>
-          <w:rPr>
-            <w:lang w:val="zh_TW" w:bidi="zh_TW"/>
-          </w:rPr>
-          <w:rPr>
-            <w:color w:val="0000EE"/>
-            <w:u w:val="single"/>
-          </w:rPr>
-          <w:t>徒9:2</w:t>
-        </w:r>
-      </w:hyperlink>
+      <w:r>
+        <w:rPr>
+          <w:lang w:val="zh_TW" w:bidi="zh_TW"/>
+        </w:rPr>
+        <w:t>徒9:2</w:t>
+      </w:r>
       <w:r>
         <w:rPr>
           <w:lang w:val="zh_TW" w:bidi="zh_TW"/>
         </w:rPr>
         <w:t>；</w:t>
       </w:r>
-      <w:hyperlink r:id="rId112">
-        <w:r>
-          <w:rPr>
-            <w:lang w:val="zh_TW" w:bidi="zh_TW"/>
-          </w:rPr>
-          <w:rPr>
-            <w:color w:val="0000EE"/>
-            <w:u w:val="single"/>
-          </w:rPr>
-          <w:t>羅15:5</w:t>
-        </w:r>
-      </w:hyperlink>
+      <w:r>
+        <w:rPr>
+          <w:lang w:val="zh_TW" w:bidi="zh_TW"/>
+        </w:rPr>
+        <w:t>羅15:5</w:t>
+      </w:r>
       <w:r>
         <w:rPr>
           <w:lang w:val="zh_TW" w:bidi="zh_TW"/>
         </w:rPr>
         <w:t>；</w:t>
       </w:r>
-      <w:hyperlink r:id="rId113">
-        <w:r>
-          <w:rPr>
-            <w:lang w:val="zh_TW" w:bidi="zh_TW"/>
-          </w:rPr>
-          <w:rPr>
-            <w:color w:val="0000EE"/>
-            <w:u w:val="single"/>
-          </w:rPr>
-          <w:t>林前3:4–11</w:t>
-        </w:r>
-      </w:hyperlink>
+      <w:r>
+        <w:rPr>
+          <w:lang w:val="zh_TW" w:bidi="zh_TW"/>
+        </w:rPr>
+        <w:t>林前3:4–11</w:t>
+      </w:r>
       <w:r>
         <w:rPr>
           <w:lang w:val="zh_TW" w:bidi="zh_TW"/>
@@ -2720,18 +1988,12 @@
         </w:rPr>
         <w:t>意為「大能」，用來形容一種強大作為，能令人體會到神正在藉著耶穌行事（見</w:t>
       </w:r>
-      <w:hyperlink r:id="rId114">
-        <w:r>
-          <w:rPr>
-            <w:lang w:val="zh_TW" w:bidi="zh_TW"/>
-          </w:rPr>
-          <w:rPr>
-            <w:color w:val="0000EE"/>
-            <w:u w:val="single"/>
-          </w:rPr>
-          <w:t>可6:2</w:t>
-        </w:r>
-      </w:hyperlink>
+      <w:r>
+        <w:rPr>
+          <w:lang w:val="zh_TW" w:bidi="zh_TW"/>
+        </w:rPr>
+        <w:t>可6:2</w:t>
+      </w:r>
       <w:r>
         <w:rPr>
           <w:lang w:val="zh_TW" w:bidi="zh_TW"/>
@@ -2791,60 +2053,36 @@
         </w:rPr>
         <w:t>，見</w:t>
       </w:r>
-      <w:hyperlink r:id="rId115">
-        <w:r>
-          <w:rPr>
-            <w:lang w:val="zh_TW" w:bidi="zh_TW"/>
-          </w:rPr>
-          <w:rPr>
-            <w:color w:val="0000EE"/>
-            <w:u w:val="single"/>
-          </w:rPr>
-          <w:t>約10:38，</w:t>
-        </w:r>
-      </w:hyperlink>
-      <w:hyperlink r:id="rId116">
-        <w:r>
-          <w:rPr>
-            <w:lang w:val="zh_TW" w:bidi="zh_TW"/>
-          </w:rPr>
-          <w:rPr>
-            <w:color w:val="0000EE"/>
-            <w:u w:val="single"/>
-          </w:rPr>
-          <w:t>7:3，</w:t>
-        </w:r>
-      </w:hyperlink>
-      <w:hyperlink r:id="rId117">
-        <w:r>
-          <w:rPr>
-            <w:lang w:val="zh_TW" w:bidi="zh_TW"/>
-          </w:rPr>
-          <w:rPr>
-            <w:color w:val="0000EE"/>
-            <w:u w:val="single"/>
-          </w:rPr>
-          <w:t>9:3</w:t>
-        </w:r>
-      </w:hyperlink>
+      <w:r>
+        <w:rPr>
+          <w:lang w:val="zh_TW" w:bidi="zh_TW"/>
+        </w:rPr>
+        <w:t>約10:38，</w:t>
+      </w:r>
+      <w:r>
+        <w:rPr>
+          <w:lang w:val="zh_TW" w:bidi="zh_TW"/>
+        </w:rPr>
+        <w:t>7:3，</w:t>
+      </w:r>
+      <w:r>
+        <w:rPr>
+          <w:lang w:val="zh_TW" w:bidi="zh_TW"/>
+        </w:rPr>
+        <w:t>9:3</w:t>
+      </w:r>
       <w:r>
         <w:rPr>
           <w:lang w:val="zh_TW" w:bidi="zh_TW"/>
         </w:rPr>
         <w:t>）。耶穌所行的神蹟是神交付祂完成的工作之一，目的是將父神顯明給世人看（</w:t>
       </w:r>
-      <w:hyperlink r:id="rId118">
-        <w:r>
-          <w:rPr>
-            <w:lang w:val="zh_TW" w:bidi="zh_TW"/>
-          </w:rPr>
-          <w:rPr>
-            <w:color w:val="0000EE"/>
-            <w:u w:val="single"/>
-          </w:rPr>
-          <w:t>17:4</w:t>
-        </w:r>
-      </w:hyperlink>
+      <w:r>
+        <w:rPr>
+          <w:lang w:val="zh_TW" w:bidi="zh_TW"/>
+        </w:rPr>
+        <w:t>17:4</w:t>
+      </w:r>
       <w:r>
         <w:rPr>
           <w:lang w:val="zh_TW" w:bidi="zh_TW"/>
@@ -2887,18 +2125,12 @@
         </w:rPr>
         <w:t>耶穌將水變成酒 （</w:t>
       </w:r>
-      <w:hyperlink r:id="rId119">
-        <w:r>
-          <w:rPr>
-            <w:lang w:val="zh_TW" w:bidi="zh_TW"/>
-          </w:rPr>
-          <w:rPr>
-            <w:color w:val="0000EE"/>
-            <w:u w:val="single"/>
-          </w:rPr>
-          <w:t>約2:1–11</w:t>
-        </w:r>
-      </w:hyperlink>
+      <w:r>
+        <w:rPr>
+          <w:lang w:val="zh_TW" w:bidi="zh_TW"/>
+        </w:rPr>
+        <w:t>約2:1–11</w:t>
+      </w:r>
       <w:r>
         <w:rPr>
           <w:lang w:val="zh_TW" w:bidi="zh_TW"/>
@@ -2923,18 +2155,12 @@
         </w:rPr>
         <w:t>耶穌醫治大臣的兒子（</w:t>
       </w:r>
-      <w:hyperlink r:id="rId120">
-        <w:r>
-          <w:rPr>
-            <w:lang w:val="zh_TW" w:bidi="zh_TW"/>
-          </w:rPr>
-          <w:rPr>
-            <w:color w:val="0000EE"/>
-            <w:u w:val="single"/>
-          </w:rPr>
-          <w:t>4:46–54</w:t>
-        </w:r>
-      </w:hyperlink>
+      <w:r>
+        <w:rPr>
+          <w:lang w:val="zh_TW" w:bidi="zh_TW"/>
+        </w:rPr>
+        <w:t>4:46–54</w:t>
+      </w:r>
       <w:r>
         <w:rPr>
           <w:lang w:val="zh_TW" w:bidi="zh_TW"/>
@@ -2959,18 +2185,12 @@
         </w:rPr>
         <w:t>耶穌醫治一個癱子（</w:t>
       </w:r>
-      <w:hyperlink r:id="rId121">
-        <w:r>
-          <w:rPr>
-            <w:lang w:val="zh_TW" w:bidi="zh_TW"/>
-          </w:rPr>
-          <w:rPr>
-            <w:color w:val="0000EE"/>
-            <w:u w:val="single"/>
-          </w:rPr>
-          <w:t>5:1–17</w:t>
-        </w:r>
-      </w:hyperlink>
+      <w:r>
+        <w:rPr>
+          <w:lang w:val="zh_TW" w:bidi="zh_TW"/>
+        </w:rPr>
+        <w:t>5:1–17</w:t>
+      </w:r>
       <w:r>
         <w:rPr>
           <w:lang w:val="zh_TW" w:bidi="zh_TW"/>
@@ -2995,18 +2215,12 @@
         </w:rPr>
         <w:t>耶穌餵飽五千人（</w:t>
       </w:r>
-      <w:hyperlink r:id="rId122">
-        <w:r>
-          <w:rPr>
-            <w:lang w:val="zh_TW" w:bidi="zh_TW"/>
-          </w:rPr>
-          <w:rPr>
-            <w:color w:val="0000EE"/>
-            <w:u w:val="single"/>
-          </w:rPr>
-          <w:t>6:1–15</w:t>
-        </w:r>
-      </w:hyperlink>
+      <w:r>
+        <w:rPr>
+          <w:lang w:val="zh_TW" w:bidi="zh_TW"/>
+        </w:rPr>
+        <w:t>6:1–15</w:t>
+      </w:r>
       <w:r>
         <w:rPr>
           <w:lang w:val="zh_TW" w:bidi="zh_TW"/>
@@ -3031,18 +2245,12 @@
         </w:rPr>
         <w:t>耶穌在海面上行走 （</w:t>
       </w:r>
-      <w:hyperlink r:id="rId123">
-        <w:r>
-          <w:rPr>
-            <w:lang w:val="zh_TW" w:bidi="zh_TW"/>
-          </w:rPr>
-          <w:rPr>
-            <w:color w:val="0000EE"/>
-            <w:u w:val="single"/>
-          </w:rPr>
-          <w:t>6:16–21</w:t>
-        </w:r>
-      </w:hyperlink>
+      <w:r>
+        <w:rPr>
+          <w:lang w:val="zh_TW" w:bidi="zh_TW"/>
+        </w:rPr>
+        <w:t>6:16–21</w:t>
+      </w:r>
       <w:r>
         <w:rPr>
           <w:lang w:val="zh_TW" w:bidi="zh_TW"/>
@@ -3067,18 +2275,12 @@
         </w:rPr>
         <w:t>耶穌醫治生來瞎眼的人（</w:t>
       </w:r>
-      <w:hyperlink r:id="rId82">
-        <w:r>
-          <w:rPr>
-            <w:lang w:val="zh_TW" w:bidi="zh_TW"/>
-          </w:rPr>
-          <w:rPr>
-            <w:color w:val="0000EE"/>
-            <w:u w:val="single"/>
-          </w:rPr>
-          <w:t>9:1–41</w:t>
-        </w:r>
-      </w:hyperlink>
+      <w:r>
+        <w:rPr>
+          <w:lang w:val="zh_TW" w:bidi="zh_TW"/>
+        </w:rPr>
+        <w:t>9:1–41</w:t>
+      </w:r>
       <w:r>
         <w:rPr>
           <w:lang w:val="zh_TW" w:bidi="zh_TW"/>
@@ -3103,18 +2305,12 @@
         </w:rPr>
         <w:t>耶穌叫拉撒路從死裡復活（</w:t>
       </w:r>
-      <w:hyperlink r:id="rId124">
-        <w:r>
-          <w:rPr>
-            <w:lang w:val="zh_TW" w:bidi="zh_TW"/>
-          </w:rPr>
-          <w:rPr>
-            <w:color w:val="0000EE"/>
-            <w:u w:val="single"/>
-          </w:rPr>
-          <w:t>11:1–44</w:t>
-        </w:r>
-      </w:hyperlink>
+      <w:r>
+        <w:rPr>
+          <w:lang w:val="zh_TW" w:bidi="zh_TW"/>
+        </w:rPr>
+        <w:t>11:1–44</w:t>
+      </w:r>
       <w:r>
         <w:rPr>
           <w:lang w:val="zh_TW" w:bidi="zh_TW"/>
@@ -3135,60 +2331,36 @@
         </w:rPr>
         <w:t>此外，約翰也記載耶穌復活後，使門徒打到大批魚的神蹟（</w:t>
       </w:r>
-      <w:hyperlink r:id="rId125">
-        <w:r>
-          <w:rPr>
-            <w:lang w:val="zh_TW" w:bidi="zh_TW"/>
-          </w:rPr>
-          <w:rPr>
-            <w:color w:val="0000EE"/>
-            <w:u w:val="single"/>
-          </w:rPr>
-          <w:t>約21:4–14</w:t>
-        </w:r>
-      </w:hyperlink>
+      <w:r>
+        <w:rPr>
+          <w:lang w:val="zh_TW" w:bidi="zh_TW"/>
+        </w:rPr>
+        <w:t>約21:4–14</w:t>
+      </w:r>
       <w:r>
         <w:rPr>
           <w:lang w:val="zh_TW" w:bidi="zh_TW"/>
         </w:rPr>
         <w:t>）。這些神蹟大多使人信靠基督（</w:t>
       </w:r>
-      <w:hyperlink r:id="rId126">
-        <w:r>
-          <w:rPr>
-            <w:lang w:val="zh_TW" w:bidi="zh_TW"/>
-          </w:rPr>
-          <w:rPr>
-            <w:color w:val="0000EE"/>
-            <w:u w:val="single"/>
-          </w:rPr>
-          <w:t>2:11，</w:t>
-        </w:r>
-      </w:hyperlink>
-      <w:hyperlink r:id="rId127">
-        <w:r>
-          <w:rPr>
-            <w:lang w:val="zh_TW" w:bidi="zh_TW"/>
-          </w:rPr>
-          <w:rPr>
-            <w:color w:val="0000EE"/>
-            <w:u w:val="single"/>
-          </w:rPr>
-          <w:t>4:53，</w:t>
-        </w:r>
-      </w:hyperlink>
-      <w:hyperlink r:id="rId128">
-        <w:r>
-          <w:rPr>
-            <w:lang w:val="zh_TW" w:bidi="zh_TW"/>
-          </w:rPr>
-          <w:rPr>
-            <w:color w:val="0000EE"/>
-            <w:u w:val="single"/>
-          </w:rPr>
-          <w:t>11:45–48</w:t>
-        </w:r>
-      </w:hyperlink>
+      <w:r>
+        <w:rPr>
+          <w:lang w:val="zh_TW" w:bidi="zh_TW"/>
+        </w:rPr>
+        <w:t>2:11，</w:t>
+      </w:r>
+      <w:r>
+        <w:rPr>
+          <w:lang w:val="zh_TW" w:bidi="zh_TW"/>
+        </w:rPr>
+        <w:t>4:53，</w:t>
+      </w:r>
+      <w:r>
+        <w:rPr>
+          <w:lang w:val="zh_TW" w:bidi="zh_TW"/>
+        </w:rPr>
+        <w:t>11:45–48</w:t>
+      </w:r>
       <w:r>
         <w:rPr>
           <w:lang w:val="zh_TW" w:bidi="zh_TW"/>
@@ -3223,30 +2395,18 @@
         </w:rPr>
         <w:t>例如，耶穌餵飽五千人，不僅僅是為了滿足他們的肉身需要，更是要顯明祂自己是「生命的糧」，祂將在十字架上為人捨命（</w:t>
       </w:r>
-      <w:hyperlink r:id="rId129">
-        <w:r>
-          <w:rPr>
-            <w:lang w:val="zh_TW" w:bidi="zh_TW"/>
-          </w:rPr>
-          <w:rPr>
-            <w:color w:val="0000EE"/>
-            <w:u w:val="single"/>
-          </w:rPr>
-          <w:t>約6:35，</w:t>
-        </w:r>
-      </w:hyperlink>
-      <w:hyperlink r:id="rId130">
-        <w:r>
-          <w:rPr>
-            <w:lang w:val="zh_TW" w:bidi="zh_TW"/>
-          </w:rPr>
-          <w:rPr>
-            <w:color w:val="0000EE"/>
-            <w:u w:val="single"/>
-          </w:rPr>
-          <w:t>6:51</w:t>
-        </w:r>
-      </w:hyperlink>
+      <w:r>
+        <w:rPr>
+          <w:lang w:val="zh_TW" w:bidi="zh_TW"/>
+        </w:rPr>
+        <w:t>約6:35，</w:t>
+      </w:r>
+      <w:r>
+        <w:rPr>
+          <w:lang w:val="zh_TW" w:bidi="zh_TW"/>
+        </w:rPr>
+        <w:t>6:51</w:t>
+      </w:r>
       <w:r>
         <w:rPr>
           <w:lang w:val="zh_TW" w:bidi="zh_TW"/>
@@ -3276,588 +2436,378 @@
           <w:lang w:val="zh_TW" w:bidi="zh_TW"/>
         </w:rPr>
       </w:r>
-      <w:hyperlink r:id="rId131">
-        <w:r>
-          <w:rPr>
-            <w:lang w:val="zh_TW" w:bidi="zh_TW"/>
-          </w:rPr>
-          <w:rPr>
-            <w:color w:val="0000EE"/>
-            <w:u w:val="single"/>
-          </w:rPr>
-          <w:t>出4:8–31</w:t>
-        </w:r>
-      </w:hyperlink>
+      <w:r>
+        <w:rPr>
+          <w:lang w:val="zh_TW" w:bidi="zh_TW"/>
+        </w:rPr>
+        <w:t>出4:8–31</w:t>
+      </w:r>
       <w:r>
         <w:rPr>
           <w:lang w:val="zh_TW" w:bidi="zh_TW"/>
         </w:rPr>
         <w:t>，</w:t>
       </w:r>
-      <w:hyperlink r:id="rId132">
-        <w:r>
-          <w:rPr>
-            <w:lang w:val="zh_TW" w:bidi="zh_TW"/>
-          </w:rPr>
-          <w:rPr>
-            <w:color w:val="0000EE"/>
-            <w:u w:val="single"/>
-          </w:rPr>
-          <w:t>7:3；</w:t>
-        </w:r>
-      </w:hyperlink>
-      <w:hyperlink r:id="rId133">
-        <w:r>
-          <w:rPr>
-            <w:lang w:val="zh_TW" w:bidi="zh_TW"/>
-          </w:rPr>
-          <w:rPr>
-            <w:color w:val="0000EE"/>
-            <w:u w:val="single"/>
-          </w:rPr>
-          <w:t>民14:11</w:t>
-        </w:r>
-      </w:hyperlink>
+      <w:r>
+        <w:rPr>
+          <w:lang w:val="zh_TW" w:bidi="zh_TW"/>
+        </w:rPr>
+        <w:t>7:3；</w:t>
+      </w:r>
+      <w:r>
+        <w:rPr>
+          <w:lang w:val="zh_TW" w:bidi="zh_TW"/>
+        </w:rPr>
+        <w:t>民14:11</w:t>
+      </w:r>
       <w:r>
         <w:rPr>
           <w:lang w:val="zh_TW" w:bidi="zh_TW"/>
         </w:rPr>
         <w:t>、</w:t>
       </w:r>
-      <w:hyperlink r:id="rId134">
-        <w:r>
-          <w:rPr>
-            <w:lang w:val="zh_TW" w:bidi="zh_TW"/>
-          </w:rPr>
-          <w:rPr>
-            <w:color w:val="0000EE"/>
-            <w:u w:val="single"/>
-          </w:rPr>
-          <w:t>22；</w:t>
-        </w:r>
-      </w:hyperlink>
-      <w:hyperlink r:id="rId135">
-        <w:r>
-          <w:rPr>
-            <w:lang w:val="zh_TW" w:bidi="zh_TW"/>
-          </w:rPr>
-          <w:rPr>
-            <w:color w:val="0000EE"/>
-            <w:u w:val="single"/>
-          </w:rPr>
-          <w:t>申4:34；</w:t>
-        </w:r>
-      </w:hyperlink>
-      <w:hyperlink r:id="rId136">
-        <w:r>
-          <w:rPr>
-            <w:lang w:val="zh_TW" w:bidi="zh_TW"/>
-          </w:rPr>
-          <w:rPr>
-            <w:color w:val="0000EE"/>
-            <w:u w:val="single"/>
-          </w:rPr>
-          <w:t>詩74:9</w:t>
-        </w:r>
-      </w:hyperlink>
+      <w:r>
+        <w:rPr>
+          <w:lang w:val="zh_TW" w:bidi="zh_TW"/>
+        </w:rPr>
+        <w:t>22；</w:t>
+      </w:r>
+      <w:r>
+        <w:rPr>
+          <w:lang w:val="zh_TW" w:bidi="zh_TW"/>
+        </w:rPr>
+        <w:t>申4:34；</w:t>
+      </w:r>
+      <w:r>
+        <w:rPr>
+          <w:lang w:val="zh_TW" w:bidi="zh_TW"/>
+        </w:rPr>
+        <w:t>詩74:9</w:t>
+      </w:r>
       <w:r>
         <w:rPr>
           <w:lang w:val="zh_TW" w:bidi="zh_TW"/>
         </w:rPr>
         <w:t>，</w:t>
       </w:r>
-      <w:hyperlink r:id="rId137">
-        <w:r>
-          <w:rPr>
-            <w:lang w:val="zh_TW" w:bidi="zh_TW"/>
-          </w:rPr>
-          <w:rPr>
-            <w:color w:val="0000EE"/>
-            <w:u w:val="single"/>
-          </w:rPr>
-          <w:t>78:43；</w:t>
-        </w:r>
-      </w:hyperlink>
-      <w:hyperlink r:id="rId138">
-        <w:r>
-          <w:rPr>
-            <w:lang w:val="zh_TW" w:bidi="zh_TW"/>
-          </w:rPr>
-          <w:rPr>
-            <w:color w:val="0000EE"/>
-            <w:u w:val="single"/>
-          </w:rPr>
-          <w:t>太12:38–39；</w:t>
-        </w:r>
-      </w:hyperlink>
-      <w:hyperlink r:id="rId119">
-        <w:r>
-          <w:rPr>
-            <w:lang w:val="zh_TW" w:bidi="zh_TW"/>
-          </w:rPr>
-          <w:rPr>
-            <w:color w:val="0000EE"/>
-            <w:u w:val="single"/>
-          </w:rPr>
-          <w:t>約2:1–11</w:t>
-        </w:r>
-      </w:hyperlink>
+      <w:r>
+        <w:rPr>
+          <w:lang w:val="zh_TW" w:bidi="zh_TW"/>
+        </w:rPr>
+        <w:t>78:43；</w:t>
+      </w:r>
+      <w:r>
+        <w:rPr>
+          <w:lang w:val="zh_TW" w:bidi="zh_TW"/>
+        </w:rPr>
+        <w:t>太12:38–39；</w:t>
+      </w:r>
+      <w:r>
+        <w:rPr>
+          <w:lang w:val="zh_TW" w:bidi="zh_TW"/>
+        </w:rPr>
+        <w:t>約2:1–11</w:t>
+      </w:r>
       <w:r>
         <w:rPr>
           <w:lang w:val="zh_TW" w:bidi="zh_TW"/>
         </w:rPr>
         <w:t>、</w:t>
       </w:r>
-      <w:hyperlink r:id="rId139">
-        <w:r>
-          <w:rPr>
-            <w:lang w:val="zh_TW" w:bidi="zh_TW"/>
-          </w:rPr>
-          <w:rPr>
-            <w:color w:val="0000EE"/>
-            <w:u w:val="single"/>
-          </w:rPr>
-          <w:t>18</w:t>
-        </w:r>
-      </w:hyperlink>
+      <w:r>
+        <w:rPr>
+          <w:lang w:val="zh_TW" w:bidi="zh_TW"/>
+        </w:rPr>
+        <w:t>18</w:t>
+      </w:r>
       <w:r>
         <w:rPr>
           <w:lang w:val="zh_TW" w:bidi="zh_TW"/>
         </w:rPr>
         <w:t>、</w:t>
       </w:r>
-      <w:hyperlink r:id="rId140">
-        <w:r>
-          <w:rPr>
-            <w:lang w:val="zh_TW" w:bidi="zh_TW"/>
-          </w:rPr>
-          <w:rPr>
-            <w:color w:val="0000EE"/>
-            <w:u w:val="single"/>
-          </w:rPr>
-          <w:t>23</w:t>
-        </w:r>
-      </w:hyperlink>
+      <w:r>
+        <w:rPr>
+          <w:lang w:val="zh_TW" w:bidi="zh_TW"/>
+        </w:rPr>
+        <w:t>23</w:t>
+      </w:r>
       <w:r>
         <w:rPr>
           <w:lang w:val="zh_TW" w:bidi="zh_TW"/>
         </w:rPr>
         <w:t>，</w:t>
       </w:r>
-      <w:hyperlink r:id="rId141">
-        <w:r>
-          <w:rPr>
-            <w:lang w:val="zh_TW" w:bidi="zh_TW"/>
-          </w:rPr>
-          <w:rPr>
-            <w:color w:val="0000EE"/>
-            <w:u w:val="single"/>
-          </w:rPr>
-          <w:t>3:2</w:t>
-        </w:r>
-      </w:hyperlink>
+      <w:r>
+        <w:rPr>
+          <w:lang w:val="zh_TW" w:bidi="zh_TW"/>
+        </w:rPr>
+        <w:t>3:2</w:t>
+      </w:r>
       <w:r>
         <w:rPr>
           <w:lang w:val="zh_TW" w:bidi="zh_TW"/>
         </w:rPr>
         <w:t>，</w:t>
       </w:r>
-      <w:hyperlink r:id="rId142">
-        <w:r>
-          <w:rPr>
-            <w:lang w:val="zh_TW" w:bidi="zh_TW"/>
-          </w:rPr>
-          <w:rPr>
-            <w:color w:val="0000EE"/>
-            <w:u w:val="single"/>
-          </w:rPr>
-          <w:t>4:48</w:t>
-        </w:r>
-      </w:hyperlink>
+      <w:r>
+        <w:rPr>
+          <w:lang w:val="zh_TW" w:bidi="zh_TW"/>
+        </w:rPr>
+        <w:t>4:48</w:t>
+      </w:r>
       <w:r>
         <w:rPr>
           <w:lang w:val="zh_TW" w:bidi="zh_TW"/>
         </w:rPr>
         <w:t>、</w:t>
       </w:r>
-      <w:hyperlink r:id="rId143">
-        <w:r>
-          <w:rPr>
-            <w:lang w:val="zh_TW" w:bidi="zh_TW"/>
-          </w:rPr>
-          <w:rPr>
-            <w:color w:val="0000EE"/>
-            <w:u w:val="single"/>
-          </w:rPr>
-          <w:t>54</w:t>
-        </w:r>
-      </w:hyperlink>
+      <w:r>
+        <w:rPr>
+          <w:lang w:val="zh_TW" w:bidi="zh_TW"/>
+        </w:rPr>
+        <w:t>54</w:t>
+      </w:r>
       <w:r>
         <w:rPr>
           <w:lang w:val="zh_TW" w:bidi="zh_TW"/>
         </w:rPr>
         <w:t>，</w:t>
       </w:r>
-      <w:hyperlink r:id="rId144">
-        <w:r>
-          <w:rPr>
-            <w:lang w:val="zh_TW" w:bidi="zh_TW"/>
-          </w:rPr>
-          <w:rPr>
-            <w:color w:val="0000EE"/>
-            <w:u w:val="single"/>
-          </w:rPr>
-          <w:t>6:2</w:t>
-        </w:r>
-      </w:hyperlink>
+      <w:r>
+        <w:rPr>
+          <w:lang w:val="zh_TW" w:bidi="zh_TW"/>
+        </w:rPr>
+        <w:t>6:2</w:t>
+      </w:r>
       <w:r>
         <w:rPr>
           <w:lang w:val="zh_TW" w:bidi="zh_TW"/>
         </w:rPr>
         <w:t>、</w:t>
       </w:r>
-      <w:hyperlink r:id="rId145">
-        <w:r>
-          <w:rPr>
-            <w:lang w:val="zh_TW" w:bidi="zh_TW"/>
-          </w:rPr>
-          <w:rPr>
-            <w:color w:val="0000EE"/>
-            <w:u w:val="single"/>
-          </w:rPr>
-          <w:t>14</w:t>
-        </w:r>
-      </w:hyperlink>
+      <w:r>
+        <w:rPr>
+          <w:lang w:val="zh_TW" w:bidi="zh_TW"/>
+        </w:rPr>
+        <w:t>14</w:t>
+      </w:r>
       <w:r>
         <w:rPr>
           <w:lang w:val="zh_TW" w:bidi="zh_TW"/>
         </w:rPr>
         <w:t>、</w:t>
       </w:r>
-      <w:hyperlink r:id="rId146">
-        <w:r>
-          <w:rPr>
-            <w:lang w:val="zh_TW" w:bidi="zh_TW"/>
-          </w:rPr>
-          <w:rPr>
-            <w:color w:val="0000EE"/>
-            <w:u w:val="single"/>
-          </w:rPr>
-          <w:t>26</w:t>
-        </w:r>
-      </w:hyperlink>
+      <w:r>
+        <w:rPr>
+          <w:lang w:val="zh_TW" w:bidi="zh_TW"/>
+        </w:rPr>
+        <w:t>26</w:t>
+      </w:r>
       <w:r>
         <w:rPr>
           <w:lang w:val="zh_TW" w:bidi="zh_TW"/>
         </w:rPr>
         <w:t>、</w:t>
       </w:r>
-      <w:hyperlink r:id="rId147">
-        <w:r>
-          <w:rPr>
-            <w:lang w:val="zh_TW" w:bidi="zh_TW"/>
-          </w:rPr>
-          <w:rPr>
-            <w:color w:val="0000EE"/>
-            <w:u w:val="single"/>
-          </w:rPr>
-          <w:t>30</w:t>
-        </w:r>
-      </w:hyperlink>
+      <w:r>
+        <w:rPr>
+          <w:lang w:val="zh_TW" w:bidi="zh_TW"/>
+        </w:rPr>
+        <w:t>30</w:t>
+      </w:r>
       <w:r>
         <w:rPr>
           <w:lang w:val="zh_TW" w:bidi="zh_TW"/>
         </w:rPr>
         <w:t>，</w:t>
       </w:r>
-      <w:hyperlink r:id="rId148">
-        <w:r>
-          <w:rPr>
-            <w:lang w:val="zh_TW" w:bidi="zh_TW"/>
-          </w:rPr>
-          <w:rPr>
-            <w:color w:val="0000EE"/>
-            <w:u w:val="single"/>
-          </w:rPr>
-          <w:t>7:31</w:t>
-        </w:r>
-      </w:hyperlink>
+      <w:r>
+        <w:rPr>
+          <w:lang w:val="zh_TW" w:bidi="zh_TW"/>
+        </w:rPr>
+        <w:t>7:31</w:t>
+      </w:r>
       <w:r>
         <w:rPr>
           <w:lang w:val="zh_TW" w:bidi="zh_TW"/>
         </w:rPr>
         <w:t>，</w:t>
       </w:r>
-      <w:hyperlink r:id="rId149">
-        <w:r>
-          <w:rPr>
-            <w:lang w:val="zh_TW" w:bidi="zh_TW"/>
-          </w:rPr>
-          <w:rPr>
-            <w:color w:val="0000EE"/>
-            <w:u w:val="single"/>
-          </w:rPr>
-          <w:t>9:16</w:t>
-        </w:r>
-      </w:hyperlink>
+      <w:r>
+        <w:rPr>
+          <w:lang w:val="zh_TW" w:bidi="zh_TW"/>
+        </w:rPr>
+        <w:t>9:16</w:t>
+      </w:r>
       <w:r>
         <w:rPr>
           <w:lang w:val="zh_TW" w:bidi="zh_TW"/>
         </w:rPr>
         <w:t>，</w:t>
       </w:r>
-      <w:hyperlink r:id="rId150">
-        <w:r>
-          <w:rPr>
-            <w:lang w:val="zh_TW" w:bidi="zh_TW"/>
-          </w:rPr>
-          <w:rPr>
-            <w:color w:val="0000EE"/>
-            <w:u w:val="single"/>
-          </w:rPr>
-          <w:t>10:41</w:t>
-        </w:r>
-      </w:hyperlink>
+      <w:r>
+        <w:rPr>
+          <w:lang w:val="zh_TW" w:bidi="zh_TW"/>
+        </w:rPr>
+        <w:t>10:41</w:t>
+      </w:r>
       <w:r>
         <w:rPr>
           <w:lang w:val="zh_TW" w:bidi="zh_TW"/>
         </w:rPr>
         <w:t>，</w:t>
       </w:r>
-      <w:hyperlink r:id="rId151">
-        <w:r>
-          <w:rPr>
-            <w:lang w:val="zh_TW" w:bidi="zh_TW"/>
-          </w:rPr>
-          <w:rPr>
-            <w:color w:val="0000EE"/>
-            <w:u w:val="single"/>
-          </w:rPr>
-          <w:t>11:47</w:t>
-        </w:r>
-      </w:hyperlink>
+      <w:r>
+        <w:rPr>
+          <w:lang w:val="zh_TW" w:bidi="zh_TW"/>
+        </w:rPr>
+        <w:t>11:47</w:t>
+      </w:r>
       <w:r>
         <w:rPr>
           <w:lang w:val="zh_TW" w:bidi="zh_TW"/>
         </w:rPr>
         <w:t>，</w:t>
       </w:r>
-      <w:hyperlink r:id="rId152">
-        <w:r>
-          <w:rPr>
-            <w:lang w:val="zh_TW" w:bidi="zh_TW"/>
-          </w:rPr>
-          <w:rPr>
-            <w:color w:val="0000EE"/>
-            <w:u w:val="single"/>
-          </w:rPr>
-          <w:t>12:18</w:t>
-        </w:r>
-      </w:hyperlink>
+      <w:r>
+        <w:rPr>
+          <w:lang w:val="zh_TW" w:bidi="zh_TW"/>
+        </w:rPr>
+        <w:t>12:18</w:t>
+      </w:r>
       <w:r>
         <w:rPr>
           <w:lang w:val="zh_TW" w:bidi="zh_TW"/>
         </w:rPr>
         <w:t>、</w:t>
       </w:r>
-      <w:hyperlink r:id="rId153">
-        <w:r>
-          <w:rPr>
-            <w:lang w:val="zh_TW" w:bidi="zh_TW"/>
-          </w:rPr>
-          <w:rPr>
-            <w:color w:val="0000EE"/>
-            <w:u w:val="single"/>
-          </w:rPr>
-          <w:t>37</w:t>
-        </w:r>
-      </w:hyperlink>
+      <w:r>
+        <w:rPr>
+          <w:lang w:val="zh_TW" w:bidi="zh_TW"/>
+        </w:rPr>
+        <w:t>37</w:t>
+      </w:r>
       <w:r>
         <w:rPr>
           <w:lang w:val="zh_TW" w:bidi="zh_TW"/>
         </w:rPr>
         <w:t>，</w:t>
       </w:r>
-      <w:hyperlink r:id="rId154">
-        <w:r>
-          <w:rPr>
-            <w:lang w:val="zh_TW" w:bidi="zh_TW"/>
-          </w:rPr>
-          <w:rPr>
-            <w:color w:val="0000EE"/>
-            <w:u w:val="single"/>
-          </w:rPr>
-          <w:t>15:24</w:t>
-        </w:r>
-      </w:hyperlink>
+      <w:r>
+        <w:rPr>
+          <w:lang w:val="zh_TW" w:bidi="zh_TW"/>
+        </w:rPr>
+        <w:t>15:24</w:t>
+      </w:r>
       <w:r>
         <w:rPr>
           <w:lang w:val="zh_TW" w:bidi="zh_TW"/>
         </w:rPr>
         <w:t>，</w:t>
       </w:r>
-      <w:hyperlink r:id="rId155">
-        <w:r>
-          <w:rPr>
-            <w:lang w:val="zh_TW" w:bidi="zh_TW"/>
-          </w:rPr>
-          <w:rPr>
-            <w:color w:val="0000EE"/>
-            <w:u w:val="single"/>
-          </w:rPr>
-          <w:t>20:30；</w:t>
-        </w:r>
-      </w:hyperlink>
-      <w:hyperlink r:id="rId156">
-        <w:r>
-          <w:rPr>
-            <w:lang w:val="zh_TW" w:bidi="zh_TW"/>
-          </w:rPr>
-          <w:rPr>
-            <w:color w:val="0000EE"/>
-            <w:u w:val="single"/>
-          </w:rPr>
-          <w:t>徒2:43</w:t>
-        </w:r>
-      </w:hyperlink>
+      <w:r>
+        <w:rPr>
+          <w:lang w:val="zh_TW" w:bidi="zh_TW"/>
+        </w:rPr>
+        <w:t>20:30；</w:t>
+      </w:r>
+      <w:r>
+        <w:rPr>
+          <w:lang w:val="zh_TW" w:bidi="zh_TW"/>
+        </w:rPr>
+        <w:t>徒2:43</w:t>
+      </w:r>
       <w:r>
         <w:rPr>
           <w:lang w:val="zh_TW" w:bidi="zh_TW"/>
         </w:rPr>
         <w:t>，</w:t>
       </w:r>
-      <w:hyperlink r:id="rId157">
-        <w:r>
-          <w:rPr>
-            <w:lang w:val="zh_TW" w:bidi="zh_TW"/>
-          </w:rPr>
-          <w:rPr>
-            <w:color w:val="0000EE"/>
-            <w:u w:val="single"/>
-          </w:rPr>
-          <w:t>4:16</w:t>
-        </w:r>
-      </w:hyperlink>
+      <w:r>
+        <w:rPr>
+          <w:lang w:val="zh_TW" w:bidi="zh_TW"/>
+        </w:rPr>
+        <w:t>4:16</w:t>
+      </w:r>
       <w:r>
         <w:rPr>
           <w:lang w:val="zh_TW" w:bidi="zh_TW"/>
         </w:rPr>
         <w:t>、</w:t>
       </w:r>
-      <w:hyperlink r:id="rId158">
-        <w:r>
-          <w:rPr>
-            <w:lang w:val="zh_TW" w:bidi="zh_TW"/>
-          </w:rPr>
-          <w:rPr>
-            <w:color w:val="0000EE"/>
-            <w:u w:val="single"/>
-          </w:rPr>
-          <w:t>22</w:t>
-        </w:r>
-      </w:hyperlink>
+      <w:r>
+        <w:rPr>
+          <w:lang w:val="zh_TW" w:bidi="zh_TW"/>
+        </w:rPr>
+        <w:t>22</w:t>
+      </w:r>
       <w:r>
         <w:rPr>
           <w:lang w:val="zh_TW" w:bidi="zh_TW"/>
         </w:rPr>
         <w:t>、</w:t>
       </w:r>
-      <w:hyperlink r:id="rId159">
-        <w:r>
-          <w:rPr>
-            <w:lang w:val="zh_TW" w:bidi="zh_TW"/>
-          </w:rPr>
-          <w:rPr>
-            <w:color w:val="0000EE"/>
-            <w:u w:val="single"/>
-          </w:rPr>
-          <w:t>30</w:t>
-        </w:r>
-      </w:hyperlink>
+      <w:r>
+        <w:rPr>
+          <w:lang w:val="zh_TW" w:bidi="zh_TW"/>
+        </w:rPr>
+        <w:t>30</w:t>
+      </w:r>
       <w:r>
         <w:rPr>
           <w:lang w:val="zh_TW" w:bidi="zh_TW"/>
         </w:rPr>
         <w:t>，</w:t>
       </w:r>
-      <w:hyperlink r:id="rId160">
-        <w:r>
-          <w:rPr>
-            <w:lang w:val="zh_TW" w:bidi="zh_TW"/>
-          </w:rPr>
-          <w:rPr>
-            <w:color w:val="0000EE"/>
-            <w:u w:val="single"/>
-          </w:rPr>
-          <w:t>5:12</w:t>
-        </w:r>
-      </w:hyperlink>
+      <w:r>
+        <w:rPr>
+          <w:lang w:val="zh_TW" w:bidi="zh_TW"/>
+        </w:rPr>
+        <w:t>5:12</w:t>
+      </w:r>
       <w:r>
         <w:rPr>
           <w:lang w:val="zh_TW" w:bidi="zh_TW"/>
         </w:rPr>
         <w:t>，</w:t>
       </w:r>
-      <w:hyperlink r:id="rId161">
-        <w:r>
-          <w:rPr>
-            <w:lang w:val="zh_TW" w:bidi="zh_TW"/>
-          </w:rPr>
-          <w:rPr>
-            <w:color w:val="0000EE"/>
-            <w:u w:val="single"/>
-          </w:rPr>
-          <w:t>8:6</w:t>
-        </w:r>
-      </w:hyperlink>
+      <w:r>
+        <w:rPr>
+          <w:lang w:val="zh_TW" w:bidi="zh_TW"/>
+        </w:rPr>
+        <w:t>8:6</w:t>
+      </w:r>
       <w:r>
         <w:rPr>
           <w:lang w:val="zh_TW" w:bidi="zh_TW"/>
         </w:rPr>
         <w:t>，</w:t>
       </w:r>
-      <w:hyperlink r:id="rId162">
-        <w:r>
-          <w:rPr>
-            <w:lang w:val="zh_TW" w:bidi="zh_TW"/>
-          </w:rPr>
-          <w:rPr>
-            <w:color w:val="0000EE"/>
-            <w:u w:val="single"/>
-          </w:rPr>
-          <w:t>14:3</w:t>
-        </w:r>
-      </w:hyperlink>
+      <w:r>
+        <w:rPr>
+          <w:lang w:val="zh_TW" w:bidi="zh_TW"/>
+        </w:rPr>
+        <w:t>14:3</w:t>
+      </w:r>
       <w:r>
         <w:rPr>
           <w:lang w:val="zh_TW" w:bidi="zh_TW"/>
         </w:rPr>
         <w:t>，</w:t>
       </w:r>
-      <w:hyperlink r:id="rId163">
-        <w:r>
-          <w:rPr>
-            <w:lang w:val="zh_TW" w:bidi="zh_TW"/>
-          </w:rPr>
-          <w:rPr>
-            <w:color w:val="0000EE"/>
-            <w:u w:val="single"/>
-          </w:rPr>
-          <w:t>15:12；</w:t>
-        </w:r>
-      </w:hyperlink>
-      <w:hyperlink r:id="rId164">
-        <w:r>
-          <w:rPr>
-            <w:lang w:val="zh_TW" w:bidi="zh_TW"/>
-          </w:rPr>
-          <w:rPr>
-            <w:color w:val="0000EE"/>
-            <w:u w:val="single"/>
-          </w:rPr>
-          <w:t>羅15:19</w:t>
-        </w:r>
-      </w:hyperlink>
+      <w:r>
+        <w:rPr>
+          <w:lang w:val="zh_TW" w:bidi="zh_TW"/>
+        </w:rPr>
+        <w:t>15:12；</w:t>
+      </w:r>
+      <w:r>
+        <w:rPr>
+          <w:lang w:val="zh_TW" w:bidi="zh_TW"/>
+        </w:rPr>
+        <w:t>羅15:19</w:t>
+      </w:r>
       <w:r>
         <w:rPr>
           <w:lang w:val="zh_TW" w:bidi="zh_TW"/>
@@ -3906,108 +2856,66 @@
         </w:rPr>
         <w:t>在約翰福音中，人們常常誤解耶穌（見</w:t>
       </w:r>
-      <w:hyperlink r:id="rId165">
-        <w:r>
-          <w:rPr>
-            <w:lang w:val="zh_TW" w:bidi="zh_TW"/>
-          </w:rPr>
-          <w:rPr>
-            <w:color w:val="0000EE"/>
-            <w:u w:val="single"/>
-          </w:rPr>
-          <w:t>約3:4，</w:t>
-        </w:r>
-      </w:hyperlink>
-      <w:hyperlink r:id="rId166">
-        <w:r>
-          <w:rPr>
-            <w:lang w:val="zh_TW" w:bidi="zh_TW"/>
-          </w:rPr>
-          <w:rPr>
-            <w:color w:val="0000EE"/>
-            <w:u w:val="single"/>
-          </w:rPr>
-          <w:t>4:11</w:t>
-        </w:r>
-      </w:hyperlink>
+      <w:r>
+        <w:rPr>
+          <w:lang w:val="zh_TW" w:bidi="zh_TW"/>
+        </w:rPr>
+        <w:t>約3:4，</w:t>
+      </w:r>
+      <w:r>
+        <w:rPr>
+          <w:lang w:val="zh_TW" w:bidi="zh_TW"/>
+        </w:rPr>
+        <w:t>4:11</w:t>
+      </w:r>
       <w:r>
         <w:rPr>
           <w:lang w:val="zh_TW" w:bidi="zh_TW"/>
         </w:rPr>
         <w:t>、</w:t>
       </w:r>
-      <w:hyperlink r:id="rId167">
-        <w:r>
-          <w:rPr>
-            <w:lang w:val="zh_TW" w:bidi="zh_TW"/>
-          </w:rPr>
-          <w:rPr>
-            <w:color w:val="0000EE"/>
-            <w:u w:val="single"/>
-          </w:rPr>
-          <w:t>33，</w:t>
-        </w:r>
-      </w:hyperlink>
-      <w:hyperlink r:id="rId168">
-        <w:r>
-          <w:rPr>
-            <w:lang w:val="zh_TW" w:bidi="zh_TW"/>
-          </w:rPr>
-          <w:rPr>
-            <w:color w:val="0000EE"/>
-            <w:u w:val="single"/>
-          </w:rPr>
-          <w:t>7:35，</w:t>
-        </w:r>
-      </w:hyperlink>
-      <w:hyperlink r:id="rId169">
-        <w:r>
-          <w:rPr>
-            <w:lang w:val="zh_TW" w:bidi="zh_TW"/>
-          </w:rPr>
-          <w:rPr>
-            <w:color w:val="0000EE"/>
-            <w:u w:val="single"/>
-          </w:rPr>
-          <w:t>11:12–13</w:t>
-        </w:r>
-      </w:hyperlink>
+      <w:r>
+        <w:rPr>
+          <w:lang w:val="zh_TW" w:bidi="zh_TW"/>
+        </w:rPr>
+        <w:t>33，</w:t>
+      </w:r>
+      <w:r>
+        <w:rPr>
+          <w:lang w:val="zh_TW" w:bidi="zh_TW"/>
+        </w:rPr>
+        <w:t>7:35，</w:t>
+      </w:r>
+      <w:r>
+        <w:rPr>
+          <w:lang w:val="zh_TW" w:bidi="zh_TW"/>
+        </w:rPr>
+        <w:t>11:12–13</w:t>
+      </w:r>
       <w:r>
         <w:rPr>
           <w:lang w:val="zh_TW" w:bidi="zh_TW"/>
         </w:rPr>
         <w:t>）。他們對耶穌的身分有不同看法。當他們真正明白祂的意思時，有些人想要捉拿祂，有些人則想要跟隨祂（</w:t>
       </w:r>
-      <w:hyperlink r:id="rId170">
-        <w:r>
-          <w:rPr>
-            <w:lang w:val="zh_TW" w:bidi="zh_TW"/>
-          </w:rPr>
-          <w:rPr>
-            <w:color w:val="0000EE"/>
-            <w:u w:val="single"/>
-          </w:rPr>
-          <w:t>7:40–44</w:t>
-        </w:r>
-      </w:hyperlink>
+      <w:r>
+        <w:rPr>
+          <w:lang w:val="zh_TW" w:bidi="zh_TW"/>
+        </w:rPr>
+        <w:t>7:40–44</w:t>
+      </w:r>
       <w:r>
         <w:rPr>
           <w:lang w:val="zh_TW" w:bidi="zh_TW"/>
         </w:rPr>
         <w:t>）。直到後來，門徒領受聖靈，才完全明白耶穌的重要性（見</w:t>
       </w:r>
-      <w:hyperlink r:id="rId171">
-        <w:r>
-          <w:rPr>
-            <w:lang w:val="zh_TW" w:bidi="zh_TW"/>
-          </w:rPr>
-          <w:rPr>
-            <w:color w:val="0000EE"/>
-            <w:u w:val="single"/>
-          </w:rPr>
-          <w:t>16:12–13</w:t>
-        </w:r>
-      </w:hyperlink>
+      <w:r>
+        <w:rPr>
+          <w:lang w:val="zh_TW" w:bidi="zh_TW"/>
+        </w:rPr>
+        <w:t>16:12–13</w:t>
+      </w:r>
       <w:r>
         <w:rPr>
           <w:lang w:val="zh_TW" w:bidi="zh_TW"/>
@@ -4028,126 +2936,84 @@
         </w:rPr>
         <w:t>這個世界仍然活在屬靈的黑暗中，無法真正明白生命或神（</w:t>
       </w:r>
-      <w:hyperlink r:id="rId172">
-        <w:r>
-          <w:rPr>
-            <w:lang w:val="zh_TW" w:bidi="zh_TW"/>
-          </w:rPr>
-          <w:rPr>
-            <w:color w:val="0000EE"/>
-            <w:u w:val="single"/>
-          </w:rPr>
-          <w:t>約1:5</w:t>
-        </w:r>
-      </w:hyperlink>
+      <w:r>
+        <w:rPr>
+          <w:lang w:val="zh_TW" w:bidi="zh_TW"/>
+        </w:rPr>
+        <w:t>約1:5</w:t>
+      </w:r>
       <w:r>
         <w:rPr>
           <w:lang w:val="zh_TW" w:bidi="zh_TW"/>
         </w:rPr>
         <w:t>、</w:t>
       </w:r>
-      <w:hyperlink r:id="rId173">
-        <w:r>
-          <w:rPr>
-            <w:lang w:val="zh_TW" w:bidi="zh_TW"/>
-          </w:rPr>
-          <w:rPr>
-            <w:color w:val="0000EE"/>
-            <w:u w:val="single"/>
-          </w:rPr>
-          <w:t>10</w:t>
-        </w:r>
-      </w:hyperlink>
+      <w:r>
+        <w:rPr>
+          <w:lang w:val="zh_TW" w:bidi="zh_TW"/>
+        </w:rPr>
+        <w:t>10</w:t>
+      </w:r>
       <w:r>
         <w:rPr>
           <w:lang w:val="zh_TW" w:bidi="zh_TW"/>
         </w:rPr>
         <w:t>）。人們沒有神的幫助，不能自行明白神的信息。神的屬靈之光進入黑暗，顯明了世界的敗壞。許多人因為愛黑暗過於光明，就更深地退入屬靈的黑暗裡（</w:t>
       </w:r>
-      <w:hyperlink r:id="rId174">
-        <w:r>
-          <w:rPr>
-            <w:lang w:val="zh_TW" w:bidi="zh_TW"/>
-          </w:rPr>
-          <w:rPr>
-            <w:color w:val="0000EE"/>
-            <w:u w:val="single"/>
-          </w:rPr>
-          <w:t>3:19–20</w:t>
-        </w:r>
-      </w:hyperlink>
+      <w:r>
+        <w:rPr>
+          <w:lang w:val="zh_TW" w:bidi="zh_TW"/>
+        </w:rPr>
+        <w:t>3:19–20</w:t>
+      </w:r>
       <w:r>
         <w:rPr>
           <w:lang w:val="zh_TW" w:bidi="zh_TW"/>
         </w:rPr>
         <w:t>）。唯有神的靈能改變人，使人像神的兒女一樣清楚看見 （</w:t>
       </w:r>
-      <w:hyperlink r:id="rId175">
-        <w:r>
-          <w:rPr>
-            <w:lang w:val="zh_TW" w:bidi="zh_TW"/>
-          </w:rPr>
-          <w:rPr>
-            <w:color w:val="0000EE"/>
-            <w:u w:val="single"/>
-          </w:rPr>
-          <w:t>3:21</w:t>
-        </w:r>
-      </w:hyperlink>
+      <w:r>
+        <w:rPr>
+          <w:lang w:val="zh_TW" w:bidi="zh_TW"/>
+        </w:rPr>
+        <w:t>3:21</w:t>
+      </w:r>
       <w:r>
         <w:rPr>
           <w:lang w:val="zh_TW" w:bidi="zh_TW"/>
         </w:rPr>
         <w:t>，</w:t>
       </w:r>
-      <w:hyperlink r:id="rId97">
-        <w:r>
-          <w:rPr>
-            <w:lang w:val="zh_TW" w:bidi="zh_TW"/>
-          </w:rPr>
-          <w:rPr>
-            <w:color w:val="0000EE"/>
-            <w:u w:val="single"/>
-          </w:rPr>
-          <w:t>8:12</w:t>
-        </w:r>
-      </w:hyperlink>
+      <w:r>
+        <w:rPr>
+          <w:lang w:val="zh_TW" w:bidi="zh_TW"/>
+        </w:rPr>
+        <w:t>8:12</w:t>
+      </w:r>
       <w:r>
         <w:rPr>
           <w:lang w:val="zh_TW" w:bidi="zh_TW"/>
         </w:rPr>
         <w:t>，</w:t>
       </w:r>
-      <w:hyperlink r:id="rId176">
-        <w:r>
-          <w:rPr>
-            <w:lang w:val="zh_TW" w:bidi="zh_TW"/>
-          </w:rPr>
-          <w:rPr>
-            <w:color w:val="0000EE"/>
-            <w:u w:val="single"/>
-          </w:rPr>
-          <w:t>12:35–36</w:t>
-        </w:r>
-      </w:hyperlink>
+      <w:r>
+        <w:rPr>
+          <w:lang w:val="zh_TW" w:bidi="zh_TW"/>
+        </w:rPr>
+        <w:t>12:35–36</w:t>
+      </w:r>
       <w:r>
         <w:rPr>
           <w:lang w:val="zh_TW" w:bidi="zh_TW"/>
         </w:rPr>
         <w:t>、</w:t>
       </w:r>
-      <w:hyperlink r:id="rId177">
-        <w:r>
-          <w:rPr>
-            <w:lang w:val="zh_TW" w:bidi="zh_TW"/>
-          </w:rPr>
-          <w:rPr>
-            <w:color w:val="0000EE"/>
-            <w:u w:val="single"/>
-          </w:rPr>
-          <w:t>46</w:t>
-        </w:r>
-      </w:hyperlink>
+      <w:r>
+        <w:rPr>
+          <w:lang w:val="zh_TW" w:bidi="zh_TW"/>
+        </w:rPr>
+        <w:t>46</w:t>
+      </w:r>
       <w:r>
         <w:rPr>
           <w:lang w:val="zh_TW" w:bidi="zh_TW"/>
@@ -4177,198 +3043,120 @@
           <w:lang w:val="zh_TW" w:bidi="zh_TW"/>
         </w:rPr>
       </w:r>
-      <w:hyperlink r:id="rId178">
-        <w:r>
-          <w:rPr>
-            <w:lang w:val="zh_TW" w:bidi="zh_TW"/>
-          </w:rPr>
-          <w:rPr>
-            <w:color w:val="0000EE"/>
-            <w:u w:val="single"/>
-          </w:rPr>
-          <w:t>賽6:8–13</w:t>
-        </w:r>
-      </w:hyperlink>
+      <w:r>
+        <w:rPr>
+          <w:lang w:val="zh_TW" w:bidi="zh_TW"/>
+        </w:rPr>
+        <w:t>賽6:8–13</w:t>
+      </w:r>
       <w:r>
         <w:rPr>
           <w:lang w:val="zh_TW" w:bidi="zh_TW"/>
         </w:rPr>
         <w:t>，</w:t>
       </w:r>
-      <w:hyperlink r:id="rId179">
-        <w:r>
-          <w:rPr>
-            <w:lang w:val="zh_TW" w:bidi="zh_TW"/>
-          </w:rPr>
-          <w:rPr>
-            <w:color w:val="0000EE"/>
-            <w:u w:val="single"/>
-          </w:rPr>
-          <w:t>56:10–11；</w:t>
-        </w:r>
-      </w:hyperlink>
-      <w:hyperlink r:id="rId180">
-        <w:r>
-          <w:rPr>
-            <w:lang w:val="zh_TW" w:bidi="zh_TW"/>
-          </w:rPr>
-          <w:rPr>
-            <w:color w:val="0000EE"/>
-            <w:u w:val="single"/>
-          </w:rPr>
-          <w:t>太13:11–17；</w:t>
-        </w:r>
-      </w:hyperlink>
-      <w:hyperlink r:id="rId181">
-        <w:r>
-          <w:rPr>
-            <w:lang w:val="zh_TW" w:bidi="zh_TW"/>
-          </w:rPr>
-          <w:rPr>
-            <w:color w:val="0000EE"/>
-            <w:u w:val="single"/>
-          </w:rPr>
-          <w:t>約1:10–11</w:t>
-        </w:r>
-      </w:hyperlink>
+      <w:r>
+        <w:rPr>
+          <w:lang w:val="zh_TW" w:bidi="zh_TW"/>
+        </w:rPr>
+        <w:t>56:10–11；</w:t>
+      </w:r>
+      <w:r>
+        <w:rPr>
+          <w:lang w:val="zh_TW" w:bidi="zh_TW"/>
+        </w:rPr>
+        <w:t>太13:11–17；</w:t>
+      </w:r>
+      <w:r>
+        <w:rPr>
+          <w:lang w:val="zh_TW" w:bidi="zh_TW"/>
+        </w:rPr>
+        <w:t>約1:10–11</w:t>
+      </w:r>
       <w:r>
         <w:rPr>
           <w:lang w:val="zh_TW" w:bidi="zh_TW"/>
         </w:rPr>
         <w:t>，</w:t>
       </w:r>
-      <w:hyperlink r:id="rId174">
-        <w:r>
-          <w:rPr>
-            <w:lang w:val="zh_TW" w:bidi="zh_TW"/>
-          </w:rPr>
-          <w:rPr>
-            <w:color w:val="0000EE"/>
-            <w:u w:val="single"/>
-          </w:rPr>
-          <w:t>3:19–20</w:t>
-        </w:r>
-      </w:hyperlink>
+      <w:r>
+        <w:rPr>
+          <w:lang w:val="zh_TW" w:bidi="zh_TW"/>
+        </w:rPr>
+        <w:t>3:19–20</w:t>
+      </w:r>
       <w:r>
         <w:rPr>
           <w:lang w:val="zh_TW" w:bidi="zh_TW"/>
         </w:rPr>
         <w:t>，</w:t>
       </w:r>
-      <w:hyperlink r:id="rId182">
-        <w:r>
-          <w:rPr>
-            <w:lang w:val="zh_TW" w:bidi="zh_TW"/>
-          </w:rPr>
-          <w:rPr>
-            <w:color w:val="0000EE"/>
-            <w:u w:val="single"/>
-          </w:rPr>
-          <w:t>約7:32–36</w:t>
-        </w:r>
-      </w:hyperlink>
+      <w:r>
+        <w:rPr>
+          <w:lang w:val="zh_TW" w:bidi="zh_TW"/>
+        </w:rPr>
+        <w:t>約7:32–36</w:t>
+      </w:r>
       <w:r>
         <w:rPr>
           <w:lang w:val="zh_TW" w:bidi="zh_TW"/>
         </w:rPr>
         <w:t>，</w:t>
       </w:r>
-      <w:hyperlink r:id="rId183">
-        <w:r>
-          <w:rPr>
-            <w:lang w:val="zh_TW" w:bidi="zh_TW"/>
-          </w:rPr>
-          <w:rPr>
-            <w:color w:val="0000EE"/>
-            <w:u w:val="single"/>
-          </w:rPr>
-          <w:t>9:40–41</w:t>
-        </w:r>
-      </w:hyperlink>
+      <w:r>
+        <w:rPr>
+          <w:lang w:val="zh_TW" w:bidi="zh_TW"/>
+        </w:rPr>
+        <w:t>9:40–41</w:t>
+      </w:r>
       <w:r>
         <w:rPr>
           <w:lang w:val="zh_TW" w:bidi="zh_TW"/>
         </w:rPr>
         <w:t>，</w:t>
       </w:r>
-      <w:hyperlink r:id="rId184">
-        <w:r>
-          <w:rPr>
-            <w:lang w:val="zh_TW" w:bidi="zh_TW"/>
-          </w:rPr>
-          <w:rPr>
-            <w:color w:val="0000EE"/>
-            <w:u w:val="single"/>
-          </w:rPr>
-          <w:t>12:40；</w:t>
-        </w:r>
-      </w:hyperlink>
-      <w:hyperlink r:id="rId185">
-        <w:r>
-          <w:rPr>
-            <w:lang w:val="zh_TW" w:bidi="zh_TW"/>
-          </w:rPr>
-          <w:rPr>
-            <w:color w:val="0000EE"/>
-            <w:u w:val="single"/>
-          </w:rPr>
-          <w:t>羅1:21；</w:t>
-        </w:r>
-      </w:hyperlink>
-      <w:hyperlink r:id="rId186">
-        <w:r>
-          <w:rPr>
-            <w:lang w:val="zh_TW" w:bidi="zh_TW"/>
-          </w:rPr>
-          <w:rPr>
-            <w:color w:val="0000EE"/>
-            <w:u w:val="single"/>
-          </w:rPr>
-          <w:t>林後3:13–18</w:t>
-        </w:r>
-      </w:hyperlink>
+      <w:r>
+        <w:rPr>
+          <w:lang w:val="zh_TW" w:bidi="zh_TW"/>
+        </w:rPr>
+        <w:t>12:40；</w:t>
+      </w:r>
+      <w:r>
+        <w:rPr>
+          <w:lang w:val="zh_TW" w:bidi="zh_TW"/>
+        </w:rPr>
+        <w:t>羅1:21；</w:t>
+      </w:r>
+      <w:r>
+        <w:rPr>
+          <w:lang w:val="zh_TW" w:bidi="zh_TW"/>
+        </w:rPr>
+        <w:t>林後3:13–18</w:t>
+      </w:r>
       <w:r>
         <w:rPr>
           <w:lang w:val="zh_TW" w:bidi="zh_TW"/>
         </w:rPr>
         <w:t>，</w:t>
       </w:r>
-      <w:hyperlink r:id="rId187">
-        <w:r>
-          <w:rPr>
-            <w:lang w:val="zh_TW" w:bidi="zh_TW"/>
-          </w:rPr>
-          <w:rPr>
-            <w:color w:val="0000EE"/>
-            <w:u w:val="single"/>
-          </w:rPr>
-          <w:t>4:3–4；</w:t>
-        </w:r>
-      </w:hyperlink>
-      <w:hyperlink r:id="rId188">
-        <w:r>
-          <w:rPr>
-            <w:lang w:val="zh_TW" w:bidi="zh_TW"/>
-          </w:rPr>
-          <w:rPr>
-            <w:color w:val="0000EE"/>
-            <w:u w:val="single"/>
-          </w:rPr>
-          <w:t>約一2:9–11；</w:t>
-        </w:r>
-      </w:hyperlink>
-      <w:hyperlink r:id="rId189">
-        <w:r>
-          <w:rPr>
-            <w:lang w:val="zh_TW" w:bidi="zh_TW"/>
-          </w:rPr>
-          <w:rPr>
-            <w:color w:val="0000EE"/>
-            <w:u w:val="single"/>
-          </w:rPr>
-          <w:t>啟3:17</w:t>
-        </w:r>
-      </w:hyperlink>
+      <w:r>
+        <w:rPr>
+          <w:lang w:val="zh_TW" w:bidi="zh_TW"/>
+        </w:rPr>
+        <w:t>4:3–4；</w:t>
+      </w:r>
+      <w:r>
+        <w:rPr>
+          <w:lang w:val="zh_TW" w:bidi="zh_TW"/>
+        </w:rPr>
+        <w:t>約一2:9–11；</w:t>
+      </w:r>
+      <w:r>
+        <w:rPr>
+          <w:lang w:val="zh_TW" w:bidi="zh_TW"/>
+        </w:rPr>
+        <w:t>啟3:17</w:t>
+      </w:r>
       <w:r>
         <w:rPr>
           <w:lang w:val="zh_TW" w:bidi="zh_TW"/>
@@ -4430,126 +3218,72 @@
         </w:rPr>
         <w:t>這個名詞（例如，見</w:t>
       </w:r>
-      <w:hyperlink r:id="rId190">
-        <w:r>
-          <w:rPr>
-            <w:lang w:val="zh_TW" w:bidi="zh_TW"/>
-          </w:rPr>
-          <w:rPr>
-            <w:color w:val="0000EE"/>
-            <w:u w:val="single"/>
-          </w:rPr>
-          <w:t>太8:8–10；</w:t>
-        </w:r>
-      </w:hyperlink>
-      <w:hyperlink r:id="rId191">
-        <w:r>
-          <w:rPr>
-            <w:lang w:val="zh_TW" w:bidi="zh_TW"/>
-          </w:rPr>
-          <w:rPr>
-            <w:color w:val="0000EE"/>
-            <w:u w:val="single"/>
-          </w:rPr>
-          <w:t>可11:22；</w:t>
-        </w:r>
-      </w:hyperlink>
-      <w:hyperlink r:id="rId192">
-        <w:r>
-          <w:rPr>
-            <w:lang w:val="zh_TW" w:bidi="zh_TW"/>
-          </w:rPr>
-          <w:rPr>
-            <w:color w:val="0000EE"/>
-            <w:u w:val="single"/>
-          </w:rPr>
-          <w:t>徒20:21；</w:t>
-        </w:r>
-      </w:hyperlink>
-      <w:hyperlink r:id="rId193">
-        <w:r>
-          <w:rPr>
-            <w:lang w:val="zh_TW" w:bidi="zh_TW"/>
-          </w:rPr>
-          <w:rPr>
-            <w:color w:val="0000EE"/>
-            <w:u w:val="single"/>
-          </w:rPr>
-          <w:t>羅1:17</w:t>
-        </w:r>
-      </w:hyperlink>
+      <w:r>
+        <w:rPr>
+          <w:lang w:val="zh_TW" w:bidi="zh_TW"/>
+        </w:rPr>
+        <w:t>太8:8–10；</w:t>
+      </w:r>
+      <w:r>
+        <w:rPr>
+          <w:lang w:val="zh_TW" w:bidi="zh_TW"/>
+        </w:rPr>
+        <w:t>可11:22；</w:t>
+      </w:r>
+      <w:r>
+        <w:rPr>
+          <w:lang w:val="zh_TW" w:bidi="zh_TW"/>
+        </w:rPr>
+        <w:t>徒20:21；</w:t>
+      </w:r>
+      <w:r>
+        <w:rPr>
+          <w:lang w:val="zh_TW" w:bidi="zh_TW"/>
+        </w:rPr>
+        <w:t>羅1:17</w:t>
+      </w:r>
       <w:r>
         <w:rPr>
           <w:lang w:val="zh_TW" w:bidi="zh_TW"/>
         </w:rPr>
         <w:t>，</w:t>
       </w:r>
-      <w:hyperlink r:id="rId194">
-        <w:r>
-          <w:rPr>
-            <w:lang w:val="zh_TW" w:bidi="zh_TW"/>
-          </w:rPr>
-          <w:rPr>
-            <w:color w:val="0000EE"/>
-            <w:u w:val="single"/>
-          </w:rPr>
-          <w:t>3:27–31</w:t>
-        </w:r>
-      </w:hyperlink>
+      <w:r>
+        <w:rPr>
+          <w:lang w:val="zh_TW" w:bidi="zh_TW"/>
+        </w:rPr>
+        <w:t>3:27–31</w:t>
+      </w:r>
       <w:r>
         <w:rPr>
           <w:lang w:val="zh_TW" w:bidi="zh_TW"/>
         </w:rPr>
         <w:t>，</w:t>
       </w:r>
-      <w:hyperlink r:id="rId195">
-        <w:r>
-          <w:rPr>
-            <w:lang w:val="zh_TW" w:bidi="zh_TW"/>
-          </w:rPr>
-          <w:rPr>
-            <w:color w:val="0000EE"/>
-            <w:u w:val="single"/>
-          </w:rPr>
-          <w:t>4:3–5；</w:t>
-        </w:r>
-      </w:hyperlink>
-      <w:hyperlink r:id="rId196">
-        <w:r>
-          <w:rPr>
-            <w:lang w:val="zh_TW" w:bidi="zh_TW"/>
-          </w:rPr>
-          <w:rPr>
-            <w:color w:val="0000EE"/>
-            <w:u w:val="single"/>
-          </w:rPr>
-          <w:t>來11:1–39；</w:t>
-        </w:r>
-      </w:hyperlink>
-      <w:hyperlink r:id="rId197">
-        <w:r>
-          <w:rPr>
-            <w:lang w:val="zh_TW" w:bidi="zh_TW"/>
-          </w:rPr>
-          <w:rPr>
-            <w:color w:val="0000EE"/>
-            <w:u w:val="single"/>
-          </w:rPr>
-          <w:t>雅2:14–24；</w:t>
-        </w:r>
-      </w:hyperlink>
-      <w:hyperlink r:id="rId198">
-        <w:r>
-          <w:rPr>
-            <w:lang w:val="zh_TW" w:bidi="zh_TW"/>
-          </w:rPr>
-          <w:rPr>
-            <w:color w:val="0000EE"/>
-            <w:u w:val="single"/>
-          </w:rPr>
-          <w:t>彼前1:5–7</w:t>
-        </w:r>
-      </w:hyperlink>
+      <w:r>
+        <w:rPr>
+          <w:lang w:val="zh_TW" w:bidi="zh_TW"/>
+        </w:rPr>
+        <w:t>4:3–5；</w:t>
+      </w:r>
+      <w:r>
+        <w:rPr>
+          <w:lang w:val="zh_TW" w:bidi="zh_TW"/>
+        </w:rPr>
+        <w:t>來11:1–39；</w:t>
+      </w:r>
+      <w:r>
+        <w:rPr>
+          <w:lang w:val="zh_TW" w:bidi="zh_TW"/>
+        </w:rPr>
+        <w:t>雅2:14–24；</w:t>
+      </w:r>
+      <w:r>
+        <w:rPr>
+          <w:lang w:val="zh_TW" w:bidi="zh_TW"/>
+        </w:rPr>
+        <w:t>彼前1:5–7</w:t>
+      </w:r>
       <w:r>
         <w:rPr>
           <w:lang w:val="zh_TW" w:bidi="zh_TW"/>
@@ -4610,66 +3344,42 @@
         </w:rPr>
         <w:t>信也包含一種委身，要讓耶穌那關於「信靠祂」的呼召改變人的生活方式。信就是神要我們做的工（</w:t>
       </w:r>
-      <w:hyperlink r:id="rId199">
-        <w:r>
-          <w:rPr>
-            <w:lang w:val="zh_TW" w:bidi="zh_TW"/>
-          </w:rPr>
-          <w:rPr>
-            <w:color w:val="0000EE"/>
-            <w:u w:val="single"/>
-          </w:rPr>
-          <w:t>約6:29</w:t>
-        </w:r>
-      </w:hyperlink>
+      <w:r>
+        <w:rPr>
+          <w:lang w:val="zh_TW" w:bidi="zh_TW"/>
+        </w:rPr>
+        <w:t>約6:29</w:t>
+      </w:r>
       <w:r>
         <w:rPr>
           <w:lang w:val="zh_TW" w:bidi="zh_TW"/>
         </w:rPr>
         <w:t>）。我們藉著遵循耶穌的教導、愛祂並遵行祂的命令來活出信（</w:t>
       </w:r>
-      <w:hyperlink r:id="rId200">
-        <w:r>
-          <w:rPr>
-            <w:lang w:val="zh_TW" w:bidi="zh_TW"/>
-          </w:rPr>
-          <w:rPr>
-            <w:color w:val="0000EE"/>
-            <w:u w:val="single"/>
-          </w:rPr>
-          <w:t>約8:31，</w:t>
-        </w:r>
-      </w:hyperlink>
-      <w:hyperlink r:id="rId201">
-        <w:r>
-          <w:rPr>
-            <w:lang w:val="zh_TW" w:bidi="zh_TW"/>
-          </w:rPr>
-          <w:rPr>
-            <w:color w:val="0000EE"/>
-            <w:u w:val="single"/>
-          </w:rPr>
-          <w:t>15:1–17</w:t>
-        </w:r>
-      </w:hyperlink>
+      <w:r>
+        <w:rPr>
+          <w:lang w:val="zh_TW" w:bidi="zh_TW"/>
+        </w:rPr>
+        <w:t>約8:31，</w:t>
+      </w:r>
+      <w:r>
+        <w:rPr>
+          <w:lang w:val="zh_TW" w:bidi="zh_TW"/>
+        </w:rPr>
+        <w:t>15:1–17</w:t>
+      </w:r>
       <w:r>
         <w:rPr>
           <w:lang w:val="zh_TW" w:bidi="zh_TW"/>
         </w:rPr>
         <w:t>；見</w:t>
       </w:r>
-      <w:hyperlink r:id="rId202">
-        <w:r>
-          <w:rPr>
-            <w:lang w:val="zh_TW" w:bidi="zh_TW"/>
-          </w:rPr>
-          <w:rPr>
-            <w:color w:val="0000EE"/>
-            <w:u w:val="single"/>
-          </w:rPr>
-          <w:t>約一5:10</w:t>
-        </w:r>
-      </w:hyperlink>
+      <w:r>
+        <w:rPr>
+          <w:lang w:val="zh_TW" w:bidi="zh_TW"/>
+        </w:rPr>
+        <w:t>約一5:10</w:t>
+      </w:r>
       <w:r>
         <w:rPr>
           <w:lang w:val="zh_TW" w:bidi="zh_TW"/>
@@ -4699,258 +3409,150 @@
           <w:lang w:val="zh_TW" w:bidi="zh_TW"/>
         </w:rPr>
       </w:r>
-      <w:hyperlink r:id="rId203">
-        <w:r>
-          <w:rPr>
-            <w:lang w:val="zh_TW" w:bidi="zh_TW"/>
-          </w:rPr>
-          <w:rPr>
-            <w:color w:val="0000EE"/>
-            <w:u w:val="single"/>
-          </w:rPr>
-          <w:t>創15:6</w:t>
-        </w:r>
-      </w:hyperlink>
+      <w:r>
+        <w:rPr>
+          <w:lang w:val="zh_TW" w:bidi="zh_TW"/>
+        </w:rPr>
+        <w:t>創15:6</w:t>
+      </w:r>
       <w:r>
         <w:rPr>
           <w:lang w:val="zh_TW" w:bidi="zh_TW"/>
         </w:rPr>
         <w:t>；</w:t>
       </w:r>
-      <w:hyperlink r:id="rId204">
-        <w:r>
-          <w:rPr>
-            <w:lang w:val="zh_TW" w:bidi="zh_TW"/>
-          </w:rPr>
-          <w:rPr>
-            <w:color w:val="0000EE"/>
-            <w:u w:val="single"/>
-          </w:rPr>
-          <w:t>賽28:16</w:t>
-        </w:r>
-      </w:hyperlink>
+      <w:r>
+        <w:rPr>
+          <w:lang w:val="zh_TW" w:bidi="zh_TW"/>
+        </w:rPr>
+        <w:t>賽28:16</w:t>
+      </w:r>
       <w:r>
         <w:rPr>
           <w:lang w:val="zh_TW" w:bidi="zh_TW"/>
         </w:rPr>
         <w:t>；</w:t>
       </w:r>
-      <w:hyperlink r:id="rId205">
-        <w:r>
-          <w:rPr>
-            <w:lang w:val="zh_TW" w:bidi="zh_TW"/>
-          </w:rPr>
-          <w:rPr>
-            <w:color w:val="0000EE"/>
-            <w:u w:val="single"/>
-          </w:rPr>
-          <w:t>可1:15，</w:t>
-        </w:r>
-      </w:hyperlink>
-      <w:hyperlink r:id="rId206">
-        <w:r>
-          <w:rPr>
-            <w:lang w:val="zh_TW" w:bidi="zh_TW"/>
-          </w:rPr>
-          <w:rPr>
-            <w:color w:val="0000EE"/>
-            <w:u w:val="single"/>
-          </w:rPr>
-          <w:t>可9:23–24</w:t>
-        </w:r>
-      </w:hyperlink>
+      <w:r>
+        <w:rPr>
+          <w:lang w:val="zh_TW" w:bidi="zh_TW"/>
+        </w:rPr>
+        <w:t>可1:15，</w:t>
+      </w:r>
+      <w:r>
+        <w:rPr>
+          <w:lang w:val="zh_TW" w:bidi="zh_TW"/>
+        </w:rPr>
+        <w:t>可9:23–24</w:t>
+      </w:r>
       <w:r>
         <w:rPr>
           <w:lang w:val="zh_TW" w:bidi="zh_TW"/>
         </w:rPr>
         <w:t>；</w:t>
       </w:r>
-      <w:hyperlink r:id="rId207">
-        <w:r>
-          <w:rPr>
-            <w:lang w:val="zh_TW" w:bidi="zh_TW"/>
-          </w:rPr>
-          <w:rPr>
-            <w:color w:val="0000EE"/>
-            <w:u w:val="single"/>
-          </w:rPr>
-          <w:t>約1:12–13，</w:t>
-        </w:r>
-      </w:hyperlink>
-      <w:hyperlink r:id="rId208">
-        <w:r>
-          <w:rPr>
-            <w:lang w:val="zh_TW" w:bidi="zh_TW"/>
-          </w:rPr>
-          <w:rPr>
-            <w:color w:val="0000EE"/>
-            <w:u w:val="single"/>
-          </w:rPr>
-          <w:t>約3:10–18，</w:t>
-        </w:r>
-      </w:hyperlink>
-      <w:hyperlink r:id="rId209">
-        <w:r>
-          <w:rPr>
-            <w:lang w:val="zh_TW" w:bidi="zh_TW"/>
-          </w:rPr>
-          <w:rPr>
-            <w:color w:val="0000EE"/>
-            <w:u w:val="single"/>
-          </w:rPr>
-          <w:t>約5:24，</w:t>
-        </w:r>
-      </w:hyperlink>
-      <w:hyperlink r:id="rId210">
-        <w:r>
-          <w:rPr>
-            <w:lang w:val="zh_TW" w:bidi="zh_TW"/>
-          </w:rPr>
-          <w:rPr>
-            <w:color w:val="0000EE"/>
-            <w:u w:val="single"/>
-          </w:rPr>
-          <w:t>約6:35–36，</w:t>
-        </w:r>
-      </w:hyperlink>
-      <w:hyperlink r:id="rId211">
-        <w:r>
-          <w:rPr>
-            <w:lang w:val="zh_TW" w:bidi="zh_TW"/>
-          </w:rPr>
-          <w:rPr>
-            <w:color w:val="0000EE"/>
-            <w:u w:val="single"/>
-          </w:rPr>
-          <w:t>約7:38，</w:t>
-        </w:r>
-      </w:hyperlink>
-      <w:hyperlink r:id="rId91">
-        <w:r>
-          <w:rPr>
-            <w:lang w:val="zh_TW" w:bidi="zh_TW"/>
-          </w:rPr>
-          <w:rPr>
-            <w:color w:val="0000EE"/>
-            <w:u w:val="single"/>
-          </w:rPr>
-          <w:t>約9:35–38，</w:t>
-        </w:r>
-      </w:hyperlink>
-      <w:hyperlink r:id="rId212">
-        <w:r>
-          <w:rPr>
-            <w:lang w:val="zh_TW" w:bidi="zh_TW"/>
-          </w:rPr>
-          <w:rPr>
-            <w:color w:val="0000EE"/>
-            <w:u w:val="single"/>
-          </w:rPr>
-          <w:t>約11:25–27，</w:t>
-        </w:r>
-      </w:hyperlink>
-      <w:hyperlink r:id="rId153">
-        <w:r>
-          <w:rPr>
-            <w:lang w:val="zh_TW" w:bidi="zh_TW"/>
-          </w:rPr>
-          <w:rPr>
-            <w:color w:val="0000EE"/>
-            <w:u w:val="single"/>
-          </w:rPr>
-          <w:t>約12:37，</w:t>
-        </w:r>
-      </w:hyperlink>
-      <w:hyperlink r:id="rId213">
-        <w:r>
-          <w:rPr>
-            <w:lang w:val="zh_TW" w:bidi="zh_TW"/>
-          </w:rPr>
-          <w:rPr>
-            <w:color w:val="0000EE"/>
-            <w:u w:val="single"/>
-          </w:rPr>
-          <w:t>約20:25–31</w:t>
-        </w:r>
-      </w:hyperlink>
+      <w:r>
+        <w:rPr>
+          <w:lang w:val="zh_TW" w:bidi="zh_TW"/>
+        </w:rPr>
+        <w:t>約1:12–13，</w:t>
+      </w:r>
+      <w:r>
+        <w:rPr>
+          <w:lang w:val="zh_TW" w:bidi="zh_TW"/>
+        </w:rPr>
+        <w:t>約3:10–18，</w:t>
+      </w:r>
+      <w:r>
+        <w:rPr>
+          <w:lang w:val="zh_TW" w:bidi="zh_TW"/>
+        </w:rPr>
+        <w:t>約5:24，</w:t>
+      </w:r>
+      <w:r>
+        <w:rPr>
+          <w:lang w:val="zh_TW" w:bidi="zh_TW"/>
+        </w:rPr>
+        <w:t>約6:35–36，</w:t>
+      </w:r>
+      <w:r>
+        <w:rPr>
+          <w:lang w:val="zh_TW" w:bidi="zh_TW"/>
+        </w:rPr>
+        <w:t>約7:38，</w:t>
+      </w:r>
+      <w:r>
+        <w:rPr>
+          <w:lang w:val="zh_TW" w:bidi="zh_TW"/>
+        </w:rPr>
+        <w:t>約9:35–38，</w:t>
+      </w:r>
+      <w:r>
+        <w:rPr>
+          <w:lang w:val="zh_TW" w:bidi="zh_TW"/>
+        </w:rPr>
+        <w:t>約11:25–27，</w:t>
+      </w:r>
+      <w:r>
+        <w:rPr>
+          <w:lang w:val="zh_TW" w:bidi="zh_TW"/>
+        </w:rPr>
+        <w:t>約12:37，</w:t>
+      </w:r>
+      <w:r>
+        <w:rPr>
+          <w:lang w:val="zh_TW" w:bidi="zh_TW"/>
+        </w:rPr>
+        <w:t>約20:25–31</w:t>
+      </w:r>
       <w:r>
         <w:rPr>
           <w:lang w:val="zh_TW" w:bidi="zh_TW"/>
         </w:rPr>
         <w:t>；</w:t>
       </w:r>
-      <w:hyperlink r:id="rId214">
-        <w:r>
-          <w:rPr>
-            <w:lang w:val="zh_TW" w:bidi="zh_TW"/>
-          </w:rPr>
-          <w:rPr>
-            <w:color w:val="0000EE"/>
-            <w:u w:val="single"/>
-          </w:rPr>
-          <w:t>徒10:43，</w:t>
-        </w:r>
-      </w:hyperlink>
-      <w:hyperlink r:id="rId215">
-        <w:r>
-          <w:rPr>
-            <w:lang w:val="zh_TW" w:bidi="zh_TW"/>
-          </w:rPr>
-          <w:rPr>
-            <w:color w:val="0000EE"/>
-            <w:u w:val="single"/>
-          </w:rPr>
-          <w:t>徒13:39</w:t>
-        </w:r>
-      </w:hyperlink>
+      <w:r>
+        <w:rPr>
+          <w:lang w:val="zh_TW" w:bidi="zh_TW"/>
+        </w:rPr>
+        <w:t>徒10:43，</w:t>
+      </w:r>
+      <w:r>
+        <w:rPr>
+          <w:lang w:val="zh_TW" w:bidi="zh_TW"/>
+        </w:rPr>
+        <w:t>徒13:39</w:t>
+      </w:r>
       <w:r>
         <w:rPr>
           <w:lang w:val="zh_TW" w:bidi="zh_TW"/>
         </w:rPr>
         <w:t>；</w:t>
       </w:r>
-      <w:hyperlink r:id="rId216">
-        <w:r>
-          <w:rPr>
-            <w:lang w:val="zh_TW" w:bidi="zh_TW"/>
-          </w:rPr>
-          <w:rPr>
-            <w:color w:val="0000EE"/>
-            <w:u w:val="single"/>
-          </w:rPr>
-          <w:t>羅1:16，</w:t>
-        </w:r>
-      </w:hyperlink>
-      <w:hyperlink r:id="rId217">
-        <w:r>
-          <w:rPr>
-            <w:lang w:val="zh_TW" w:bidi="zh_TW"/>
-          </w:rPr>
-          <w:rPr>
-            <w:color w:val="0000EE"/>
-            <w:u w:val="single"/>
-          </w:rPr>
-          <w:t>羅10:9–10</w:t>
-        </w:r>
-      </w:hyperlink>
+      <w:r>
+        <w:rPr>
+          <w:lang w:val="zh_TW" w:bidi="zh_TW"/>
+        </w:rPr>
+        <w:t>羅1:16，</w:t>
+      </w:r>
+      <w:r>
+        <w:rPr>
+          <w:lang w:val="zh_TW" w:bidi="zh_TW"/>
+        </w:rPr>
+        <w:t>羅10:9–10</w:t>
+      </w:r>
       <w:r>
         <w:rPr>
           <w:lang w:val="zh_TW" w:bidi="zh_TW"/>
         </w:rPr>
         <w:t>；</w:t>
       </w:r>
-      <w:hyperlink r:id="rId218">
-        <w:r>
-          <w:rPr>
-            <w:lang w:val="zh_TW" w:bidi="zh_TW"/>
-          </w:rPr>
-          <w:rPr>
-            <w:color w:val="0000EE"/>
-            <w:u w:val="single"/>
-          </w:rPr>
-          <w:t>來4:3</w:t>
-        </w:r>
-      </w:hyperlink>
+      <w:r>
+        <w:rPr>
+          <w:lang w:val="zh_TW" w:bidi="zh_TW"/>
+        </w:rPr>
+        <w:t>來4:3</w:t>
+      </w:r>
       <w:r>
         <w:rPr>
           <w:lang w:val="zh_TW" w:bidi="zh_TW"/>
